--- a/public/labs/pmzi/ЛР10_ПМЗІ_Ідентифікація_та_аутентифікація_користувачів.docx
+++ b/public/labs/pmzi/ЛР10_ПМЗІ_Ідентифікація_та_аутентифікація_користувачів.docx
@@ -15,7 +15,7 @@
         <w:pStyle w:val="Subtitle"/>
       </w:pPr>
       <w:r>
-        <w:t xml:space="preserve">Ідентифікація та аутентифікація користувачів</w:t>
+        <w:t xml:space="preserve">Реалізація алгоритму ідентифікації і аутентифікації користувачів в мережі. Блок-схема алгоритму</w:t>
       </w:r>
     </w:p>
     <w:p>
@@ -51,7 +51,7 @@
         <w:t xml:space="preserve"> </w:t>
       </w:r>
       <w:r>
-        <w:t xml:space="preserve">ПК з встановленим Python 3.8+ або C++ компілятором; Середовище розробки (VS Code, PyCharm, Visual Studio); Доступ до Інтернету для перевірки TOTP.</w:t>
+        <w:t xml:space="preserve">ПК з встановленим C++ компілятором (MSVC, MinGW або GCC); Середовище розробки (Visual Studio, VS Code); Доступ до Інтернету для перевірки TOTP.</w:t>
       </w:r>
     </w:p>
     <w:p>
@@ -1376,13 +1376,13 @@
         <w:t xml:space="preserve">Приклад виконання</w:t>
       </w:r>
     </w:p>
-    <w:bookmarkStart w:id="16" w:name="завдання-1-реєстрація-користувача-python"/>
+    <w:bookmarkStart w:id="16" w:name="завдання-1-реєстрація-користувача"/>
     <w:p>
       <w:pPr>
         <w:pStyle w:val="Heading3"/>
       </w:pPr>
       <w:r>
-        <w:t xml:space="preserve">Завдання 1: Реєстрація користувача (Python)</w:t>
+        <w:t xml:space="preserve">Завдання 1: Реєстрація користувача</w:t>
       </w:r>
     </w:p>
     <w:p>
@@ -1393,739 +1393,890 @@
         <w:rPr>
           <w:rStyle w:val="VerbatimChar"/>
         </w:rPr>
-        <w:t xml:space="preserve">import hashlib</w:t>
-      </w:r>
-      <w:r>
-        <w:br/>
-      </w:r>
-      <w:r>
-        <w:rPr>
-          <w:rStyle w:val="VerbatimChar"/>
-        </w:rPr>
-        <w:t xml:space="preserve">import secrets</w:t>
-      </w:r>
-      <w:r>
-        <w:br/>
-      </w:r>
-      <w:r>
-        <w:rPr>
-          <w:rStyle w:val="VerbatimChar"/>
-        </w:rPr>
-        <w:t xml:space="preserve">import hmac</w:t>
-      </w:r>
-      <w:r>
-        <w:br/>
-      </w:r>
-      <w:r>
-        <w:rPr>
-          <w:rStyle w:val="VerbatimChar"/>
-        </w:rPr>
-        <w:t xml:space="preserve">from typing import Tuple, Optional</w:t>
-      </w:r>
-      <w:r>
-        <w:br/>
-      </w:r>
-      <w:r>
-        <w:br/>
-      </w:r>
-      <w:r>
-        <w:rPr>
-          <w:rStyle w:val="VerbatimChar"/>
-        </w:rPr>
-        <w:t xml:space="preserve">class PasswordManager:</w:t>
-      </w:r>
-      <w:r>
-        <w:br/>
-      </w:r>
-      <w:r>
-        <w:rPr>
-          <w:rStyle w:val="VerbatimChar"/>
-        </w:rPr>
-        <w:t xml:space="preserve">    """Безпечне управління паролями з хешуванням і сіллю."""</w:t>
-      </w:r>
-      <w:r>
-        <w:br/>
-      </w:r>
-      <w:r>
-        <w:br/>
-      </w:r>
-      <w:r>
-        <w:rPr>
-          <w:rStyle w:val="VerbatimChar"/>
-        </w:rPr>
-        <w:t xml:space="preserve">    SALT_LENGTH = 16  # 128 біт</w:t>
-      </w:r>
-      <w:r>
-        <w:br/>
-      </w:r>
-      <w:r>
-        <w:rPr>
-          <w:rStyle w:val="VerbatimChar"/>
-        </w:rPr>
-        <w:t xml:space="preserve">    ITERATIONS = 100000  # Для PBKDF2</w:t>
-      </w:r>
-      <w:r>
-        <w:br/>
-      </w:r>
-      <w:r>
-        <w:br/>
-      </w:r>
-      <w:r>
-        <w:rPr>
-          <w:rStyle w:val="VerbatimChar"/>
-        </w:rPr>
-        <w:t xml:space="preserve">    @staticmethod</w:t>
-      </w:r>
-      <w:r>
-        <w:br/>
-      </w:r>
-      <w:r>
-        <w:rPr>
-          <w:rStyle w:val="VerbatimChar"/>
-        </w:rPr>
-        <w:t xml:space="preserve">    def generate_salt() -&gt; bytes:</w:t>
-      </w:r>
-      <w:r>
-        <w:br/>
-      </w:r>
-      <w:r>
-        <w:rPr>
-          <w:rStyle w:val="VerbatimChar"/>
-        </w:rPr>
-        <w:t xml:space="preserve">        """Генерує криптографічно безпечну сіль."""</w:t>
-      </w:r>
-      <w:r>
-        <w:br/>
-      </w:r>
-      <w:r>
-        <w:rPr>
-          <w:rStyle w:val="VerbatimChar"/>
-        </w:rPr>
-        <w:t xml:space="preserve">        return secrets.token_bytes(PasswordManager.SALT_LENGTH)</w:t>
-      </w:r>
-      <w:r>
-        <w:br/>
-      </w:r>
-      <w:r>
-        <w:br/>
-      </w:r>
-      <w:r>
-        <w:rPr>
-          <w:rStyle w:val="VerbatimChar"/>
-        </w:rPr>
-        <w:t xml:space="preserve">    @staticmethod</w:t>
-      </w:r>
-      <w:r>
-        <w:br/>
-      </w:r>
-      <w:r>
-        <w:rPr>
-          <w:rStyle w:val="VerbatimChar"/>
-        </w:rPr>
-        <w:t xml:space="preserve">    def hash_password(password: str, salt: bytes) -&gt; bytes:</w:t>
-      </w:r>
-      <w:r>
-        <w:br/>
-      </w:r>
-      <w:r>
-        <w:rPr>
-          <w:rStyle w:val="VerbatimChar"/>
-        </w:rPr>
-        <w:t xml:space="preserve">        """</w:t>
-      </w:r>
-      <w:r>
-        <w:br/>
-      </w:r>
-      <w:r>
-        <w:rPr>
-          <w:rStyle w:val="VerbatimChar"/>
-        </w:rPr>
-        <w:t xml:space="preserve">        Хешує пароль з сіллю використовуючи PBKDF2.</w:t>
-      </w:r>
-      <w:r>
-        <w:br/>
-      </w:r>
-      <w:r>
-        <w:rPr>
-          <w:rStyle w:val="VerbatimChar"/>
-        </w:rPr>
-        <w:t xml:space="preserve">        PBKDF2 краще за простий SHA256 через ітерації.</w:t>
-      </w:r>
-      <w:r>
-        <w:br/>
-      </w:r>
-      <w:r>
-        <w:rPr>
-          <w:rStyle w:val="VerbatimChar"/>
-        </w:rPr>
-        <w:t xml:space="preserve">        """</w:t>
-      </w:r>
-      <w:r>
-        <w:br/>
-      </w:r>
-      <w:r>
-        <w:rPr>
-          <w:rStyle w:val="VerbatimChar"/>
-        </w:rPr>
-        <w:t xml:space="preserve">        return hashlib.pbkdf2_hmac(</w:t>
-      </w:r>
-      <w:r>
-        <w:br/>
-      </w:r>
-      <w:r>
-        <w:rPr>
-          <w:rStyle w:val="VerbatimChar"/>
-        </w:rPr>
-        <w:t xml:space="preserve">            'sha256',</w:t>
-      </w:r>
-      <w:r>
-        <w:br/>
-      </w:r>
-      <w:r>
-        <w:rPr>
-          <w:rStyle w:val="VerbatimChar"/>
-        </w:rPr>
-        <w:t xml:space="preserve">            password.encode('utf-8'),</w:t>
-      </w:r>
-      <w:r>
-        <w:br/>
-      </w:r>
-      <w:r>
-        <w:rPr>
-          <w:rStyle w:val="VerbatimChar"/>
-        </w:rPr>
-        <w:t xml:space="preserve">            salt,</w:t>
-      </w:r>
-      <w:r>
-        <w:br/>
-      </w:r>
-      <w:r>
-        <w:rPr>
-          <w:rStyle w:val="VerbatimChar"/>
-        </w:rPr>
-        <w:t xml:space="preserve">            PasswordManager.ITERATIONS</w:t>
-      </w:r>
-      <w:r>
-        <w:br/>
-      </w:r>
-      <w:r>
-        <w:rPr>
-          <w:rStyle w:val="VerbatimChar"/>
-        </w:rPr>
-        <w:t xml:space="preserve">        )</w:t>
-      </w:r>
-      <w:r>
-        <w:br/>
-      </w:r>
-      <w:r>
-        <w:br/>
-      </w:r>
-      <w:r>
-        <w:rPr>
-          <w:rStyle w:val="VerbatimChar"/>
-        </w:rPr>
-        <w:t xml:space="preserve">    @staticmethod</w:t>
-      </w:r>
-      <w:r>
-        <w:br/>
-      </w:r>
-      <w:r>
-        <w:rPr>
-          <w:rStyle w:val="VerbatimChar"/>
-        </w:rPr>
-        <w:t xml:space="preserve">    def simple_hash(password: str, salt: bytes) -&gt; bytes:</w:t>
-      </w:r>
-      <w:r>
-        <w:br/>
-      </w:r>
-      <w:r>
-        <w:rPr>
-          <w:rStyle w:val="VerbatimChar"/>
-        </w:rPr>
-        <w:t xml:space="preserve">        """</w:t>
-      </w:r>
-      <w:r>
-        <w:br/>
-      </w:r>
-      <w:r>
-        <w:rPr>
-          <w:rStyle w:val="VerbatimChar"/>
-        </w:rPr>
-        <w:t xml:space="preserve">        Простий хеш для демонстрації (salt + password).</w:t>
-      </w:r>
-      <w:r>
-        <w:br/>
-      </w:r>
-      <w:r>
-        <w:rPr>
-          <w:rStyle w:val="VerbatimChar"/>
-        </w:rPr>
-        <w:t xml:space="preserve">        У продакшені використовуйте PBKDF2, bcrypt або Argon2.</w:t>
-      </w:r>
-      <w:r>
-        <w:br/>
-      </w:r>
-      <w:r>
-        <w:rPr>
-          <w:rStyle w:val="VerbatimChar"/>
-        </w:rPr>
-        <w:t xml:space="preserve">        """</w:t>
-      </w:r>
-      <w:r>
-        <w:br/>
-      </w:r>
-      <w:r>
-        <w:rPr>
-          <w:rStyle w:val="VerbatimChar"/>
-        </w:rPr>
-        <w:t xml:space="preserve">        return hashlib.sha256(salt + password.encode('utf-8')).digest()</w:t>
-      </w:r>
-      <w:r>
-        <w:br/>
-      </w:r>
-      <w:r>
-        <w:br/>
-      </w:r>
-      <w:r>
-        <w:rPr>
-          <w:rStyle w:val="VerbatimChar"/>
-        </w:rPr>
-        <w:t xml:space="preserve">    def register_user(self, password: str) -&gt; Tuple[bytes, bytes]:</w:t>
-      </w:r>
-      <w:r>
-        <w:br/>
-      </w:r>
-      <w:r>
-        <w:rPr>
-          <w:rStyle w:val="VerbatimChar"/>
-        </w:rPr>
-        <w:t xml:space="preserve">        """</w:t>
-      </w:r>
-      <w:r>
-        <w:br/>
-      </w:r>
-      <w:r>
-        <w:rPr>
-          <w:rStyle w:val="VerbatimChar"/>
-        </w:rPr>
-        <w:t xml:space="preserve">        Реєструє користувача: генерує сіль і хеш.</w:t>
-      </w:r>
-      <w:r>
-        <w:br/>
-      </w:r>
-      <w:r>
-        <w:br/>
-      </w:r>
-      <w:r>
-        <w:rPr>
-          <w:rStyle w:val="VerbatimChar"/>
-        </w:rPr>
-        <w:t xml:space="preserve">        Returns:</w:t>
-      </w:r>
-      <w:r>
-        <w:br/>
-      </w:r>
-      <w:r>
-        <w:rPr>
-          <w:rStyle w:val="VerbatimChar"/>
-        </w:rPr>
-        <w:t xml:space="preserve">            (salt, hash) для збереження в БД</w:t>
-      </w:r>
-      <w:r>
-        <w:br/>
-      </w:r>
-      <w:r>
-        <w:rPr>
-          <w:rStyle w:val="VerbatimChar"/>
-        </w:rPr>
-        <w:t xml:space="preserve">        """</w:t>
-      </w:r>
-      <w:r>
-        <w:br/>
-      </w:r>
-      <w:r>
-        <w:rPr>
-          <w:rStyle w:val="VerbatimChar"/>
-        </w:rPr>
-        <w:t xml:space="preserve">        salt = self.generate_salt()</w:t>
-      </w:r>
-      <w:r>
-        <w:br/>
-      </w:r>
-      <w:r>
-        <w:rPr>
-          <w:rStyle w:val="VerbatimChar"/>
-        </w:rPr>
-        <w:t xml:space="preserve">        password_hash = self.hash_password(password, salt)</w:t>
-      </w:r>
-      <w:r>
-        <w:br/>
-      </w:r>
-      <w:r>
-        <w:rPr>
-          <w:rStyle w:val="VerbatimChar"/>
-        </w:rPr>
-        <w:t xml:space="preserve">        return (salt, password_hash)</w:t>
-      </w:r>
-      <w:r>
-        <w:br/>
-      </w:r>
-      <w:r>
-        <w:br/>
-      </w:r>
-      <w:r>
-        <w:rPr>
-          <w:rStyle w:val="VerbatimChar"/>
-        </w:rPr>
-        <w:t xml:space="preserve">    def verify_password(self, password: str, salt: bytes, stored_hash: bytes) -&gt; bool:</w:t>
-      </w:r>
-      <w:r>
-        <w:br/>
-      </w:r>
-      <w:r>
-        <w:rPr>
-          <w:rStyle w:val="VerbatimChar"/>
-        </w:rPr>
-        <w:t xml:space="preserve">        """</w:t>
-      </w:r>
-      <w:r>
-        <w:br/>
-      </w:r>
-      <w:r>
-        <w:rPr>
-          <w:rStyle w:val="VerbatimChar"/>
-        </w:rPr>
-        <w:t xml:space="preserve">        Перевіряє пароль.</w:t>
-      </w:r>
-      <w:r>
-        <w:br/>
-      </w:r>
-      <w:r>
-        <w:rPr>
-          <w:rStyle w:val="VerbatimChar"/>
-        </w:rPr>
-        <w:t xml:space="preserve">        Використовує constant-time порівняння для захисту від timing attacks.</w:t>
-      </w:r>
-      <w:r>
-        <w:br/>
-      </w:r>
-      <w:r>
-        <w:rPr>
-          <w:rStyle w:val="VerbatimChar"/>
-        </w:rPr>
-        <w:t xml:space="preserve">        """</w:t>
-      </w:r>
-      <w:r>
-        <w:br/>
-      </w:r>
-      <w:r>
-        <w:rPr>
-          <w:rStyle w:val="VerbatimChar"/>
-        </w:rPr>
-        <w:t xml:space="preserve">        computed_hash = self.hash_password(password, salt)</w:t>
-      </w:r>
-      <w:r>
-        <w:br/>
-      </w:r>
-      <w:r>
-        <w:rPr>
-          <w:rStyle w:val="VerbatimChar"/>
-        </w:rPr>
-        <w:t xml:space="preserve">        # hmac.compare_digest — безпечне порівняння (constant time)</w:t>
-      </w:r>
-      <w:r>
-        <w:br/>
-      </w:r>
-      <w:r>
-        <w:rPr>
-          <w:rStyle w:val="VerbatimChar"/>
-        </w:rPr>
-        <w:t xml:space="preserve">        return hmac.compare_digest(computed_hash, stored_hash)</w:t>
-      </w:r>
-      <w:r>
-        <w:br/>
-      </w:r>
-      <w:r>
-        <w:br/>
-      </w:r>
-      <w:r>
-        <w:rPr>
-          <w:rStyle w:val="VerbatimChar"/>
-        </w:rPr>
-        <w:t xml:space="preserve">def demo_registration():</w:t>
-      </w:r>
-      <w:r>
-        <w:br/>
-      </w:r>
-      <w:r>
-        <w:rPr>
-          <w:rStyle w:val="VerbatimChar"/>
-        </w:rPr>
-        <w:t xml:space="preserve">    print("=" * 60)</w:t>
-      </w:r>
-      <w:r>
-        <w:br/>
-      </w:r>
-      <w:r>
-        <w:rPr>
-          <w:rStyle w:val="VerbatimChar"/>
-        </w:rPr>
-        <w:t xml:space="preserve">    print("ДЕМОНСТРАЦІЯ РЕЄСТРАЦІЇ ТА ПЕРЕВІРКИ ПАРОЛЯ")</w:t>
-      </w:r>
-      <w:r>
-        <w:br/>
-      </w:r>
-      <w:r>
-        <w:rPr>
-          <w:rStyle w:val="VerbatimChar"/>
-        </w:rPr>
-        <w:t xml:space="preserve">    print("=" * 60)</w:t>
-      </w:r>
-      <w:r>
-        <w:br/>
-      </w:r>
-      <w:r>
-        <w:br/>
-      </w:r>
-      <w:r>
-        <w:rPr>
-          <w:rStyle w:val="VerbatimChar"/>
-        </w:rPr>
-        <w:t xml:space="preserve">    pm = PasswordManager()</w:t>
-      </w:r>
-      <w:r>
-        <w:br/>
-      </w:r>
-      <w:r>
-        <w:br/>
-      </w:r>
-      <w:r>
-        <w:rPr>
-          <w:rStyle w:val="VerbatimChar"/>
-        </w:rPr>
-        <w:t xml:space="preserve">    # Реєстрація користувача</w:t>
-      </w:r>
-      <w:r>
-        <w:br/>
-      </w:r>
-      <w:r>
-        <w:rPr>
-          <w:rStyle w:val="VerbatimChar"/>
-        </w:rPr>
-        <w:t xml:space="preserve">    password = "MySecurePassword123!"</w:t>
-      </w:r>
-      <w:r>
-        <w:br/>
-      </w:r>
-      <w:r>
-        <w:rPr>
-          <w:rStyle w:val="VerbatimChar"/>
-        </w:rPr>
-        <w:t xml:space="preserve">    salt, password_hash = pm.register_user(password)</w:t>
-      </w:r>
-      <w:r>
-        <w:br/>
-      </w:r>
-      <w:r>
-        <w:br/>
-      </w:r>
-      <w:r>
-        <w:rPr>
-          <w:rStyle w:val="VerbatimChar"/>
-        </w:rPr>
-        <w:t xml:space="preserve">    print(f"\nПароль: {password}")</w:t>
-      </w:r>
-      <w:r>
-        <w:br/>
-      </w:r>
-      <w:r>
-        <w:rPr>
-          <w:rStyle w:val="VerbatimChar"/>
-        </w:rPr>
-        <w:t xml:space="preserve">    print(f"Сіль (hex): {salt.hex()}")</w:t>
-      </w:r>
-      <w:r>
-        <w:br/>
-      </w:r>
-      <w:r>
-        <w:rPr>
-          <w:rStyle w:val="VerbatimChar"/>
-        </w:rPr>
-        <w:t xml:space="preserve">    print(f"Хеш (hex): {password_hash.hex()}")</w:t>
-      </w:r>
-      <w:r>
-        <w:br/>
-      </w:r>
-      <w:r>
-        <w:br/>
-      </w:r>
-      <w:r>
-        <w:rPr>
-          <w:rStyle w:val="VerbatimChar"/>
-        </w:rPr>
-        <w:t xml:space="preserve">    # Перевірка правильного пароля</w:t>
-      </w:r>
-      <w:r>
-        <w:br/>
-      </w:r>
-      <w:r>
-        <w:rPr>
-          <w:rStyle w:val="VerbatimChar"/>
-        </w:rPr>
-        <w:t xml:space="preserve">    print(f"\n--- Перевірка правильного пароля ---")</w:t>
-      </w:r>
-      <w:r>
-        <w:br/>
-      </w:r>
-      <w:r>
-        <w:rPr>
-          <w:rStyle w:val="VerbatimChar"/>
-        </w:rPr>
-        <w:t xml:space="preserve">    is_valid = pm.verify_password(password, salt, password_hash)</w:t>
-      </w:r>
-      <w:r>
-        <w:br/>
-      </w:r>
-      <w:r>
-        <w:rPr>
-          <w:rStyle w:val="VerbatimChar"/>
-        </w:rPr>
-        <w:t xml:space="preserve">    print(f"Результат: {'✓ Пароль правильний' if is_valid else '✗ Пароль неправильний'}")</w:t>
-      </w:r>
-      <w:r>
-        <w:br/>
-      </w:r>
-      <w:r>
-        <w:br/>
-      </w:r>
-      <w:r>
-        <w:rPr>
-          <w:rStyle w:val="VerbatimChar"/>
-        </w:rPr>
-        <w:t xml:space="preserve">    # Перевірка неправильного пароля</w:t>
-      </w:r>
-      <w:r>
-        <w:br/>
-      </w:r>
-      <w:r>
-        <w:rPr>
-          <w:rStyle w:val="VerbatimChar"/>
-        </w:rPr>
-        <w:t xml:space="preserve">    print(f"\n--- Перевірка неправильного пароля ---")</w:t>
-      </w:r>
-      <w:r>
-        <w:br/>
-      </w:r>
-      <w:r>
-        <w:rPr>
-          <w:rStyle w:val="VerbatimChar"/>
-        </w:rPr>
-        <w:t xml:space="preserve">    wrong_password = "WrongPassword"</w:t>
-      </w:r>
-      <w:r>
-        <w:br/>
-      </w:r>
-      <w:r>
-        <w:rPr>
-          <w:rStyle w:val="VerbatimChar"/>
-        </w:rPr>
-        <w:t xml:space="preserve">    is_valid = pm.verify_password(wrong_password, salt, password_hash)</w:t>
-      </w:r>
-      <w:r>
-        <w:br/>
-      </w:r>
-      <w:r>
-        <w:rPr>
-          <w:rStyle w:val="VerbatimChar"/>
-        </w:rPr>
-        <w:t xml:space="preserve">    print(f"Результат: {'✓ Пароль правильний' if is_valid else '✗ Пароль неправильний'}")</w:t>
-      </w:r>
-      <w:r>
-        <w:br/>
-      </w:r>
-      <w:r>
-        <w:br/>
-      </w:r>
-      <w:r>
-        <w:rPr>
-          <w:rStyle w:val="VerbatimChar"/>
-        </w:rPr>
-        <w:t xml:space="preserve">    # Демонстрація унікальності хешів (різна сіль)</w:t>
-      </w:r>
-      <w:r>
-        <w:br/>
-      </w:r>
-      <w:r>
-        <w:rPr>
-          <w:rStyle w:val="VerbatimChar"/>
-        </w:rPr>
-        <w:t xml:space="preserve">    print(f"\n--- Демонстрація солі ---")</w:t>
-      </w:r>
-      <w:r>
-        <w:br/>
-      </w:r>
-      <w:r>
-        <w:rPr>
-          <w:rStyle w:val="VerbatimChar"/>
-        </w:rPr>
-        <w:t xml:space="preserve">    salt1, hash1 = pm.register_user("password")</w:t>
-      </w:r>
-      <w:r>
-        <w:br/>
-      </w:r>
-      <w:r>
-        <w:rPr>
-          <w:rStyle w:val="VerbatimChar"/>
-        </w:rPr>
-        <w:t xml:space="preserve">    salt2, hash2 = pm.register_user("password")</w:t>
-      </w:r>
-      <w:r>
-        <w:br/>
-      </w:r>
-      <w:r>
-        <w:rPr>
-          <w:rStyle w:val="VerbatimChar"/>
-        </w:rPr>
-        <w:t xml:space="preserve">    print(f"Пароль 'password' з сіллю 1: {hash1.hex()[:32]}...")</w:t>
-      </w:r>
-      <w:r>
-        <w:br/>
-      </w:r>
-      <w:r>
-        <w:rPr>
-          <w:rStyle w:val="VerbatimChar"/>
-        </w:rPr>
-        <w:t xml:space="preserve">    print(f"Пароль 'password' з сіллю 2: {hash2.hex()[:32]}...")</w:t>
-      </w:r>
-      <w:r>
-        <w:br/>
-      </w:r>
-      <w:r>
-        <w:rPr>
-          <w:rStyle w:val="VerbatimChar"/>
-        </w:rPr>
-        <w:t xml:space="preserve">    print(f"Хеші {'однакові' if hash1 == hash2 else 'різні'} (завдяки різній солі)")</w:t>
-      </w:r>
-      <w:r>
-        <w:br/>
-      </w:r>
-      <w:r>
-        <w:br/>
-      </w:r>
-      <w:r>
-        <w:rPr>
-          <w:rStyle w:val="VerbatimChar"/>
-        </w:rPr>
-        <w:t xml:space="preserve">if __name__ == "__main__":</w:t>
-      </w:r>
-      <w:r>
-        <w:br/>
-      </w:r>
-      <w:r>
-        <w:rPr>
-          <w:rStyle w:val="VerbatimChar"/>
-        </w:rPr>
-        <w:t xml:space="preserve">    demo_registration()</w:t>
+        <w:t xml:space="preserve">#include &lt;iostream&gt;</w:t>
+      </w:r>
+      <w:r>
+        <w:br/>
+      </w:r>
+      <w:r>
+        <w:rPr>
+          <w:rStyle w:val="VerbatimChar"/>
+        </w:rPr>
+        <w:t xml:space="preserve">#include &lt;string&gt;</w:t>
+      </w:r>
+      <w:r>
+        <w:br/>
+      </w:r>
+      <w:r>
+        <w:rPr>
+          <w:rStyle w:val="VerbatimChar"/>
+        </w:rPr>
+        <w:t xml:space="preserve">#include &lt;vector&gt;</w:t>
+      </w:r>
+      <w:r>
+        <w:br/>
+      </w:r>
+      <w:r>
+        <w:rPr>
+          <w:rStyle w:val="VerbatimChar"/>
+        </w:rPr>
+        <w:t xml:space="preserve">#include &lt;random&gt;</w:t>
+      </w:r>
+      <w:r>
+        <w:br/>
+      </w:r>
+      <w:r>
+        <w:rPr>
+          <w:rStyle w:val="VerbatimChar"/>
+        </w:rPr>
+        <w:t xml:space="preserve">#include &lt;sstream&gt;</w:t>
+      </w:r>
+      <w:r>
+        <w:br/>
+      </w:r>
+      <w:r>
+        <w:rPr>
+          <w:rStyle w:val="VerbatimChar"/>
+        </w:rPr>
+        <w:t xml:space="preserve">#include &lt;iomanip&gt;</w:t>
+      </w:r>
+      <w:r>
+        <w:br/>
+      </w:r>
+      <w:r>
+        <w:br/>
+      </w:r>
+      <w:r>
+        <w:rPr>
+          <w:rStyle w:val="VerbatimChar"/>
+        </w:rPr>
+        <w:t xml:space="preserve">// Клас SHA256 узято з лабораторної роботи №7 — підключіть його файл до проєкту</w:t>
+      </w:r>
+      <w:r>
+        <w:br/>
+      </w:r>
+      <w:r>
+        <w:rPr>
+          <w:rStyle w:val="VerbatimChar"/>
+        </w:rPr>
+        <w:t xml:space="preserve">std::string sha256(const std::string&amp; message);</w:t>
+      </w:r>
+      <w:r>
+        <w:br/>
+      </w:r>
+      <w:r>
+        <w:br/>
+      </w:r>
+      <w:r>
+        <w:rPr>
+          <w:rStyle w:val="VerbatimChar"/>
+        </w:rPr>
+        <w:t xml:space="preserve">using Bytes = std::vector&lt;unsigned char&gt;;</w:t>
+      </w:r>
+      <w:r>
+        <w:br/>
+      </w:r>
+      <w:r>
+        <w:br/>
+      </w:r>
+      <w:r>
+        <w:rPr>
+          <w:rStyle w:val="VerbatimChar"/>
+        </w:rPr>
+        <w:t xml:space="preserve">class PasswordManager {</w:t>
+      </w:r>
+      <w:r>
+        <w:br/>
+      </w:r>
+      <w:r>
+        <w:rPr>
+          <w:rStyle w:val="VerbatimChar"/>
+        </w:rPr>
+        <w:t xml:space="preserve">public:</w:t>
+      </w:r>
+      <w:r>
+        <w:br/>
+      </w:r>
+      <w:r>
+        <w:rPr>
+          <w:rStyle w:val="VerbatimChar"/>
+        </w:rPr>
+        <w:t xml:space="preserve">    static const size_t SALT_LENGTH = 16;   // 128 біт</w:t>
+      </w:r>
+      <w:r>
+        <w:br/>
+      </w:r>
+      <w:r>
+        <w:rPr>
+          <w:rStyle w:val="VerbatimChar"/>
+        </w:rPr>
+        <w:t xml:space="preserve">    static const int ITERATIONS = 100000;   // сповільнення перебору</w:t>
+      </w:r>
+      <w:r>
+        <w:br/>
+      </w:r>
+      <w:r>
+        <w:br/>
+      </w:r>
+      <w:r>
+        <w:rPr>
+          <w:rStyle w:val="VerbatimChar"/>
+        </w:rPr>
+        <w:t xml:space="preserve">    // Криптографічно стійка сіль: унікальна для кожного користувача</w:t>
+      </w:r>
+      <w:r>
+        <w:br/>
+      </w:r>
+      <w:r>
+        <w:rPr>
+          <w:rStyle w:val="VerbatimChar"/>
+        </w:rPr>
+        <w:t xml:space="preserve">    static Bytes generateSalt() {</w:t>
+      </w:r>
+      <w:r>
+        <w:br/>
+      </w:r>
+      <w:r>
+        <w:rPr>
+          <w:rStyle w:val="VerbatimChar"/>
+        </w:rPr>
+        <w:t xml:space="preserve">        std::random_device rd;                       // джерело ентропії ОС</w:t>
+      </w:r>
+      <w:r>
+        <w:br/>
+      </w:r>
+      <w:r>
+        <w:rPr>
+          <w:rStyle w:val="VerbatimChar"/>
+        </w:rPr>
+        <w:t xml:space="preserve">        std::uniform_int_distribution&lt;int&gt; dist(0, 255);</w:t>
+      </w:r>
+      <w:r>
+        <w:br/>
+      </w:r>
+      <w:r>
+        <w:br/>
+      </w:r>
+      <w:r>
+        <w:rPr>
+          <w:rStyle w:val="VerbatimChar"/>
+        </w:rPr>
+        <w:t xml:space="preserve">        Bytes salt(SALT_LENGTH);</w:t>
+      </w:r>
+      <w:r>
+        <w:br/>
+      </w:r>
+      <w:r>
+        <w:rPr>
+          <w:rStyle w:val="VerbatimChar"/>
+        </w:rPr>
+        <w:t xml:space="preserve">        for (unsigned char&amp; byte : salt) {</w:t>
+      </w:r>
+      <w:r>
+        <w:br/>
+      </w:r>
+      <w:r>
+        <w:rPr>
+          <w:rStyle w:val="VerbatimChar"/>
+        </w:rPr>
+        <w:t xml:space="preserve">            byte = static_cast&lt;unsigned char&gt;(dist(rd));</w:t>
+      </w:r>
+      <w:r>
+        <w:br/>
+      </w:r>
+      <w:r>
+        <w:rPr>
+          <w:rStyle w:val="VerbatimChar"/>
+        </w:rPr>
+        <w:t xml:space="preserve">        }</w:t>
+      </w:r>
+      <w:r>
+        <w:br/>
+      </w:r>
+      <w:r>
+        <w:rPr>
+          <w:rStyle w:val="VerbatimChar"/>
+        </w:rPr>
+        <w:t xml:space="preserve">        return salt;</w:t>
+      </w:r>
+      <w:r>
+        <w:br/>
+      </w:r>
+      <w:r>
+        <w:rPr>
+          <w:rStyle w:val="VerbatimChar"/>
+        </w:rPr>
+        <w:t xml:space="preserve">    }</w:t>
+      </w:r>
+      <w:r>
+        <w:br/>
+      </w:r>
+      <w:r>
+        <w:br/>
+      </w:r>
+      <w:r>
+        <w:rPr>
+          <w:rStyle w:val="VerbatimChar"/>
+        </w:rPr>
+        <w:t xml:space="preserve">    static std::string toHex(const Bytes&amp; data) {</w:t>
+      </w:r>
+      <w:r>
+        <w:br/>
+      </w:r>
+      <w:r>
+        <w:rPr>
+          <w:rStyle w:val="VerbatimChar"/>
+        </w:rPr>
+        <w:t xml:space="preserve">        std::ostringstream out;</w:t>
+      </w:r>
+      <w:r>
+        <w:br/>
+      </w:r>
+      <w:r>
+        <w:rPr>
+          <w:rStyle w:val="VerbatimChar"/>
+        </w:rPr>
+        <w:t xml:space="preserve">        for (unsigned char byte : data) {</w:t>
+      </w:r>
+      <w:r>
+        <w:br/>
+      </w:r>
+      <w:r>
+        <w:rPr>
+          <w:rStyle w:val="VerbatimChar"/>
+        </w:rPr>
+        <w:t xml:space="preserve">            out &lt;&lt; std::hex &lt;&lt; std::setw(2) &lt;&lt; std::setfill('0') &lt;&lt; static_cast&lt;int&gt;(byte);</w:t>
+      </w:r>
+      <w:r>
+        <w:br/>
+      </w:r>
+      <w:r>
+        <w:rPr>
+          <w:rStyle w:val="VerbatimChar"/>
+        </w:rPr>
+        <w:t xml:space="preserve">        }</w:t>
+      </w:r>
+      <w:r>
+        <w:br/>
+      </w:r>
+      <w:r>
+        <w:rPr>
+          <w:rStyle w:val="VerbatimChar"/>
+        </w:rPr>
+        <w:t xml:space="preserve">        return out.str();</w:t>
+      </w:r>
+      <w:r>
+        <w:br/>
+      </w:r>
+      <w:r>
+        <w:rPr>
+          <w:rStyle w:val="VerbatimChar"/>
+        </w:rPr>
+        <w:t xml:space="preserve">    }</w:t>
+      </w:r>
+      <w:r>
+        <w:br/>
+      </w:r>
+      <w:r>
+        <w:br/>
+      </w:r>
+      <w:r>
+        <w:rPr>
+          <w:rStyle w:val="VerbatimChar"/>
+        </w:rPr>
+        <w:t xml:space="preserve">    // Спрощений аналог PBKDF2: багаторазове хешування пари «сіль + пароль».</w:t>
+      </w:r>
+      <w:r>
+        <w:br/>
+      </w:r>
+      <w:r>
+        <w:rPr>
+          <w:rStyle w:val="VerbatimChar"/>
+        </w:rPr>
+        <w:t xml:space="preserve">    // Ітерації роблять перевірку одного пароля повільною, тому перебір</w:t>
+      </w:r>
+      <w:r>
+        <w:br/>
+      </w:r>
+      <w:r>
+        <w:rPr>
+          <w:rStyle w:val="VerbatimChar"/>
+        </w:rPr>
+        <w:t xml:space="preserve">    // мільярдів варіантів стає непрактичним.</w:t>
+      </w:r>
+      <w:r>
+        <w:br/>
+      </w:r>
+      <w:r>
+        <w:rPr>
+          <w:rStyle w:val="VerbatimChar"/>
+        </w:rPr>
+        <w:t xml:space="preserve">    static std::string hashPassword(const std::string&amp; password, const Bytes&amp; salt) {</w:t>
+      </w:r>
+      <w:r>
+        <w:br/>
+      </w:r>
+      <w:r>
+        <w:rPr>
+          <w:rStyle w:val="VerbatimChar"/>
+        </w:rPr>
+        <w:t xml:space="preserve">        std::string digest = sha256(toHex(salt) + password);</w:t>
+      </w:r>
+      <w:r>
+        <w:br/>
+      </w:r>
+      <w:r>
+        <w:br/>
+      </w:r>
+      <w:r>
+        <w:rPr>
+          <w:rStyle w:val="VerbatimChar"/>
+        </w:rPr>
+        <w:t xml:space="preserve">        for (int i = 1; i &lt; ITERATIONS; ++i) {</w:t>
+      </w:r>
+      <w:r>
+        <w:br/>
+      </w:r>
+      <w:r>
+        <w:rPr>
+          <w:rStyle w:val="VerbatimChar"/>
+        </w:rPr>
+        <w:t xml:space="preserve">            digest = sha256(digest);</w:t>
+      </w:r>
+      <w:r>
+        <w:br/>
+      </w:r>
+      <w:r>
+        <w:rPr>
+          <w:rStyle w:val="VerbatimChar"/>
+        </w:rPr>
+        <w:t xml:space="preserve">        }</w:t>
+      </w:r>
+      <w:r>
+        <w:br/>
+      </w:r>
+      <w:r>
+        <w:rPr>
+          <w:rStyle w:val="VerbatimChar"/>
+        </w:rPr>
+        <w:t xml:space="preserve">        return digest;</w:t>
+      </w:r>
+      <w:r>
+        <w:br/>
+      </w:r>
+      <w:r>
+        <w:rPr>
+          <w:rStyle w:val="VerbatimChar"/>
+        </w:rPr>
+        <w:t xml:space="preserve">    }</w:t>
+      </w:r>
+      <w:r>
+        <w:br/>
+      </w:r>
+      <w:r>
+        <w:br/>
+      </w:r>
+      <w:r>
+        <w:rPr>
+          <w:rStyle w:val="VerbatimChar"/>
+        </w:rPr>
+        <w:t xml:space="preserve">    // Один прохід SHA-256 — лише для порівняння швидкості у звіті.</w:t>
+      </w:r>
+      <w:r>
+        <w:br/>
+      </w:r>
+      <w:r>
+        <w:rPr>
+          <w:rStyle w:val="VerbatimChar"/>
+        </w:rPr>
+        <w:t xml:space="preserve">    // У робочих системах так паролі не зберігають.</w:t>
+      </w:r>
+      <w:r>
+        <w:br/>
+      </w:r>
+      <w:r>
+        <w:rPr>
+          <w:rStyle w:val="VerbatimChar"/>
+        </w:rPr>
+        <w:t xml:space="preserve">    static std::string simpleHash(const std::string&amp; password, const Bytes&amp; salt) {</w:t>
+      </w:r>
+      <w:r>
+        <w:br/>
+      </w:r>
+      <w:r>
+        <w:rPr>
+          <w:rStyle w:val="VerbatimChar"/>
+        </w:rPr>
+        <w:t xml:space="preserve">        return sha256(toHex(salt) + password);</w:t>
+      </w:r>
+      <w:r>
+        <w:br/>
+      </w:r>
+      <w:r>
+        <w:rPr>
+          <w:rStyle w:val="VerbatimChar"/>
+        </w:rPr>
+        <w:t xml:space="preserve">    }</w:t>
+      </w:r>
+      <w:r>
+        <w:br/>
+      </w:r>
+      <w:r>
+        <w:br/>
+      </w:r>
+      <w:r>
+        <w:rPr>
+          <w:rStyle w:val="VerbatimChar"/>
+        </w:rPr>
+        <w:t xml:space="preserve">    struct Credentials {</w:t>
+      </w:r>
+      <w:r>
+        <w:br/>
+      </w:r>
+      <w:r>
+        <w:rPr>
+          <w:rStyle w:val="VerbatimChar"/>
+        </w:rPr>
+        <w:t xml:space="preserve">        Bytes salt;</w:t>
+      </w:r>
+      <w:r>
+        <w:br/>
+      </w:r>
+      <w:r>
+        <w:rPr>
+          <w:rStyle w:val="VerbatimChar"/>
+        </w:rPr>
+        <w:t xml:space="preserve">        std::string hash;</w:t>
+      </w:r>
+      <w:r>
+        <w:br/>
+      </w:r>
+      <w:r>
+        <w:rPr>
+          <w:rStyle w:val="VerbatimChar"/>
+        </w:rPr>
+        <w:t xml:space="preserve">    };</w:t>
+      </w:r>
+      <w:r>
+        <w:br/>
+      </w:r>
+      <w:r>
+        <w:br/>
+      </w:r>
+      <w:r>
+        <w:rPr>
+          <w:rStyle w:val="VerbatimChar"/>
+        </w:rPr>
+        <w:t xml:space="preserve">    // Реєстрація: у базі зберігаються лише сіль і хеш, самого пароля немає</w:t>
+      </w:r>
+      <w:r>
+        <w:br/>
+      </w:r>
+      <w:r>
+        <w:rPr>
+          <w:rStyle w:val="VerbatimChar"/>
+        </w:rPr>
+        <w:t xml:space="preserve">    static Credentials registerUser(const std::string&amp; password) {</w:t>
+      </w:r>
+      <w:r>
+        <w:br/>
+      </w:r>
+      <w:r>
+        <w:rPr>
+          <w:rStyle w:val="VerbatimChar"/>
+        </w:rPr>
+        <w:t xml:space="preserve">        Credentials credentials;</w:t>
+      </w:r>
+      <w:r>
+        <w:br/>
+      </w:r>
+      <w:r>
+        <w:rPr>
+          <w:rStyle w:val="VerbatimChar"/>
+        </w:rPr>
+        <w:t xml:space="preserve">        credentials.salt = generateSalt();</w:t>
+      </w:r>
+      <w:r>
+        <w:br/>
+      </w:r>
+      <w:r>
+        <w:rPr>
+          <w:rStyle w:val="VerbatimChar"/>
+        </w:rPr>
+        <w:t xml:space="preserve">        credentials.hash = hashPassword(password, credentials.salt);</w:t>
+      </w:r>
+      <w:r>
+        <w:br/>
+      </w:r>
+      <w:r>
+        <w:rPr>
+          <w:rStyle w:val="VerbatimChar"/>
+        </w:rPr>
+        <w:t xml:space="preserve">        return credentials;</w:t>
+      </w:r>
+      <w:r>
+        <w:br/>
+      </w:r>
+      <w:r>
+        <w:rPr>
+          <w:rStyle w:val="VerbatimChar"/>
+        </w:rPr>
+        <w:t xml:space="preserve">    }</w:t>
+      </w:r>
+      <w:r>
+        <w:br/>
+      </w:r>
+      <w:r>
+        <w:br/>
+      </w:r>
+      <w:r>
+        <w:rPr>
+          <w:rStyle w:val="VerbatimChar"/>
+        </w:rPr>
+        <w:t xml:space="preserve">    // Перевірка: пароль хешується з тією самою сіллю й порівнюється з базою</w:t>
+      </w:r>
+      <w:r>
+        <w:br/>
+      </w:r>
+      <w:r>
+        <w:rPr>
+          <w:rStyle w:val="VerbatimChar"/>
+        </w:rPr>
+        <w:t xml:space="preserve">    static bool verifyPassword(const std::string&amp; password, const Credentials&amp; stored) {</w:t>
+      </w:r>
+      <w:r>
+        <w:br/>
+      </w:r>
+      <w:r>
+        <w:rPr>
+          <w:rStyle w:val="VerbatimChar"/>
+        </w:rPr>
+        <w:t xml:space="preserve">        return constantTimeEquals(hashPassword(password, stored.salt), stored.hash);</w:t>
+      </w:r>
+      <w:r>
+        <w:br/>
+      </w:r>
+      <w:r>
+        <w:rPr>
+          <w:rStyle w:val="VerbatimChar"/>
+        </w:rPr>
+        <w:t xml:space="preserve">    }</w:t>
+      </w:r>
+      <w:r>
+        <w:br/>
+      </w:r>
+      <w:r>
+        <w:br/>
+      </w:r>
+      <w:r>
+        <w:rPr>
+          <w:rStyle w:val="VerbatimChar"/>
+        </w:rPr>
+        <w:t xml:space="preserve">    // Порівняння за сталий час — див. завдання 2</w:t>
+      </w:r>
+      <w:r>
+        <w:br/>
+      </w:r>
+      <w:r>
+        <w:rPr>
+          <w:rStyle w:val="VerbatimChar"/>
+        </w:rPr>
+        <w:t xml:space="preserve">    static bool constantTimeEquals(const std::string&amp; a, const std::string&amp; b) {</w:t>
+      </w:r>
+      <w:r>
+        <w:br/>
+      </w:r>
+      <w:r>
+        <w:rPr>
+          <w:rStyle w:val="VerbatimChar"/>
+        </w:rPr>
+        <w:t xml:space="preserve">        if (a.size() != b.size()) return false;</w:t>
+      </w:r>
+      <w:r>
+        <w:br/>
+      </w:r>
+      <w:r>
+        <w:br/>
+      </w:r>
+      <w:r>
+        <w:rPr>
+          <w:rStyle w:val="VerbatimChar"/>
+        </w:rPr>
+        <w:t xml:space="preserve">        unsigned char diff = 0;</w:t>
+      </w:r>
+      <w:r>
+        <w:br/>
+      </w:r>
+      <w:r>
+        <w:rPr>
+          <w:rStyle w:val="VerbatimChar"/>
+        </w:rPr>
+        <w:t xml:space="preserve">        for (size_t i = 0; i &lt; a.size(); ++i) {</w:t>
+      </w:r>
+      <w:r>
+        <w:br/>
+      </w:r>
+      <w:r>
+        <w:rPr>
+          <w:rStyle w:val="VerbatimChar"/>
+        </w:rPr>
+        <w:t xml:space="preserve">            diff |= static_cast&lt;unsigned char&gt;(a[i] ^ b[i]);</w:t>
+      </w:r>
+      <w:r>
+        <w:br/>
+      </w:r>
+      <w:r>
+        <w:rPr>
+          <w:rStyle w:val="VerbatimChar"/>
+        </w:rPr>
+        <w:t xml:space="preserve">        }</w:t>
+      </w:r>
+      <w:r>
+        <w:br/>
+      </w:r>
+      <w:r>
+        <w:rPr>
+          <w:rStyle w:val="VerbatimChar"/>
+        </w:rPr>
+        <w:t xml:space="preserve">        return diff == 0;</w:t>
+      </w:r>
+      <w:r>
+        <w:br/>
+      </w:r>
+      <w:r>
+        <w:rPr>
+          <w:rStyle w:val="VerbatimChar"/>
+        </w:rPr>
+        <w:t xml:space="preserve">    }</w:t>
+      </w:r>
+      <w:r>
+        <w:br/>
+      </w:r>
+      <w:r>
+        <w:rPr>
+          <w:rStyle w:val="VerbatimChar"/>
+        </w:rPr>
+        <w:t xml:space="preserve">};</w:t>
+      </w:r>
+      <w:r>
+        <w:br/>
+      </w:r>
+      <w:r>
+        <w:br/>
+      </w:r>
+      <w:r>
+        <w:rPr>
+          <w:rStyle w:val="VerbatimChar"/>
+        </w:rPr>
+        <w:t xml:space="preserve">int main() {</w:t>
+      </w:r>
+      <w:r>
+        <w:br/>
+      </w:r>
+      <w:r>
+        <w:rPr>
+          <w:rStyle w:val="VerbatimChar"/>
+        </w:rPr>
+        <w:t xml:space="preserve">    std::string password = "S3cret!Pass";</w:t>
+      </w:r>
+      <w:r>
+        <w:br/>
+      </w:r>
+      <w:r>
+        <w:br/>
+      </w:r>
+      <w:r>
+        <w:rPr>
+          <w:rStyle w:val="VerbatimChar"/>
+        </w:rPr>
+        <w:t xml:space="preserve">    PasswordManager::Credentials stored = PasswordManager::registerUser(password);</w:t>
+      </w:r>
+      <w:r>
+        <w:br/>
+      </w:r>
+      <w:r>
+        <w:rPr>
+          <w:rStyle w:val="VerbatimChar"/>
+        </w:rPr>
+        <w:t xml:space="preserve">    std::cout &lt;&lt; "Сіль (hex): " &lt;&lt; PasswordManager::toHex(stored.salt) &lt;&lt; "\n";</w:t>
+      </w:r>
+      <w:r>
+        <w:br/>
+      </w:r>
+      <w:r>
+        <w:rPr>
+          <w:rStyle w:val="VerbatimChar"/>
+        </w:rPr>
+        <w:t xml:space="preserve">    std::cout &lt;&lt; "Хеш:        " &lt;&lt; stored.hash.substr(0, 32) &lt;&lt; "...\n\n";</w:t>
+      </w:r>
+      <w:r>
+        <w:br/>
+      </w:r>
+      <w:r>
+        <w:br/>
+      </w:r>
+      <w:r>
+        <w:rPr>
+          <w:rStyle w:val="VerbatimChar"/>
+        </w:rPr>
+        <w:t xml:space="preserve">    std::cout &lt;&lt; "Правильний пароль: "</w:t>
+      </w:r>
+      <w:r>
+        <w:br/>
+      </w:r>
+      <w:r>
+        <w:rPr>
+          <w:rStyle w:val="VerbatimChar"/>
+        </w:rPr>
+        <w:t xml:space="preserve">              &lt;&lt; (PasswordManager::verifyPassword(password, stored) ? "доступ надано" : "відмова") &lt;&lt; "\n";</w:t>
+      </w:r>
+      <w:r>
+        <w:br/>
+      </w:r>
+      <w:r>
+        <w:rPr>
+          <w:rStyle w:val="VerbatimChar"/>
+        </w:rPr>
+        <w:t xml:space="preserve">    std::cout &lt;&lt; "Хибний пароль:     "</w:t>
+      </w:r>
+      <w:r>
+        <w:br/>
+      </w:r>
+      <w:r>
+        <w:rPr>
+          <w:rStyle w:val="VerbatimChar"/>
+        </w:rPr>
+        <w:t xml:space="preserve">              &lt;&lt; (PasswordManager::verifyPassword("wrong", stored) ? "доступ надано" : "відмова") &lt;&lt; "\n";</w:t>
+      </w:r>
+      <w:r>
+        <w:br/>
+      </w:r>
+      <w:r>
+        <w:br/>
+      </w:r>
+      <w:r>
+        <w:rPr>
+          <w:rStyle w:val="VerbatimChar"/>
+        </w:rPr>
+        <w:t xml:space="preserve">    // Та сама сіль двічі не повторюється, тому однакові паролі</w:t>
+      </w:r>
+      <w:r>
+        <w:br/>
+      </w:r>
+      <w:r>
+        <w:rPr>
+          <w:rStyle w:val="VerbatimChar"/>
+        </w:rPr>
+        <w:t xml:space="preserve">    // дають різні хеші — райдужні таблиці стають марними</w:t>
+      </w:r>
+      <w:r>
+        <w:br/>
+      </w:r>
+      <w:r>
+        <w:rPr>
+          <w:rStyle w:val="VerbatimChar"/>
+        </w:rPr>
+        <w:t xml:space="preserve">    PasswordManager::Credentials another = PasswordManager::registerUser(password);</w:t>
+      </w:r>
+      <w:r>
+        <w:br/>
+      </w:r>
+      <w:r>
+        <w:rPr>
+          <w:rStyle w:val="VerbatimChar"/>
+        </w:rPr>
+        <w:t xml:space="preserve">    std::cout &lt;&lt; "\nТой самий пароль, інша сіль: хеші "</w:t>
+      </w:r>
+      <w:r>
+        <w:br/>
+      </w:r>
+      <w:r>
+        <w:rPr>
+          <w:rStyle w:val="VerbatimChar"/>
+        </w:rPr>
+        <w:t xml:space="preserve">              &lt;&lt; (another.hash == stored.hash ? "збігаються" : "різні") &lt;&lt; "\n";</w:t>
+      </w:r>
+      <w:r>
+        <w:br/>
+      </w:r>
+      <w:r>
+        <w:br/>
+      </w:r>
+      <w:r>
+        <w:rPr>
+          <w:rStyle w:val="VerbatimChar"/>
+        </w:rPr>
+        <w:t xml:space="preserve">    return 0;</w:t>
+      </w:r>
+      <w:r>
+        <w:br/>
+      </w:r>
+      <w:r>
+        <w:rPr>
+          <w:rStyle w:val="VerbatimChar"/>
+        </w:rPr>
+        <w:t xml:space="preserve">}</w:t>
+      </w:r>
+    </w:p>
+    <w:p>
+      <w:pPr>
+        <w:pStyle w:val="FirstParagraph"/>
+      </w:pPr>
+      <w:r>
+        <w:t xml:space="preserve">Результат роботи програми (сіль і хеш у кожного запуску свої):</w:t>
+      </w:r>
+    </w:p>
+    <w:p>
+      <w:pPr>
+        <w:pStyle w:val="SourceCode"/>
+      </w:pPr>
+      <w:r>
+        <w:rPr>
+          <w:rStyle w:val="VerbatimChar"/>
+        </w:rPr>
+        <w:t xml:space="preserve">Сіль (hex): a2fb3f4ec04865e6a78c4e569a90461b</w:t>
+      </w:r>
+      <w:r>
+        <w:br/>
+      </w:r>
+      <w:r>
+        <w:rPr>
+          <w:rStyle w:val="VerbatimChar"/>
+        </w:rPr>
+        <w:t xml:space="preserve">Хеш:        22fc81b09e78ac3352902d914964bb1e...</w:t>
+      </w:r>
+      <w:r>
+        <w:br/>
+      </w:r>
+      <w:r>
+        <w:br/>
+      </w:r>
+      <w:r>
+        <w:rPr>
+          <w:rStyle w:val="VerbatimChar"/>
+        </w:rPr>
+        <w:t xml:space="preserve">Правильний пароль: доступ надано</w:t>
+      </w:r>
+      <w:r>
+        <w:br/>
+      </w:r>
+      <w:r>
+        <w:rPr>
+          <w:rStyle w:val="VerbatimChar"/>
+        </w:rPr>
+        <w:t xml:space="preserve">Хибний пароль:     відмова</w:t>
+      </w:r>
+      <w:r>
+        <w:br/>
+      </w:r>
+      <w:r>
+        <w:br/>
+      </w:r>
+      <w:r>
+        <w:rPr>
+          <w:rStyle w:val="VerbatimChar"/>
+        </w:rPr>
+        <w:t xml:space="preserve">Той самий пароль, інша сіль: хеші різні</w:t>
       </w:r>
     </w:p>
     <w:bookmarkEnd w:id="16"/>
@@ -2146,436 +2297,638 @@
         <w:rPr>
           <w:rStyle w:val="VerbatimChar"/>
         </w:rPr>
-        <w:t xml:space="preserve">import time</w:t>
-      </w:r>
-      <w:r>
-        <w:br/>
-      </w:r>
-      <w:r>
-        <w:br/>
-      </w:r>
-      <w:r>
-        <w:rPr>
-          <w:rStyle w:val="VerbatimChar"/>
-        </w:rPr>
-        <w:t xml:space="preserve">def unsafe_compare(a: bytes, b: bytes) -&gt; bool:</w:t>
-      </w:r>
-      <w:r>
-        <w:br/>
-      </w:r>
-      <w:r>
-        <w:rPr>
-          <w:rStyle w:val="VerbatimChar"/>
-        </w:rPr>
-        <w:t xml:space="preserve">    """</w:t>
-      </w:r>
-      <w:r>
-        <w:br/>
-      </w:r>
-      <w:r>
-        <w:rPr>
-          <w:rStyle w:val="VerbatimChar"/>
-        </w:rPr>
-        <w:t xml:space="preserve">    НЕБЕЗПЕЧНЕ порівняння — вразливе до timing attacks.</w:t>
-      </w:r>
-      <w:r>
-        <w:br/>
-      </w:r>
-      <w:r>
-        <w:rPr>
-          <w:rStyle w:val="VerbatimChar"/>
-        </w:rPr>
-        <w:t xml:space="preserve">    Час виконання залежить від кількості однакових байт на початку.</w:t>
-      </w:r>
-      <w:r>
-        <w:br/>
-      </w:r>
-      <w:r>
-        <w:rPr>
-          <w:rStyle w:val="VerbatimChar"/>
-        </w:rPr>
-        <w:t xml:space="preserve">    """</w:t>
-      </w:r>
-      <w:r>
-        <w:br/>
-      </w:r>
-      <w:r>
-        <w:rPr>
-          <w:rStyle w:val="VerbatimChar"/>
-        </w:rPr>
-        <w:t xml:space="preserve">    if len(a) != len(b):</w:t>
-      </w:r>
-      <w:r>
-        <w:br/>
-      </w:r>
-      <w:r>
-        <w:rPr>
-          <w:rStyle w:val="VerbatimChar"/>
-        </w:rPr>
-        <w:t xml:space="preserve">        return False</w:t>
-      </w:r>
-      <w:r>
-        <w:br/>
-      </w:r>
-      <w:r>
-        <w:rPr>
-          <w:rStyle w:val="VerbatimChar"/>
-        </w:rPr>
-        <w:t xml:space="preserve">    for x, y in zip(a, b):</w:t>
-      </w:r>
-      <w:r>
-        <w:br/>
-      </w:r>
-      <w:r>
-        <w:rPr>
-          <w:rStyle w:val="VerbatimChar"/>
-        </w:rPr>
-        <w:t xml:space="preserve">        if x != y:</w:t>
-      </w:r>
-      <w:r>
-        <w:br/>
-      </w:r>
-      <w:r>
-        <w:rPr>
-          <w:rStyle w:val="VerbatimChar"/>
-        </w:rPr>
-        <w:t xml:space="preserve">            return False  # Вихід при першій різниці</w:t>
-      </w:r>
-      <w:r>
-        <w:br/>
-      </w:r>
-      <w:r>
-        <w:rPr>
-          <w:rStyle w:val="VerbatimChar"/>
-        </w:rPr>
-        <w:t xml:space="preserve">    return True</w:t>
-      </w:r>
-      <w:r>
-        <w:br/>
-      </w:r>
-      <w:r>
-        <w:br/>
-      </w:r>
-      <w:r>
-        <w:rPr>
-          <w:rStyle w:val="VerbatimChar"/>
-        </w:rPr>
-        <w:t xml:space="preserve">def safe_compare(a: bytes, b: bytes) -&gt; bool:</w:t>
-      </w:r>
-      <w:r>
-        <w:br/>
-      </w:r>
-      <w:r>
-        <w:rPr>
-          <w:rStyle w:val="VerbatimChar"/>
-        </w:rPr>
-        <w:t xml:space="preserve">    """</w:t>
-      </w:r>
-      <w:r>
-        <w:br/>
-      </w:r>
-      <w:r>
-        <w:rPr>
-          <w:rStyle w:val="VerbatimChar"/>
-        </w:rPr>
-        <w:t xml:space="preserve">    БЕЗПЕЧНЕ порівняння — constant time.</w:t>
-      </w:r>
-      <w:r>
-        <w:br/>
-      </w:r>
-      <w:r>
-        <w:rPr>
-          <w:rStyle w:val="VerbatimChar"/>
-        </w:rPr>
-        <w:t xml:space="preserve">    Завжди перевіряє всі байти.</w:t>
-      </w:r>
-      <w:r>
-        <w:br/>
-      </w:r>
-      <w:r>
-        <w:rPr>
-          <w:rStyle w:val="VerbatimChar"/>
-        </w:rPr>
-        <w:t xml:space="preserve">    """</w:t>
-      </w:r>
-      <w:r>
-        <w:br/>
-      </w:r>
-      <w:r>
-        <w:rPr>
-          <w:rStyle w:val="VerbatimChar"/>
-        </w:rPr>
-        <w:t xml:space="preserve">    return hmac.compare_digest(a, b)</w:t>
-      </w:r>
-      <w:r>
-        <w:br/>
-      </w:r>
-      <w:r>
-        <w:br/>
-      </w:r>
-      <w:r>
-        <w:rPr>
-          <w:rStyle w:val="VerbatimChar"/>
-        </w:rPr>
-        <w:t xml:space="preserve">def demo_timing_attack():</w:t>
-      </w:r>
-      <w:r>
-        <w:br/>
-      </w:r>
-      <w:r>
-        <w:rPr>
-          <w:rStyle w:val="VerbatimChar"/>
-        </w:rPr>
-        <w:t xml:space="preserve">    print("\n" + "=" * 60)</w:t>
-      </w:r>
-      <w:r>
-        <w:br/>
-      </w:r>
-      <w:r>
-        <w:rPr>
-          <w:rStyle w:val="VerbatimChar"/>
-        </w:rPr>
-        <w:t xml:space="preserve">    print("ДЕМОНСТРАЦІЯ TIMING ATTACK")</w:t>
-      </w:r>
-      <w:r>
-        <w:br/>
-      </w:r>
-      <w:r>
-        <w:rPr>
-          <w:rStyle w:val="VerbatimChar"/>
-        </w:rPr>
-        <w:t xml:space="preserve">    print("=" * 60)</w:t>
-      </w:r>
-      <w:r>
-        <w:br/>
-      </w:r>
-      <w:r>
-        <w:br/>
-      </w:r>
-      <w:r>
-        <w:rPr>
-          <w:rStyle w:val="VerbatimChar"/>
-        </w:rPr>
-        <w:t xml:space="preserve">    correct_hash = b"correcthashvalue1234567890123456"</w:t>
-      </w:r>
-      <w:r>
-        <w:br/>
-      </w:r>
-      <w:r>
-        <w:br/>
-      </w:r>
-      <w:r>
-        <w:rPr>
-          <w:rStyle w:val="VerbatimChar"/>
-        </w:rPr>
-        <w:t xml:space="preserve">    # Тестові значення з різною кількістю правильних байт</w:t>
-      </w:r>
-      <w:r>
-        <w:br/>
-      </w:r>
-      <w:r>
-        <w:rPr>
-          <w:rStyle w:val="VerbatimChar"/>
-        </w:rPr>
-        <w:t xml:space="preserve">    test_values = [</w:t>
-      </w:r>
-      <w:r>
-        <w:br/>
-      </w:r>
-      <w:r>
-        <w:rPr>
-          <w:rStyle w:val="VerbatimChar"/>
-        </w:rPr>
-        <w:t xml:space="preserve">        b"wrongggghashvalue1234567890123456",  # 0 правильних</w:t>
-      </w:r>
-      <w:r>
-        <w:br/>
-      </w:r>
-      <w:r>
-        <w:rPr>
-          <w:rStyle w:val="VerbatimChar"/>
-        </w:rPr>
-        <w:t xml:space="preserve">        b"correctghashvalue1234567890123456",  # 7 правильних</w:t>
-      </w:r>
-      <w:r>
-        <w:br/>
-      </w:r>
-      <w:r>
-        <w:rPr>
-          <w:rStyle w:val="VerbatimChar"/>
-        </w:rPr>
-        <w:t xml:space="preserve">        b"correcthashvalue12345678901234XX",   # 30 правильних</w:t>
-      </w:r>
-      <w:r>
-        <w:br/>
-      </w:r>
-      <w:r>
-        <w:rPr>
-          <w:rStyle w:val="VerbatimChar"/>
-        </w:rPr>
-        <w:t xml:space="preserve">    ]</w:t>
-      </w:r>
-      <w:r>
-        <w:br/>
-      </w:r>
-      <w:r>
-        <w:br/>
-      </w:r>
-      <w:r>
-        <w:rPr>
-          <w:rStyle w:val="VerbatimChar"/>
-        </w:rPr>
-        <w:t xml:space="preserve">    print("\nНебезпечне порівняння (час залежить від співпадінь):")</w:t>
-      </w:r>
-      <w:r>
-        <w:br/>
-      </w:r>
-      <w:r>
-        <w:rPr>
-          <w:rStyle w:val="VerbatimChar"/>
-        </w:rPr>
-        <w:t xml:space="preserve">    for test in test_values:</w:t>
-      </w:r>
-      <w:r>
-        <w:br/>
-      </w:r>
-      <w:r>
-        <w:rPr>
-          <w:rStyle w:val="VerbatimChar"/>
-        </w:rPr>
-        <w:t xml:space="preserve">        start = time.perf_counter_ns()</w:t>
-      </w:r>
-      <w:r>
-        <w:br/>
-      </w:r>
-      <w:r>
-        <w:rPr>
-          <w:rStyle w:val="VerbatimChar"/>
-        </w:rPr>
-        <w:t xml:space="preserve">        for _ in range(10000):</w:t>
-      </w:r>
-      <w:r>
-        <w:br/>
-      </w:r>
-      <w:r>
-        <w:rPr>
-          <w:rStyle w:val="VerbatimChar"/>
-        </w:rPr>
-        <w:t xml:space="preserve">            unsafe_compare(correct_hash, test)</w:t>
-      </w:r>
-      <w:r>
-        <w:br/>
-      </w:r>
-      <w:r>
-        <w:rPr>
-          <w:rStyle w:val="VerbatimChar"/>
-        </w:rPr>
-        <w:t xml:space="preserve">        elapsed = time.perf_counter_ns() - start</w:t>
-      </w:r>
-      <w:r>
-        <w:br/>
-      </w:r>
-      <w:r>
-        <w:rPr>
-          <w:rStyle w:val="VerbatimChar"/>
-        </w:rPr>
-        <w:t xml:space="preserve">        matching = sum(a == b for a, b in zip(correct_hash, test))</w:t>
-      </w:r>
-      <w:r>
-        <w:br/>
-      </w:r>
-      <w:r>
-        <w:rPr>
-          <w:rStyle w:val="VerbatimChar"/>
-        </w:rPr>
-        <w:t xml:space="preserve">        print(f"  {matching} співпадінь → {elapsed / 1000:.2f} µs")</w:t>
-      </w:r>
-      <w:r>
-        <w:br/>
-      </w:r>
-      <w:r>
-        <w:br/>
-      </w:r>
-      <w:r>
-        <w:rPr>
-          <w:rStyle w:val="VerbatimChar"/>
-        </w:rPr>
-        <w:t xml:space="preserve">    print("\nБезпечне порівняння (constant time):")</w:t>
-      </w:r>
-      <w:r>
-        <w:br/>
-      </w:r>
-      <w:r>
-        <w:rPr>
-          <w:rStyle w:val="VerbatimChar"/>
-        </w:rPr>
-        <w:t xml:space="preserve">    for test in test_values:</w:t>
-      </w:r>
-      <w:r>
-        <w:br/>
-      </w:r>
-      <w:r>
-        <w:rPr>
-          <w:rStyle w:val="VerbatimChar"/>
-        </w:rPr>
-        <w:t xml:space="preserve">        start = time.perf_counter_ns()</w:t>
-      </w:r>
-      <w:r>
-        <w:br/>
-      </w:r>
-      <w:r>
-        <w:rPr>
-          <w:rStyle w:val="VerbatimChar"/>
-        </w:rPr>
-        <w:t xml:space="preserve">        for _ in range(10000):</w:t>
-      </w:r>
-      <w:r>
-        <w:br/>
-      </w:r>
-      <w:r>
-        <w:rPr>
-          <w:rStyle w:val="VerbatimChar"/>
-        </w:rPr>
-        <w:t xml:space="preserve">            safe_compare(correct_hash, test)</w:t>
-      </w:r>
-      <w:r>
-        <w:br/>
-      </w:r>
-      <w:r>
-        <w:rPr>
-          <w:rStyle w:val="VerbatimChar"/>
-        </w:rPr>
-        <w:t xml:space="preserve">        elapsed = time.perf_counter_ns() - start</w:t>
-      </w:r>
-      <w:r>
-        <w:br/>
-      </w:r>
-      <w:r>
-        <w:rPr>
-          <w:rStyle w:val="VerbatimChar"/>
-        </w:rPr>
-        <w:t xml:space="preserve">        matching = sum(a == b for a, b in zip(correct_hash, test))</w:t>
-      </w:r>
-      <w:r>
-        <w:br/>
-      </w:r>
-      <w:r>
-        <w:rPr>
-          <w:rStyle w:val="VerbatimChar"/>
-        </w:rPr>
-        <w:t xml:space="preserve">        print(f"  {matching} співпадінь → {elapsed / 1000:.2f} µs")</w:t>
-      </w:r>
-      <w:r>
-        <w:br/>
-      </w:r>
-      <w:r>
-        <w:br/>
-      </w:r>
-      <w:r>
-        <w:rPr>
-          <w:rStyle w:val="VerbatimChar"/>
-        </w:rPr>
-        <w:t xml:space="preserve">    print("\n→ Безпечне порівняння має приблизно однаковий час")</w:t>
+        <w:t xml:space="preserve">#include &lt;iostream&gt;</w:t>
+      </w:r>
+      <w:r>
+        <w:br/>
+      </w:r>
+      <w:r>
+        <w:rPr>
+          <w:rStyle w:val="VerbatimChar"/>
+        </w:rPr>
+        <w:t xml:space="preserve">#include &lt;string&gt;</w:t>
+      </w:r>
+      <w:r>
+        <w:br/>
+      </w:r>
+      <w:r>
+        <w:rPr>
+          <w:rStyle w:val="VerbatimChar"/>
+        </w:rPr>
+        <w:t xml:space="preserve">#include &lt;chrono&gt;</w:t>
+      </w:r>
+      <w:r>
+        <w:br/>
+      </w:r>
+      <w:r>
+        <w:br/>
+      </w:r>
+      <w:r>
+        <w:rPr>
+          <w:rStyle w:val="VerbatimChar"/>
+        </w:rPr>
+        <w:t xml:space="preserve">// НЕБЕЗПЕЧНЕ порівняння: виходить із циклу на першій розбіжності,</w:t>
+      </w:r>
+      <w:r>
+        <w:br/>
+      </w:r>
+      <w:r>
+        <w:rPr>
+          <w:rStyle w:val="VerbatimChar"/>
+        </w:rPr>
+        <w:t xml:space="preserve">// тому час виконання залежить від кількості правильних символів</w:t>
+      </w:r>
+      <w:r>
+        <w:br/>
+      </w:r>
+      <w:r>
+        <w:rPr>
+          <w:rStyle w:val="VerbatimChar"/>
+        </w:rPr>
+        <w:t xml:space="preserve">bool unsafeCompare(const std::string&amp; a, const std::string&amp; b) {</w:t>
+      </w:r>
+      <w:r>
+        <w:br/>
+      </w:r>
+      <w:r>
+        <w:rPr>
+          <w:rStyle w:val="VerbatimChar"/>
+        </w:rPr>
+        <w:t xml:space="preserve">    if (a.size() != b.size()) return false;</w:t>
+      </w:r>
+      <w:r>
+        <w:br/>
+      </w:r>
+      <w:r>
+        <w:br/>
+      </w:r>
+      <w:r>
+        <w:rPr>
+          <w:rStyle w:val="VerbatimChar"/>
+        </w:rPr>
+        <w:t xml:space="preserve">    for (size_t i = 0; i &lt; a.size(); ++i) {</w:t>
+      </w:r>
+      <w:r>
+        <w:br/>
+      </w:r>
+      <w:r>
+        <w:rPr>
+          <w:rStyle w:val="VerbatimChar"/>
+        </w:rPr>
+        <w:t xml:space="preserve">        if (a[i] != b[i]) return false;   // ранній вихід — джерело витоку</w:t>
+      </w:r>
+      <w:r>
+        <w:br/>
+      </w:r>
+      <w:r>
+        <w:rPr>
+          <w:rStyle w:val="VerbatimChar"/>
+        </w:rPr>
+        <w:t xml:space="preserve">    }</w:t>
+      </w:r>
+      <w:r>
+        <w:br/>
+      </w:r>
+      <w:r>
+        <w:rPr>
+          <w:rStyle w:val="VerbatimChar"/>
+        </w:rPr>
+        <w:t xml:space="preserve">    return true;</w:t>
+      </w:r>
+      <w:r>
+        <w:br/>
+      </w:r>
+      <w:r>
+        <w:rPr>
+          <w:rStyle w:val="VerbatimChar"/>
+        </w:rPr>
+        <w:t xml:space="preserve">}</w:t>
+      </w:r>
+      <w:r>
+        <w:br/>
+      </w:r>
+      <w:r>
+        <w:br/>
+      </w:r>
+      <w:r>
+        <w:rPr>
+          <w:rStyle w:val="VerbatimChar"/>
+        </w:rPr>
+        <w:t xml:space="preserve">// БЕЗПЕЧНЕ порівняння: завжди обходить усі байти,</w:t>
+      </w:r>
+      <w:r>
+        <w:br/>
+      </w:r>
+      <w:r>
+        <w:rPr>
+          <w:rStyle w:val="VerbatimChar"/>
+        </w:rPr>
+        <w:t xml:space="preserve">// результат накопичується операцією XOR</w:t>
+      </w:r>
+      <w:r>
+        <w:br/>
+      </w:r>
+      <w:r>
+        <w:rPr>
+          <w:rStyle w:val="VerbatimChar"/>
+        </w:rPr>
+        <w:t xml:space="preserve">bool safeCompare(const std::string&amp; a, const std::string&amp; b) {</w:t>
+      </w:r>
+      <w:r>
+        <w:br/>
+      </w:r>
+      <w:r>
+        <w:rPr>
+          <w:rStyle w:val="VerbatimChar"/>
+        </w:rPr>
+        <w:t xml:space="preserve">    if (a.size() != b.size()) return false;</w:t>
+      </w:r>
+      <w:r>
+        <w:br/>
+      </w:r>
+      <w:r>
+        <w:br/>
+      </w:r>
+      <w:r>
+        <w:rPr>
+          <w:rStyle w:val="VerbatimChar"/>
+        </w:rPr>
+        <w:t xml:space="preserve">    unsigned char diff = 0;</w:t>
+      </w:r>
+      <w:r>
+        <w:br/>
+      </w:r>
+      <w:r>
+        <w:rPr>
+          <w:rStyle w:val="VerbatimChar"/>
+        </w:rPr>
+        <w:t xml:space="preserve">    for (size_t i = 0; i &lt; a.size(); ++i) {</w:t>
+      </w:r>
+      <w:r>
+        <w:br/>
+      </w:r>
+      <w:r>
+        <w:rPr>
+          <w:rStyle w:val="VerbatimChar"/>
+        </w:rPr>
+        <w:t xml:space="preserve">        diff |= static_cast&lt;unsigned char&gt;(a[i] ^ b[i]);</w:t>
+      </w:r>
+      <w:r>
+        <w:br/>
+      </w:r>
+      <w:r>
+        <w:rPr>
+          <w:rStyle w:val="VerbatimChar"/>
+        </w:rPr>
+        <w:t xml:space="preserve">    }</w:t>
+      </w:r>
+      <w:r>
+        <w:br/>
+      </w:r>
+      <w:r>
+        <w:rPr>
+          <w:rStyle w:val="VerbatimChar"/>
+        </w:rPr>
+        <w:t xml:space="preserve">    return diff == 0;</w:t>
+      </w:r>
+      <w:r>
+        <w:br/>
+      </w:r>
+      <w:r>
+        <w:rPr>
+          <w:rStyle w:val="VerbatimChar"/>
+        </w:rPr>
+        <w:t xml:space="preserve">}</w:t>
+      </w:r>
+      <w:r>
+        <w:br/>
+      </w:r>
+      <w:r>
+        <w:br/>
+      </w:r>
+      <w:r>
+        <w:rPr>
+          <w:rStyle w:val="VerbatimChar"/>
+        </w:rPr>
+        <w:t xml:space="preserve">// Вимірює середній час одного порівняння</w:t>
+      </w:r>
+      <w:r>
+        <w:br/>
+      </w:r>
+      <w:r>
+        <w:rPr>
+          <w:rStyle w:val="VerbatimChar"/>
+        </w:rPr>
+        <w:t xml:space="preserve">template &lt;typename Compare&gt;</w:t>
+      </w:r>
+      <w:r>
+        <w:br/>
+      </w:r>
+      <w:r>
+        <w:rPr>
+          <w:rStyle w:val="VerbatimChar"/>
+        </w:rPr>
+        <w:t xml:space="preserve">double measure(Compare compare, const std::string&amp; secret, const std::string&amp; attempt) {</w:t>
+      </w:r>
+      <w:r>
+        <w:br/>
+      </w:r>
+      <w:r>
+        <w:rPr>
+          <w:rStyle w:val="VerbatimChar"/>
+        </w:rPr>
+        <w:t xml:space="preserve">    const int REPEATS = 200000;</w:t>
+      </w:r>
+      <w:r>
+        <w:br/>
+      </w:r>
+      <w:r>
+        <w:rPr>
+          <w:rStyle w:val="VerbatimChar"/>
+        </w:rPr>
+        <w:t xml:space="preserve">    auto start = std::chrono::high_resolution_clock::now();</w:t>
+      </w:r>
+      <w:r>
+        <w:br/>
+      </w:r>
+      <w:r>
+        <w:br/>
+      </w:r>
+      <w:r>
+        <w:rPr>
+          <w:rStyle w:val="VerbatimChar"/>
+        </w:rPr>
+        <w:t xml:space="preserve">    volatile bool sink = false;               // заважає оптимізатору прибрати виклик</w:t>
+      </w:r>
+      <w:r>
+        <w:br/>
+      </w:r>
+      <w:r>
+        <w:rPr>
+          <w:rStyle w:val="VerbatimChar"/>
+        </w:rPr>
+        <w:t xml:space="preserve">    for (int i = 0; i &lt; REPEATS; ++i) {</w:t>
+      </w:r>
+      <w:r>
+        <w:br/>
+      </w:r>
+      <w:r>
+        <w:rPr>
+          <w:rStyle w:val="VerbatimChar"/>
+        </w:rPr>
+        <w:t xml:space="preserve">        sink = compare(secret, attempt);</w:t>
+      </w:r>
+      <w:r>
+        <w:br/>
+      </w:r>
+      <w:r>
+        <w:rPr>
+          <w:rStyle w:val="VerbatimChar"/>
+        </w:rPr>
+        <w:t xml:space="preserve">    }</w:t>
+      </w:r>
+      <w:r>
+        <w:br/>
+      </w:r>
+      <w:r>
+        <w:br/>
+      </w:r>
+      <w:r>
+        <w:rPr>
+          <w:rStyle w:val="VerbatimChar"/>
+        </w:rPr>
+        <w:t xml:space="preserve">    auto elapsed = std::chrono::high_resolution_clock::now() - start;</w:t>
+      </w:r>
+      <w:r>
+        <w:br/>
+      </w:r>
+      <w:r>
+        <w:rPr>
+          <w:rStyle w:val="VerbatimChar"/>
+        </w:rPr>
+        <w:t xml:space="preserve">    return std::chrono::duration&lt;double, std::nano&gt;(elapsed).count() / REPEATS;</w:t>
+      </w:r>
+      <w:r>
+        <w:br/>
+      </w:r>
+      <w:r>
+        <w:rPr>
+          <w:rStyle w:val="VerbatimChar"/>
+        </w:rPr>
+        <w:t xml:space="preserve">}</w:t>
+      </w:r>
+      <w:r>
+        <w:br/>
+      </w:r>
+      <w:r>
+        <w:br/>
+      </w:r>
+      <w:r>
+        <w:rPr>
+          <w:rStyle w:val="VerbatimChar"/>
+        </w:rPr>
+        <w:t xml:space="preserve">int main() {</w:t>
+      </w:r>
+      <w:r>
+        <w:br/>
+      </w:r>
+      <w:r>
+        <w:rPr>
+          <w:rStyle w:val="VerbatimChar"/>
+        </w:rPr>
+        <w:t xml:space="preserve">    const std::string secret = "correcthashvalue1234567890123456";</w:t>
+      </w:r>
+      <w:r>
+        <w:br/>
+      </w:r>
+      <w:r>
+        <w:br/>
+      </w:r>
+      <w:r>
+        <w:rPr>
+          <w:rStyle w:val="VerbatimChar"/>
+        </w:rPr>
+        <w:t xml:space="preserve">    const std::string attempts[] = {</w:t>
+      </w:r>
+      <w:r>
+        <w:br/>
+      </w:r>
+      <w:r>
+        <w:rPr>
+          <w:rStyle w:val="VerbatimChar"/>
+        </w:rPr>
+        <w:t xml:space="preserve">        "wrongghashvalue1234567890123456X",   // розбіжність із першого символу</w:t>
+      </w:r>
+      <w:r>
+        <w:br/>
+      </w:r>
+      <w:r>
+        <w:rPr>
+          <w:rStyle w:val="VerbatimChar"/>
+        </w:rPr>
+        <w:t xml:space="preserve">        "correctghashvalue123456789012345",   // збігаються 7 символів</w:t>
+      </w:r>
+      <w:r>
+        <w:br/>
+      </w:r>
+      <w:r>
+        <w:rPr>
+          <w:rStyle w:val="VerbatimChar"/>
+        </w:rPr>
+        <w:t xml:space="preserve">        "correcthashvalue12345678901234XX"    // збігаються 30 символів</w:t>
+      </w:r>
+      <w:r>
+        <w:br/>
+      </w:r>
+      <w:r>
+        <w:rPr>
+          <w:rStyle w:val="VerbatimChar"/>
+        </w:rPr>
+        <w:t xml:space="preserve">    };</w:t>
+      </w:r>
+      <w:r>
+        <w:br/>
+      </w:r>
+      <w:r>
+        <w:br/>
+      </w:r>
+      <w:r>
+        <w:rPr>
+          <w:rStyle w:val="VerbatimChar"/>
+        </w:rPr>
+        <w:t xml:space="preserve">    std::cout &lt;&lt; "=== ДЕМОНСТРАЦІЯ TIMING ATTACK ===\n\n";</w:t>
+      </w:r>
+      <w:r>
+        <w:br/>
+      </w:r>
+      <w:r>
+        <w:rPr>
+          <w:rStyle w:val="VerbatimChar"/>
+        </w:rPr>
+        <w:t xml:space="preserve">    std::cout &lt;&lt; "Небезпечне порівняння (час залежить від збігів):\n";</w:t>
+      </w:r>
+      <w:r>
+        <w:br/>
+      </w:r>
+      <w:r>
+        <w:rPr>
+          <w:rStyle w:val="VerbatimChar"/>
+        </w:rPr>
+        <w:t xml:space="preserve">    for (const std::string&amp; attempt : attempts) {</w:t>
+      </w:r>
+      <w:r>
+        <w:br/>
+      </w:r>
+      <w:r>
+        <w:rPr>
+          <w:rStyle w:val="VerbatimChar"/>
+        </w:rPr>
+        <w:t xml:space="preserve">        std::cout &lt;&lt; "  " &lt;&lt; measure(unsafeCompare, secret, attempt) &lt;&lt; " нс\n";</w:t>
+      </w:r>
+      <w:r>
+        <w:br/>
+      </w:r>
+      <w:r>
+        <w:rPr>
+          <w:rStyle w:val="VerbatimChar"/>
+        </w:rPr>
+        <w:t xml:space="preserve">    }</w:t>
+      </w:r>
+      <w:r>
+        <w:br/>
+      </w:r>
+      <w:r>
+        <w:br/>
+      </w:r>
+      <w:r>
+        <w:rPr>
+          <w:rStyle w:val="VerbatimChar"/>
+        </w:rPr>
+        <w:t xml:space="preserve">    std::cout &lt;&lt; "\nБезпечне порівняння (сталий час):\n";</w:t>
+      </w:r>
+      <w:r>
+        <w:br/>
+      </w:r>
+      <w:r>
+        <w:rPr>
+          <w:rStyle w:val="VerbatimChar"/>
+        </w:rPr>
+        <w:t xml:space="preserve">    for (const std::string&amp; attempt : attempts) {</w:t>
+      </w:r>
+      <w:r>
+        <w:br/>
+      </w:r>
+      <w:r>
+        <w:rPr>
+          <w:rStyle w:val="VerbatimChar"/>
+        </w:rPr>
+        <w:t xml:space="preserve">        std::cout &lt;&lt; "  " &lt;&lt; measure(safeCompare, secret, attempt) &lt;&lt; " нс\n";</w:t>
+      </w:r>
+      <w:r>
+        <w:br/>
+      </w:r>
+      <w:r>
+        <w:rPr>
+          <w:rStyle w:val="VerbatimChar"/>
+        </w:rPr>
+        <w:t xml:space="preserve">    }</w:t>
+      </w:r>
+      <w:r>
+        <w:br/>
+      </w:r>
+      <w:r>
+        <w:br/>
+      </w:r>
+      <w:r>
+        <w:rPr>
+          <w:rStyle w:val="VerbatimChar"/>
+        </w:rPr>
+        <w:t xml:space="preserve">    std::cout &lt;&lt; "\nЧим більше правильних символів на початку, тим довше працює\n"</w:t>
+      </w:r>
+      <w:r>
+        <w:br/>
+      </w:r>
+      <w:r>
+        <w:rPr>
+          <w:rStyle w:val="VerbatimChar"/>
+        </w:rPr>
+        <w:t xml:space="preserve">                 "небезпечний варіант — саме цей час і вимірює зловмисник.\n";</w:t>
+      </w:r>
+      <w:r>
+        <w:br/>
+      </w:r>
+      <w:r>
+        <w:rPr>
+          <w:rStyle w:val="VerbatimChar"/>
+        </w:rPr>
+        <w:t xml:space="preserve">    return 0;</w:t>
+      </w:r>
+      <w:r>
+        <w:br/>
+      </w:r>
+      <w:r>
+        <w:rPr>
+          <w:rStyle w:val="VerbatimChar"/>
+        </w:rPr>
+        <w:t xml:space="preserve">}</w:t>
+      </w:r>
+    </w:p>
+    <w:p>
+      <w:pPr>
+        <w:pStyle w:val="FirstParagraph"/>
+      </w:pPr>
+      <w:r>
+        <w:t xml:space="preserve">Результат роботи програми (значення часу залежать від машини):</w:t>
+      </w:r>
+    </w:p>
+    <w:p>
+      <w:pPr>
+        <w:pStyle w:val="SourceCode"/>
+      </w:pPr>
+      <w:r>
+        <w:rPr>
+          <w:rStyle w:val="VerbatimChar"/>
+        </w:rPr>
+        <w:t xml:space="preserve">=== ДЕМОНСТРАЦІЯ TIMING ATTACK ===</w:t>
+      </w:r>
+      <w:r>
+        <w:br/>
+      </w:r>
+      <w:r>
+        <w:br/>
+      </w:r>
+      <w:r>
+        <w:rPr>
+          <w:rStyle w:val="VerbatimChar"/>
+        </w:rPr>
+        <w:t xml:space="preserve">Небезпечне порівняння (час залежить від збігів):</w:t>
+      </w:r>
+      <w:r>
+        <w:br/>
+      </w:r>
+      <w:r>
+        <w:rPr>
+          <w:rStyle w:val="VerbatimChar"/>
+        </w:rPr>
+        <w:t xml:space="preserve">  42.0044 нс</w:t>
+      </w:r>
+      <w:r>
+        <w:br/>
+      </w:r>
+      <w:r>
+        <w:rPr>
+          <w:rStyle w:val="VerbatimChar"/>
+        </w:rPr>
+        <w:t xml:space="preserve">  174.284 нс</w:t>
+      </w:r>
+      <w:r>
+        <w:br/>
+      </w:r>
+      <w:r>
+        <w:rPr>
+          <w:rStyle w:val="VerbatimChar"/>
+        </w:rPr>
+        <w:t xml:space="preserve">  325.618 нс</w:t>
+      </w:r>
+      <w:r>
+        <w:br/>
+      </w:r>
+      <w:r>
+        <w:br/>
+      </w:r>
+      <w:r>
+        <w:rPr>
+          <w:rStyle w:val="VerbatimChar"/>
+        </w:rPr>
+        <w:t xml:space="preserve">Безпечне порівняння (сталий час):</w:t>
+      </w:r>
+      <w:r>
+        <w:br/>
+      </w:r>
+      <w:r>
+        <w:rPr>
+          <w:rStyle w:val="VerbatimChar"/>
+        </w:rPr>
+        <w:t xml:space="preserve">  302.902 нс</w:t>
+      </w:r>
+      <w:r>
+        <w:br/>
+      </w:r>
+      <w:r>
+        <w:rPr>
+          <w:rStyle w:val="VerbatimChar"/>
+        </w:rPr>
+        <w:t xml:space="preserve">  304.912 нс</w:t>
+      </w:r>
+      <w:r>
+        <w:br/>
+      </w:r>
+      <w:r>
+        <w:rPr>
+          <w:rStyle w:val="VerbatimChar"/>
+        </w:rPr>
+        <w:t xml:space="preserve">  305.376 нс</w:t>
+      </w:r>
+      <w:r>
+        <w:br/>
+      </w:r>
+      <w:r>
+        <w:br/>
+      </w:r>
+      <w:r>
+        <w:rPr>
+          <w:rStyle w:val="VerbatimChar"/>
+        </w:rPr>
+        <w:t xml:space="preserve">Чим більше правильних символів на початку, тим довше працює</w:t>
+      </w:r>
+      <w:r>
+        <w:br/>
+      </w:r>
+      <w:r>
+        <w:rPr>
+          <w:rStyle w:val="VerbatimChar"/>
+        </w:rPr>
+        <w:t xml:space="preserve">небезпечний варіант — саме цей час і вимірює зловмисник.</w:t>
       </w:r>
     </w:p>
     <w:bookmarkEnd w:id="17"/>
@@ -2596,952 +2949,830 @@
         <w:rPr>
           <w:rStyle w:val="VerbatimChar"/>
         </w:rPr>
-        <w:t xml:space="preserve">import secrets</w:t>
-      </w:r>
-      <w:r>
-        <w:br/>
-      </w:r>
-      <w:r>
-        <w:rPr>
-          <w:rStyle w:val="VerbatimChar"/>
-        </w:rPr>
-        <w:t xml:space="preserve">import hmac</w:t>
-      </w:r>
-      <w:r>
-        <w:br/>
-      </w:r>
-      <w:r>
-        <w:rPr>
-          <w:rStyle w:val="VerbatimChar"/>
-        </w:rPr>
-        <w:t xml:space="preserve">import hashlib</w:t>
-      </w:r>
-      <w:r>
-        <w:br/>
-      </w:r>
-      <w:r>
-        <w:rPr>
-          <w:rStyle w:val="VerbatimChar"/>
-        </w:rPr>
-        <w:t xml:space="preserve">from typing import Dict, Optional</w:t>
-      </w:r>
-      <w:r>
-        <w:br/>
-      </w:r>
-      <w:r>
-        <w:br/>
-      </w:r>
-      <w:r>
-        <w:rPr>
-          <w:rStyle w:val="VerbatimChar"/>
-        </w:rPr>
-        <w:t xml:space="preserve">class ChallengeResponseAuth:</w:t>
-      </w:r>
-      <w:r>
-        <w:br/>
-      </w:r>
-      <w:r>
-        <w:rPr>
-          <w:rStyle w:val="VerbatimChar"/>
-        </w:rPr>
-        <w:t xml:space="preserve">    """Реалізація challenge-response аутентифікації."""</w:t>
-      </w:r>
-      <w:r>
-        <w:br/>
-      </w:r>
-      <w:r>
-        <w:br/>
-      </w:r>
-      <w:r>
-        <w:rPr>
-          <w:rStyle w:val="VerbatimChar"/>
-        </w:rPr>
-        <w:t xml:space="preserve">    def __init__(self):</w:t>
-      </w:r>
-      <w:r>
-        <w:br/>
-      </w:r>
-      <w:r>
-        <w:rPr>
-          <w:rStyle w:val="VerbatimChar"/>
-        </w:rPr>
-        <w:t xml:space="preserve">        # Імітація бази даних користувачів</w:t>
-      </w:r>
-      <w:r>
-        <w:br/>
-      </w:r>
-      <w:r>
-        <w:rPr>
-          <w:rStyle w:val="VerbatimChar"/>
-        </w:rPr>
-        <w:t xml:space="preserve">        self.users: Dict[str, bytes] = {}</w:t>
-      </w:r>
-      <w:r>
-        <w:br/>
-      </w:r>
-      <w:r>
-        <w:rPr>
-          <w:rStyle w:val="VerbatimChar"/>
-        </w:rPr>
-        <w:t xml:space="preserve">        # Активні виклики (challenge)</w:t>
-      </w:r>
-      <w:r>
-        <w:br/>
-      </w:r>
-      <w:r>
-        <w:rPr>
-          <w:rStyle w:val="VerbatimChar"/>
-        </w:rPr>
-        <w:t xml:space="preserve">        self.challenges: Dict[str, bytes] = {}</w:t>
-      </w:r>
-      <w:r>
-        <w:br/>
-      </w:r>
-      <w:r>
-        <w:br/>
-      </w:r>
-      <w:r>
-        <w:rPr>
-          <w:rStyle w:val="VerbatimChar"/>
-        </w:rPr>
-        <w:t xml:space="preserve">    def register(self, username: str, password: str):</w:t>
-      </w:r>
-      <w:r>
-        <w:br/>
-      </w:r>
-      <w:r>
-        <w:rPr>
-          <w:rStyle w:val="VerbatimChar"/>
-        </w:rPr>
-        <w:t xml:space="preserve">        """Реєстрація користувача (зберігаємо хеш пароля)."""</w:t>
-      </w:r>
-      <w:r>
-        <w:br/>
-      </w:r>
-      <w:r>
-        <w:rPr>
-          <w:rStyle w:val="VerbatimChar"/>
-        </w:rPr>
-        <w:t xml:space="preserve">        # У реальній системі — сіль + PBKDF2</w:t>
-      </w:r>
-      <w:r>
-        <w:br/>
-      </w:r>
-      <w:r>
-        <w:rPr>
-          <w:rStyle w:val="VerbatimChar"/>
-        </w:rPr>
-        <w:t xml:space="preserve">        password_hash = hashlib.sha256(password.encode()).digest()</w:t>
-      </w:r>
-      <w:r>
-        <w:br/>
-      </w:r>
-      <w:r>
-        <w:rPr>
-          <w:rStyle w:val="VerbatimChar"/>
-        </w:rPr>
-        <w:t xml:space="preserve">        self.users[username] = password_hash</w:t>
-      </w:r>
-      <w:r>
-        <w:br/>
-      </w:r>
-      <w:r>
-        <w:rPr>
-          <w:rStyle w:val="VerbatimChar"/>
-        </w:rPr>
-        <w:t xml:space="preserve">        print(f"[SERVER] Користувач '{username}' зареєстрований")</w:t>
-      </w:r>
-      <w:r>
-        <w:br/>
-      </w:r>
-      <w:r>
-        <w:br/>
-      </w:r>
-      <w:r>
-        <w:rPr>
-          <w:rStyle w:val="VerbatimChar"/>
-        </w:rPr>
-        <w:t xml:space="preserve">    def request_login(self, username: str) -&gt; Optional[bytes]:</w:t>
-      </w:r>
-      <w:r>
-        <w:br/>
-      </w:r>
-      <w:r>
-        <w:rPr>
-          <w:rStyle w:val="VerbatimChar"/>
-        </w:rPr>
-        <w:t xml:space="preserve">        """</w:t>
-      </w:r>
-      <w:r>
-        <w:br/>
-      </w:r>
-      <w:r>
-        <w:rPr>
-          <w:rStyle w:val="VerbatimChar"/>
-        </w:rPr>
-        <w:t xml:space="preserve">        Крок 1: Клієнт запитує вхід.</w:t>
-      </w:r>
-      <w:r>
-        <w:br/>
-      </w:r>
-      <w:r>
-        <w:rPr>
-          <w:rStyle w:val="VerbatimChar"/>
-        </w:rPr>
-        <w:t xml:space="preserve">        Сервер повертає challenge (випадкове число).</w:t>
-      </w:r>
-      <w:r>
-        <w:br/>
-      </w:r>
-      <w:r>
-        <w:rPr>
-          <w:rStyle w:val="VerbatimChar"/>
-        </w:rPr>
-        <w:t xml:space="preserve">        """</w:t>
-      </w:r>
-      <w:r>
-        <w:br/>
-      </w:r>
-      <w:r>
-        <w:rPr>
-          <w:rStyle w:val="VerbatimChar"/>
-        </w:rPr>
-        <w:t xml:space="preserve">        if username not in self.users:</w:t>
-      </w:r>
-      <w:r>
-        <w:br/>
-      </w:r>
-      <w:r>
-        <w:rPr>
-          <w:rStyle w:val="VerbatimChar"/>
-        </w:rPr>
-        <w:t xml:space="preserve">            print(f"[SERVER] Користувач '{username}' не знайдений")</w:t>
-      </w:r>
-      <w:r>
-        <w:br/>
-      </w:r>
-      <w:r>
-        <w:rPr>
-          <w:rStyle w:val="VerbatimChar"/>
-        </w:rPr>
-        <w:t xml:space="preserve">            return None</w:t>
-      </w:r>
-      <w:r>
-        <w:br/>
-      </w:r>
-      <w:r>
-        <w:br/>
-      </w:r>
-      <w:r>
-        <w:rPr>
-          <w:rStyle w:val="VerbatimChar"/>
-        </w:rPr>
-        <w:t xml:space="preserve">        # Генеруємо випадковий challenge (nonce)</w:t>
-      </w:r>
-      <w:r>
-        <w:br/>
-      </w:r>
-      <w:r>
-        <w:rPr>
-          <w:rStyle w:val="VerbatimChar"/>
-        </w:rPr>
-        <w:t xml:space="preserve">        challenge = secrets.token_bytes(32)</w:t>
-      </w:r>
-      <w:r>
-        <w:br/>
-      </w:r>
-      <w:r>
-        <w:rPr>
-          <w:rStyle w:val="VerbatimChar"/>
-        </w:rPr>
-        <w:t xml:space="preserve">        self.challenges[username] = challenge</w:t>
-      </w:r>
-      <w:r>
-        <w:br/>
-      </w:r>
-      <w:r>
-        <w:br/>
-      </w:r>
-      <w:r>
-        <w:rPr>
-          <w:rStyle w:val="VerbatimChar"/>
-        </w:rPr>
-        <w:t xml:space="preserve">        print(f"[SERVER] Challenge для '{username}': {challenge.hex()[:16]}...")</w:t>
-      </w:r>
-      <w:r>
-        <w:br/>
-      </w:r>
-      <w:r>
-        <w:rPr>
-          <w:rStyle w:val="VerbatimChar"/>
-        </w:rPr>
-        <w:t xml:space="preserve">        return challenge</w:t>
-      </w:r>
-      <w:r>
-        <w:br/>
-      </w:r>
-      <w:r>
-        <w:br/>
-      </w:r>
-      <w:r>
-        <w:rPr>
-          <w:rStyle w:val="VerbatimChar"/>
-        </w:rPr>
-        <w:t xml:space="preserve">    def verify_response(self, username: str, response: bytes) -&gt; bool:</w:t>
-      </w:r>
-      <w:r>
-        <w:br/>
-      </w:r>
-      <w:r>
-        <w:rPr>
-          <w:rStyle w:val="VerbatimChar"/>
-        </w:rPr>
-        <w:t xml:space="preserve">        """</w:t>
-      </w:r>
-      <w:r>
-        <w:br/>
-      </w:r>
-      <w:r>
-        <w:rPr>
-          <w:rStyle w:val="VerbatimChar"/>
-        </w:rPr>
-        <w:t xml:space="preserve">        Крок 2: Сервер перевіряє response від клієнта.</w:t>
-      </w:r>
-      <w:r>
-        <w:br/>
-      </w:r>
-      <w:r>
-        <w:rPr>
-          <w:rStyle w:val="VerbatimChar"/>
-        </w:rPr>
-        <w:t xml:space="preserve">        """</w:t>
-      </w:r>
-      <w:r>
-        <w:br/>
-      </w:r>
-      <w:r>
-        <w:rPr>
-          <w:rStyle w:val="VerbatimChar"/>
-        </w:rPr>
-        <w:t xml:space="preserve">        if username not in self.challenges:</w:t>
-      </w:r>
-      <w:r>
-        <w:br/>
-      </w:r>
-      <w:r>
-        <w:rPr>
-          <w:rStyle w:val="VerbatimChar"/>
-        </w:rPr>
-        <w:t xml:space="preserve">            print(f"[SERVER] Немає активного challenge для '{username}'")</w:t>
-      </w:r>
-      <w:r>
-        <w:br/>
-      </w:r>
-      <w:r>
-        <w:rPr>
-          <w:rStyle w:val="VerbatimChar"/>
-        </w:rPr>
-        <w:t xml:space="preserve">            return False</w:t>
-      </w:r>
-      <w:r>
-        <w:br/>
-      </w:r>
-      <w:r>
-        <w:br/>
-      </w:r>
-      <w:r>
-        <w:rPr>
-          <w:rStyle w:val="VerbatimChar"/>
-        </w:rPr>
-        <w:t xml:space="preserve">        challenge = self.challenges.pop(username)  # Одноразовий challenge</w:t>
-      </w:r>
-      <w:r>
-        <w:br/>
-      </w:r>
-      <w:r>
-        <w:rPr>
-          <w:rStyle w:val="VerbatimChar"/>
-        </w:rPr>
-        <w:t xml:space="preserve">        password_hash = self.users[username]</w:t>
-      </w:r>
-      <w:r>
-        <w:br/>
-      </w:r>
-      <w:r>
-        <w:br/>
-      </w:r>
-      <w:r>
-        <w:rPr>
-          <w:rStyle w:val="VerbatimChar"/>
-        </w:rPr>
-        <w:t xml:space="preserve">        # Обчислюємо очікувану відповідь</w:t>
-      </w:r>
-      <w:r>
-        <w:br/>
-      </w:r>
-      <w:r>
-        <w:rPr>
-          <w:rStyle w:val="VerbatimChar"/>
-        </w:rPr>
-        <w:t xml:space="preserve">        expected_response = hmac.new(</w:t>
-      </w:r>
-      <w:r>
-        <w:br/>
-      </w:r>
-      <w:r>
-        <w:rPr>
-          <w:rStyle w:val="VerbatimChar"/>
-        </w:rPr>
-        <w:t xml:space="preserve">            password_hash,</w:t>
-      </w:r>
-      <w:r>
-        <w:br/>
-      </w:r>
-      <w:r>
-        <w:rPr>
-          <w:rStyle w:val="VerbatimChar"/>
-        </w:rPr>
-        <w:t xml:space="preserve">            challenge,</w:t>
-      </w:r>
-      <w:r>
-        <w:br/>
-      </w:r>
-      <w:r>
-        <w:rPr>
-          <w:rStyle w:val="VerbatimChar"/>
-        </w:rPr>
-        <w:t xml:space="preserve">            hashlib.sha256</w:t>
-      </w:r>
-      <w:r>
-        <w:br/>
-      </w:r>
-      <w:r>
-        <w:rPr>
-          <w:rStyle w:val="VerbatimChar"/>
-        </w:rPr>
-        <w:t xml:space="preserve">        ).digest()</w:t>
-      </w:r>
-      <w:r>
-        <w:br/>
-      </w:r>
-      <w:r>
-        <w:br/>
-      </w:r>
-      <w:r>
-        <w:rPr>
-          <w:rStyle w:val="VerbatimChar"/>
-        </w:rPr>
-        <w:t xml:space="preserve">        # Безпечне порівняння</w:t>
-      </w:r>
-      <w:r>
-        <w:br/>
-      </w:r>
-      <w:r>
-        <w:rPr>
-          <w:rStyle w:val="VerbatimChar"/>
-        </w:rPr>
-        <w:t xml:space="preserve">        is_valid = hmac.compare_digest(response, expected_response)</w:t>
-      </w:r>
-      <w:r>
-        <w:br/>
-      </w:r>
-      <w:r>
-        <w:br/>
-      </w:r>
-      <w:r>
-        <w:rPr>
-          <w:rStyle w:val="VerbatimChar"/>
-        </w:rPr>
-        <w:t xml:space="preserve">        if is_valid:</w:t>
-      </w:r>
-      <w:r>
-        <w:br/>
-      </w:r>
-      <w:r>
-        <w:rPr>
-          <w:rStyle w:val="VerbatimChar"/>
-        </w:rPr>
-        <w:t xml:space="preserve">            print(f"[SERVER] Аутентифікація '{username}' успішна")</w:t>
-      </w:r>
-      <w:r>
-        <w:br/>
-      </w:r>
-      <w:r>
-        <w:rPr>
-          <w:rStyle w:val="VerbatimChar"/>
-        </w:rPr>
-        <w:t xml:space="preserve">        else:</w:t>
-      </w:r>
-      <w:r>
-        <w:br/>
-      </w:r>
-      <w:r>
-        <w:rPr>
-          <w:rStyle w:val="VerbatimChar"/>
-        </w:rPr>
-        <w:t xml:space="preserve">            print(f"[SERVER] Аутентифікація '{username}' невдала")</w:t>
-      </w:r>
-      <w:r>
-        <w:br/>
-      </w:r>
-      <w:r>
-        <w:br/>
-      </w:r>
-      <w:r>
-        <w:rPr>
-          <w:rStyle w:val="VerbatimChar"/>
-        </w:rPr>
-        <w:t xml:space="preserve">        return is_valid</w:t>
-      </w:r>
-      <w:r>
-        <w:br/>
-      </w:r>
-      <w:r>
-        <w:br/>
-      </w:r>
-      <w:r>
-        <w:rPr>
-          <w:rStyle w:val="VerbatimChar"/>
-        </w:rPr>
-        <w:t xml:space="preserve">    @staticmethod</w:t>
-      </w:r>
-      <w:r>
-        <w:br/>
-      </w:r>
-      <w:r>
-        <w:rPr>
-          <w:rStyle w:val="VerbatimChar"/>
-        </w:rPr>
-        <w:t xml:space="preserve">    def compute_response(password: str, challenge: bytes) -&gt; bytes:</w:t>
-      </w:r>
-      <w:r>
-        <w:br/>
-      </w:r>
-      <w:r>
-        <w:rPr>
-          <w:rStyle w:val="VerbatimChar"/>
-        </w:rPr>
-        <w:t xml:space="preserve">        """</w:t>
-      </w:r>
-      <w:r>
-        <w:br/>
-      </w:r>
-      <w:r>
-        <w:rPr>
-          <w:rStyle w:val="VerbatimChar"/>
-        </w:rPr>
-        <w:t xml:space="preserve">        Клієнтська сторона: обчислення response.</w:t>
-      </w:r>
-      <w:r>
-        <w:br/>
-      </w:r>
-      <w:r>
-        <w:rPr>
-          <w:rStyle w:val="VerbatimChar"/>
-        </w:rPr>
-        <w:t xml:space="preserve">        """</w:t>
-      </w:r>
-      <w:r>
-        <w:br/>
-      </w:r>
-      <w:r>
-        <w:rPr>
-          <w:rStyle w:val="VerbatimChar"/>
-        </w:rPr>
-        <w:t xml:space="preserve">        password_hash = hashlib.sha256(password.encode()).digest()</w:t>
-      </w:r>
-      <w:r>
-        <w:br/>
-      </w:r>
-      <w:r>
-        <w:rPr>
-          <w:rStyle w:val="VerbatimChar"/>
-        </w:rPr>
-        <w:t xml:space="preserve">        response = hmac.new(</w:t>
-      </w:r>
-      <w:r>
-        <w:br/>
-      </w:r>
-      <w:r>
-        <w:rPr>
-          <w:rStyle w:val="VerbatimChar"/>
-        </w:rPr>
-        <w:t xml:space="preserve">            password_hash,</w:t>
-      </w:r>
-      <w:r>
-        <w:br/>
-      </w:r>
-      <w:r>
-        <w:rPr>
-          <w:rStyle w:val="VerbatimChar"/>
-        </w:rPr>
-        <w:t xml:space="preserve">            challenge,</w:t>
-      </w:r>
-      <w:r>
-        <w:br/>
-      </w:r>
-      <w:r>
-        <w:rPr>
-          <w:rStyle w:val="VerbatimChar"/>
-        </w:rPr>
-        <w:t xml:space="preserve">            hashlib.sha256</w:t>
-      </w:r>
-      <w:r>
-        <w:br/>
-      </w:r>
-      <w:r>
-        <w:rPr>
-          <w:rStyle w:val="VerbatimChar"/>
-        </w:rPr>
-        <w:t xml:space="preserve">        ).digest()</w:t>
-      </w:r>
-      <w:r>
-        <w:br/>
-      </w:r>
-      <w:r>
-        <w:rPr>
-          <w:rStyle w:val="VerbatimChar"/>
-        </w:rPr>
-        <w:t xml:space="preserve">        return response</w:t>
-      </w:r>
-      <w:r>
-        <w:br/>
-      </w:r>
-      <w:r>
-        <w:br/>
-      </w:r>
-      <w:r>
-        <w:rPr>
-          <w:rStyle w:val="VerbatimChar"/>
-        </w:rPr>
-        <w:t xml:space="preserve">def demo_challenge_response():</w:t>
-      </w:r>
-      <w:r>
-        <w:br/>
-      </w:r>
-      <w:r>
-        <w:rPr>
-          <w:rStyle w:val="VerbatimChar"/>
-        </w:rPr>
-        <w:t xml:space="preserve">    print("\n" + "=" * 60)</w:t>
-      </w:r>
-      <w:r>
-        <w:br/>
-      </w:r>
-      <w:r>
-        <w:rPr>
-          <w:rStyle w:val="VerbatimChar"/>
-        </w:rPr>
-        <w:t xml:space="preserve">    print("ДЕМОНСТРАЦІЯ CHALLENGE-RESPONSE")</w:t>
-      </w:r>
-      <w:r>
-        <w:br/>
-      </w:r>
-      <w:r>
-        <w:rPr>
-          <w:rStyle w:val="VerbatimChar"/>
-        </w:rPr>
-        <w:t xml:space="preserve">    print("=" * 60)</w:t>
-      </w:r>
-      <w:r>
-        <w:br/>
-      </w:r>
-      <w:r>
-        <w:br/>
-      </w:r>
-      <w:r>
-        <w:rPr>
-          <w:rStyle w:val="VerbatimChar"/>
-        </w:rPr>
-        <w:t xml:space="preserve">    auth = ChallengeResponseAuth()</w:t>
-      </w:r>
-      <w:r>
-        <w:br/>
-      </w:r>
-      <w:r>
-        <w:br/>
-      </w:r>
-      <w:r>
-        <w:rPr>
-          <w:rStyle w:val="VerbatimChar"/>
-        </w:rPr>
-        <w:t xml:space="preserve">    # Реєстрація</w:t>
-      </w:r>
-      <w:r>
-        <w:br/>
-      </w:r>
-      <w:r>
-        <w:rPr>
-          <w:rStyle w:val="VerbatimChar"/>
-        </w:rPr>
-        <w:t xml:space="preserve">    auth.register("alice", "secret123")</w:t>
-      </w:r>
-      <w:r>
-        <w:br/>
-      </w:r>
-      <w:r>
-        <w:br/>
-      </w:r>
-      <w:r>
-        <w:rPr>
-          <w:rStyle w:val="VerbatimChar"/>
-        </w:rPr>
-        <w:t xml:space="preserve">    # Успішна аутентифікація</w:t>
-      </w:r>
-      <w:r>
-        <w:br/>
-      </w:r>
-      <w:r>
-        <w:rPr>
-          <w:rStyle w:val="VerbatimChar"/>
-        </w:rPr>
-        <w:t xml:space="preserve">    print("\n--- Успішна аутентифікація ---")</w:t>
-      </w:r>
-      <w:r>
-        <w:br/>
-      </w:r>
-      <w:r>
-        <w:rPr>
-          <w:rStyle w:val="VerbatimChar"/>
-        </w:rPr>
-        <w:t xml:space="preserve">    print("[CLIENT] Запит на вхід як 'alice'")</w:t>
-      </w:r>
-      <w:r>
-        <w:br/>
-      </w:r>
-      <w:r>
-        <w:rPr>
-          <w:rStyle w:val="VerbatimChar"/>
-        </w:rPr>
-        <w:t xml:space="preserve">    challenge = auth.request_login("alice")</w:t>
-      </w:r>
-      <w:r>
-        <w:br/>
-      </w:r>
-      <w:r>
-        <w:br/>
-      </w:r>
-      <w:r>
-        <w:rPr>
-          <w:rStyle w:val="VerbatimChar"/>
-        </w:rPr>
-        <w:t xml:space="preserve">    if challenge:</w:t>
-      </w:r>
-      <w:r>
-        <w:br/>
-      </w:r>
-      <w:r>
-        <w:rPr>
-          <w:rStyle w:val="VerbatimChar"/>
-        </w:rPr>
-        <w:t xml:space="preserve">        print(f"[CLIENT] Отримано challenge, обчислюю response...")</w:t>
-      </w:r>
-      <w:r>
-        <w:br/>
-      </w:r>
-      <w:r>
-        <w:rPr>
-          <w:rStyle w:val="VerbatimChar"/>
-        </w:rPr>
-        <w:t xml:space="preserve">        response = ChallengeResponseAuth.compute_response("secret123", challenge)</w:t>
-      </w:r>
-      <w:r>
-        <w:br/>
-      </w:r>
-      <w:r>
-        <w:rPr>
-          <w:rStyle w:val="VerbatimChar"/>
-        </w:rPr>
-        <w:t xml:space="preserve">        print(f"[CLIENT] Response: {response.hex()[:16]}...")</w:t>
-      </w:r>
-      <w:r>
-        <w:br/>
-      </w:r>
-      <w:r>
-        <w:br/>
-      </w:r>
-      <w:r>
-        <w:rPr>
-          <w:rStyle w:val="VerbatimChar"/>
-        </w:rPr>
-        <w:t xml:space="preserve">        auth.verify_response("alice", response)</w:t>
-      </w:r>
-      <w:r>
-        <w:br/>
-      </w:r>
-      <w:r>
-        <w:br/>
-      </w:r>
-      <w:r>
-        <w:rPr>
-          <w:rStyle w:val="VerbatimChar"/>
-        </w:rPr>
-        <w:t xml:space="preserve">    # Невдала аутентифікація (неправильний пароль)</w:t>
-      </w:r>
-      <w:r>
-        <w:br/>
-      </w:r>
-      <w:r>
-        <w:rPr>
-          <w:rStyle w:val="VerbatimChar"/>
-        </w:rPr>
-        <w:t xml:space="preserve">    print("\n--- Невдала аутентифікація (неправильний пароль) ---")</w:t>
-      </w:r>
-      <w:r>
-        <w:br/>
-      </w:r>
-      <w:r>
-        <w:rPr>
-          <w:rStyle w:val="VerbatimChar"/>
-        </w:rPr>
-        <w:t xml:space="preserve">    print("[CLIENT] Запит на вхід як 'alice'")</w:t>
-      </w:r>
-      <w:r>
-        <w:br/>
-      </w:r>
-      <w:r>
-        <w:rPr>
-          <w:rStyle w:val="VerbatimChar"/>
-        </w:rPr>
-        <w:t xml:space="preserve">    challenge = auth.request_login("alice")</w:t>
-      </w:r>
-      <w:r>
-        <w:br/>
-      </w:r>
-      <w:r>
-        <w:br/>
-      </w:r>
-      <w:r>
-        <w:rPr>
-          <w:rStyle w:val="VerbatimChar"/>
-        </w:rPr>
-        <w:t xml:space="preserve">    if challenge:</w:t>
-      </w:r>
-      <w:r>
-        <w:br/>
-      </w:r>
-      <w:r>
-        <w:rPr>
-          <w:rStyle w:val="VerbatimChar"/>
-        </w:rPr>
-        <w:t xml:space="preserve">        print(f"[CLIENT] Обчислюю response з НЕПРАВИЛЬНИМ паролем...")</w:t>
-      </w:r>
-      <w:r>
-        <w:br/>
-      </w:r>
-      <w:r>
-        <w:rPr>
-          <w:rStyle w:val="VerbatimChar"/>
-        </w:rPr>
-        <w:t xml:space="preserve">        response = ChallengeResponseAuth.compute_response("wrongpassword", challenge)</w:t>
-      </w:r>
-      <w:r>
-        <w:br/>
-      </w:r>
-      <w:r>
-        <w:rPr>
-          <w:rStyle w:val="VerbatimChar"/>
-        </w:rPr>
-        <w:t xml:space="preserve">        auth.verify_response("alice", response)</w:t>
-      </w:r>
-      <w:r>
-        <w:br/>
-      </w:r>
-      <w:r>
-        <w:br/>
-      </w:r>
-      <w:r>
-        <w:rPr>
-          <w:rStyle w:val="VerbatimChar"/>
-        </w:rPr>
-        <w:t xml:space="preserve">    # Replay attack (використання старого response)</w:t>
-      </w:r>
-      <w:r>
-        <w:br/>
-      </w:r>
-      <w:r>
-        <w:rPr>
-          <w:rStyle w:val="VerbatimChar"/>
-        </w:rPr>
-        <w:t xml:space="preserve">    print("\n--- Спроба replay attack ---")</w:t>
-      </w:r>
-      <w:r>
-        <w:br/>
-      </w:r>
-      <w:r>
-        <w:rPr>
-          <w:rStyle w:val="VerbatimChar"/>
-        </w:rPr>
-        <w:t xml:space="preserve">    challenge1 = auth.request_login("alice")</w:t>
-      </w:r>
-      <w:r>
-        <w:br/>
-      </w:r>
-      <w:r>
-        <w:rPr>
-          <w:rStyle w:val="VerbatimChar"/>
-        </w:rPr>
-        <w:t xml:space="preserve">    response1 = ChallengeResponseAuth.compute_response("secret123", challenge1)</w:t>
-      </w:r>
-      <w:r>
-        <w:br/>
-      </w:r>
-      <w:r>
-        <w:br/>
-      </w:r>
-      <w:r>
-        <w:rPr>
-          <w:rStyle w:val="VerbatimChar"/>
-        </w:rPr>
-        <w:t xml:space="preserve">    # Імітація перехоплення і повторного використання</w:t>
-      </w:r>
-      <w:r>
-        <w:br/>
-      </w:r>
-      <w:r>
-        <w:rPr>
-          <w:rStyle w:val="VerbatimChar"/>
-        </w:rPr>
-        <w:t xml:space="preserve">    print("[ATTACKER] Перехопив response, спробую ще раз...")</w:t>
-      </w:r>
-      <w:r>
-        <w:br/>
-      </w:r>
-      <w:r>
-        <w:rPr>
-          <w:rStyle w:val="VerbatimChar"/>
-        </w:rPr>
-        <w:t xml:space="preserve">    challenge2 = auth.request_login("alice")  # Новий challenge</w:t>
-      </w:r>
-      <w:r>
-        <w:br/>
-      </w:r>
-      <w:r>
-        <w:br/>
-      </w:r>
-      <w:r>
-        <w:rPr>
-          <w:rStyle w:val="VerbatimChar"/>
-        </w:rPr>
-        <w:t xml:space="preserve">    # Старий response не підійде до нового challenge</w:t>
-      </w:r>
-      <w:r>
-        <w:br/>
-      </w:r>
-      <w:r>
-        <w:rPr>
-          <w:rStyle w:val="VerbatimChar"/>
-        </w:rPr>
-        <w:t xml:space="preserve">    auth.verify_response("alice", response1)</w:t>
-      </w:r>
-      <w:r>
-        <w:br/>
-      </w:r>
-      <w:r>
-        <w:rPr>
-          <w:rStyle w:val="VerbatimChar"/>
-        </w:rPr>
-        <w:t xml:space="preserve">    print("→ Replay attack заблокована: кожен challenge унікальний")</w:t>
+        <w:t xml:space="preserve">#include &lt;iostream&gt;</w:t>
+      </w:r>
+      <w:r>
+        <w:br/>
+      </w:r>
+      <w:r>
+        <w:rPr>
+          <w:rStyle w:val="VerbatimChar"/>
+        </w:rPr>
+        <w:t xml:space="preserve">#include &lt;string&gt;</w:t>
+      </w:r>
+      <w:r>
+        <w:br/>
+      </w:r>
+      <w:r>
+        <w:rPr>
+          <w:rStyle w:val="VerbatimChar"/>
+        </w:rPr>
+        <w:t xml:space="preserve">#include &lt;map&gt;</w:t>
+      </w:r>
+      <w:r>
+        <w:br/>
+      </w:r>
+      <w:r>
+        <w:rPr>
+          <w:rStyle w:val="VerbatimChar"/>
+        </w:rPr>
+        <w:t xml:space="preserve">#include &lt;random&gt;</w:t>
+      </w:r>
+      <w:r>
+        <w:br/>
+      </w:r>
+      <w:r>
+        <w:rPr>
+          <w:rStyle w:val="VerbatimChar"/>
+        </w:rPr>
+        <w:t xml:space="preserve">#include &lt;sstream&gt;</w:t>
+      </w:r>
+      <w:r>
+        <w:br/>
+      </w:r>
+      <w:r>
+        <w:rPr>
+          <w:rStyle w:val="VerbatimChar"/>
+        </w:rPr>
+        <w:t xml:space="preserve">#include &lt;iomanip&gt;</w:t>
+      </w:r>
+      <w:r>
+        <w:br/>
+      </w:r>
+      <w:r>
+        <w:br/>
+      </w:r>
+      <w:r>
+        <w:rPr>
+          <w:rStyle w:val="VerbatimChar"/>
+        </w:rPr>
+        <w:t xml:space="preserve">std::string sha256(const std::string&amp; message);   // з лабораторної роботи №7</w:t>
+      </w:r>
+      <w:r>
+        <w:br/>
+      </w:r>
+      <w:r>
+        <w:br/>
+      </w:r>
+      <w:r>
+        <w:rPr>
+          <w:rStyle w:val="VerbatimChar"/>
+        </w:rPr>
+        <w:t xml:space="preserve">// Challenge-response: пароль мережею не передається.</w:t>
+      </w:r>
+      <w:r>
+        <w:br/>
+      </w:r>
+      <w:r>
+        <w:rPr>
+          <w:rStyle w:val="VerbatimChar"/>
+        </w:rPr>
+        <w:t xml:space="preserve">// Сервер надсилає випадкове число, клієнт доводить знання пароля,</w:t>
+      </w:r>
+      <w:r>
+        <w:br/>
+      </w:r>
+      <w:r>
+        <w:rPr>
+          <w:rStyle w:val="VerbatimChar"/>
+        </w:rPr>
+        <w:t xml:space="preserve">// повертаючи хеш від пари «виклик + хеш пароля».</w:t>
+      </w:r>
+      <w:r>
+        <w:br/>
+      </w:r>
+      <w:r>
+        <w:rPr>
+          <w:rStyle w:val="VerbatimChar"/>
+        </w:rPr>
+        <w:t xml:space="preserve">class ChallengeResponseAuth {</w:t>
+      </w:r>
+      <w:r>
+        <w:br/>
+      </w:r>
+      <w:r>
+        <w:rPr>
+          <w:rStyle w:val="VerbatimChar"/>
+        </w:rPr>
+        <w:t xml:space="preserve">public:</w:t>
+      </w:r>
+      <w:r>
+        <w:br/>
+      </w:r>
+      <w:r>
+        <w:rPr>
+          <w:rStyle w:val="VerbatimChar"/>
+        </w:rPr>
+        <w:t xml:space="preserve">    void registerUser(const std::string&amp; username, const std::string&amp; password) {</w:t>
+      </w:r>
+      <w:r>
+        <w:br/>
+      </w:r>
+      <w:r>
+        <w:rPr>
+          <w:rStyle w:val="VerbatimChar"/>
+        </w:rPr>
+        <w:t xml:space="preserve">        users_[username] = sha256(password);      // у робочій системі — сіль і PBKDF2</w:t>
+      </w:r>
+      <w:r>
+        <w:br/>
+      </w:r>
+      <w:r>
+        <w:rPr>
+          <w:rStyle w:val="VerbatimChar"/>
+        </w:rPr>
+        <w:t xml:space="preserve">        std::cout &lt;&lt; "[SERVER] Користувача '" &lt;&lt; username &lt;&lt; "' зареєстровано\n";</w:t>
+      </w:r>
+      <w:r>
+        <w:br/>
+      </w:r>
+      <w:r>
+        <w:rPr>
+          <w:rStyle w:val="VerbatimChar"/>
+        </w:rPr>
+        <w:t xml:space="preserve">    }</w:t>
+      </w:r>
+      <w:r>
+        <w:br/>
+      </w:r>
+      <w:r>
+        <w:br/>
+      </w:r>
+      <w:r>
+        <w:rPr>
+          <w:rStyle w:val="VerbatimChar"/>
+        </w:rPr>
+        <w:t xml:space="preserve">    // Крок 1: клієнт запитує вхід, сервер видає одноразовий виклик</w:t>
+      </w:r>
+      <w:r>
+        <w:br/>
+      </w:r>
+      <w:r>
+        <w:rPr>
+          <w:rStyle w:val="VerbatimChar"/>
+        </w:rPr>
+        <w:t xml:space="preserve">    std::string requestLogin(const std::string&amp; username) {</w:t>
+      </w:r>
+      <w:r>
+        <w:br/>
+      </w:r>
+      <w:r>
+        <w:rPr>
+          <w:rStyle w:val="VerbatimChar"/>
+        </w:rPr>
+        <w:t xml:space="preserve">        if (users_.find(username) == users_.end()) {</w:t>
+      </w:r>
+      <w:r>
+        <w:br/>
+      </w:r>
+      <w:r>
+        <w:rPr>
+          <w:rStyle w:val="VerbatimChar"/>
+        </w:rPr>
+        <w:t xml:space="preserve">            std::cout &lt;&lt; "[SERVER] Користувача '" &lt;&lt; username &lt;&lt; "' не знайдено\n";</w:t>
+      </w:r>
+      <w:r>
+        <w:br/>
+      </w:r>
+      <w:r>
+        <w:rPr>
+          <w:rStyle w:val="VerbatimChar"/>
+        </w:rPr>
+        <w:t xml:space="preserve">            return "";</w:t>
+      </w:r>
+      <w:r>
+        <w:br/>
+      </w:r>
+      <w:r>
+        <w:rPr>
+          <w:rStyle w:val="VerbatimChar"/>
+        </w:rPr>
+        <w:t xml:space="preserve">        }</w:t>
+      </w:r>
+      <w:r>
+        <w:br/>
+      </w:r>
+      <w:r>
+        <w:br/>
+      </w:r>
+      <w:r>
+        <w:rPr>
+          <w:rStyle w:val="VerbatimChar"/>
+        </w:rPr>
+        <w:t xml:space="preserve">        std::string challenge = randomHex(32);</w:t>
+      </w:r>
+      <w:r>
+        <w:br/>
+      </w:r>
+      <w:r>
+        <w:rPr>
+          <w:rStyle w:val="VerbatimChar"/>
+        </w:rPr>
+        <w:t xml:space="preserve">        challenges_[username] = challenge;</w:t>
+      </w:r>
+      <w:r>
+        <w:br/>
+      </w:r>
+      <w:r>
+        <w:rPr>
+          <w:rStyle w:val="VerbatimChar"/>
+        </w:rPr>
+        <w:t xml:space="preserve">        std::cout &lt;&lt; "[SERVER] Виклик для '" &lt;&lt; username &lt;&lt; "': "</w:t>
+      </w:r>
+      <w:r>
+        <w:br/>
+      </w:r>
+      <w:r>
+        <w:rPr>
+          <w:rStyle w:val="VerbatimChar"/>
+        </w:rPr>
+        <w:t xml:space="preserve">                  &lt;&lt; challenge.substr(0, 16) &lt;&lt; "...\n";</w:t>
+      </w:r>
+      <w:r>
+        <w:br/>
+      </w:r>
+      <w:r>
+        <w:rPr>
+          <w:rStyle w:val="VerbatimChar"/>
+        </w:rPr>
+        <w:t xml:space="preserve">        return challenge;</w:t>
+      </w:r>
+      <w:r>
+        <w:br/>
+      </w:r>
+      <w:r>
+        <w:rPr>
+          <w:rStyle w:val="VerbatimChar"/>
+        </w:rPr>
+        <w:t xml:space="preserve">    }</w:t>
+      </w:r>
+      <w:r>
+        <w:br/>
+      </w:r>
+      <w:r>
+        <w:br/>
+      </w:r>
+      <w:r>
+        <w:rPr>
+          <w:rStyle w:val="VerbatimChar"/>
+        </w:rPr>
+        <w:t xml:space="preserve">    // Крок 3: сервер обчислює очікувану відповідь і порівнює</w:t>
+      </w:r>
+      <w:r>
+        <w:br/>
+      </w:r>
+      <w:r>
+        <w:rPr>
+          <w:rStyle w:val="VerbatimChar"/>
+        </w:rPr>
+        <w:t xml:space="preserve">    bool verifyResponse(const std::string&amp; username, const std::string&amp; response) {</w:t>
+      </w:r>
+      <w:r>
+        <w:br/>
+      </w:r>
+      <w:r>
+        <w:rPr>
+          <w:rStyle w:val="VerbatimChar"/>
+        </w:rPr>
+        <w:t xml:space="preserve">        auto challenge = challenges_.find(username);</w:t>
+      </w:r>
+      <w:r>
+        <w:br/>
+      </w:r>
+      <w:r>
+        <w:rPr>
+          <w:rStyle w:val="VerbatimChar"/>
+        </w:rPr>
+        <w:t xml:space="preserve">        if (challenge == challenges_.end()) {</w:t>
+      </w:r>
+      <w:r>
+        <w:br/>
+      </w:r>
+      <w:r>
+        <w:rPr>
+          <w:rStyle w:val="VerbatimChar"/>
+        </w:rPr>
+        <w:t xml:space="preserve">            std::cout &lt;&lt; "[SERVER] Немає активного виклику\n";</w:t>
+      </w:r>
+      <w:r>
+        <w:br/>
+      </w:r>
+      <w:r>
+        <w:rPr>
+          <w:rStyle w:val="VerbatimChar"/>
+        </w:rPr>
+        <w:t xml:space="preserve">            return false;</w:t>
+      </w:r>
+      <w:r>
+        <w:br/>
+      </w:r>
+      <w:r>
+        <w:rPr>
+          <w:rStyle w:val="VerbatimChar"/>
+        </w:rPr>
+        <w:t xml:space="preserve">        }</w:t>
+      </w:r>
+      <w:r>
+        <w:br/>
+      </w:r>
+      <w:r>
+        <w:br/>
+      </w:r>
+      <w:r>
+        <w:rPr>
+          <w:rStyle w:val="VerbatimChar"/>
+        </w:rPr>
+        <w:t xml:space="preserve">        std::string expected = sha256(challenge-&gt;second + users_[username]);</w:t>
+      </w:r>
+      <w:r>
+        <w:br/>
+      </w:r>
+      <w:r>
+        <w:rPr>
+          <w:rStyle w:val="VerbatimChar"/>
+        </w:rPr>
+        <w:t xml:space="preserve">        challenges_.erase(challenge);             // виклик одноразовий</w:t>
+      </w:r>
+      <w:r>
+        <w:br/>
+      </w:r>
+      <w:r>
+        <w:br/>
+      </w:r>
+      <w:r>
+        <w:rPr>
+          <w:rStyle w:val="VerbatimChar"/>
+        </w:rPr>
+        <w:t xml:space="preserve">        bool ok = (expected == response);</w:t>
+      </w:r>
+      <w:r>
+        <w:br/>
+      </w:r>
+      <w:r>
+        <w:rPr>
+          <w:rStyle w:val="VerbatimChar"/>
+        </w:rPr>
+        <w:t xml:space="preserve">        std::cout &lt;&lt; "[SERVER] Перевірка: " &lt;&lt; (ok ? "успіх" : "відмова") &lt;&lt; "\n";</w:t>
+      </w:r>
+      <w:r>
+        <w:br/>
+      </w:r>
+      <w:r>
+        <w:rPr>
+          <w:rStyle w:val="VerbatimChar"/>
+        </w:rPr>
+        <w:t xml:space="preserve">        return ok;</w:t>
+      </w:r>
+      <w:r>
+        <w:br/>
+      </w:r>
+      <w:r>
+        <w:rPr>
+          <w:rStyle w:val="VerbatimChar"/>
+        </w:rPr>
+        <w:t xml:space="preserve">    }</w:t>
+      </w:r>
+      <w:r>
+        <w:br/>
+      </w:r>
+      <w:r>
+        <w:br/>
+      </w:r>
+      <w:r>
+        <w:rPr>
+          <w:rStyle w:val="VerbatimChar"/>
+        </w:rPr>
+        <w:t xml:space="preserve">    // Крок 2: дія клієнта — обчислення відповіді на виклик</w:t>
+      </w:r>
+      <w:r>
+        <w:br/>
+      </w:r>
+      <w:r>
+        <w:rPr>
+          <w:rStyle w:val="VerbatimChar"/>
+        </w:rPr>
+        <w:t xml:space="preserve">    static std::string computeResponse(const std::string&amp; challenge, const std::string&amp; password) {</w:t>
+      </w:r>
+      <w:r>
+        <w:br/>
+      </w:r>
+      <w:r>
+        <w:rPr>
+          <w:rStyle w:val="VerbatimChar"/>
+        </w:rPr>
+        <w:t xml:space="preserve">        return sha256(challenge + sha256(password));</w:t>
+      </w:r>
+      <w:r>
+        <w:br/>
+      </w:r>
+      <w:r>
+        <w:rPr>
+          <w:rStyle w:val="VerbatimChar"/>
+        </w:rPr>
+        <w:t xml:space="preserve">    }</w:t>
+      </w:r>
+      <w:r>
+        <w:br/>
+      </w:r>
+      <w:r>
+        <w:br/>
+      </w:r>
+      <w:r>
+        <w:rPr>
+          <w:rStyle w:val="VerbatimChar"/>
+        </w:rPr>
+        <w:t xml:space="preserve">private:</w:t>
+      </w:r>
+      <w:r>
+        <w:br/>
+      </w:r>
+      <w:r>
+        <w:rPr>
+          <w:rStyle w:val="VerbatimChar"/>
+        </w:rPr>
+        <w:t xml:space="preserve">    static std::string randomHex(int bytes) {</w:t>
+      </w:r>
+      <w:r>
+        <w:br/>
+      </w:r>
+      <w:r>
+        <w:rPr>
+          <w:rStyle w:val="VerbatimChar"/>
+        </w:rPr>
+        <w:t xml:space="preserve">        std::random_device rd;</w:t>
+      </w:r>
+      <w:r>
+        <w:br/>
+      </w:r>
+      <w:r>
+        <w:rPr>
+          <w:rStyle w:val="VerbatimChar"/>
+        </w:rPr>
+        <w:t xml:space="preserve">        std::uniform_int_distribution&lt;int&gt; dist(0, 255);</w:t>
+      </w:r>
+      <w:r>
+        <w:br/>
+      </w:r>
+      <w:r>
+        <w:br/>
+      </w:r>
+      <w:r>
+        <w:rPr>
+          <w:rStyle w:val="VerbatimChar"/>
+        </w:rPr>
+        <w:t xml:space="preserve">        std::ostringstream out;</w:t>
+      </w:r>
+      <w:r>
+        <w:br/>
+      </w:r>
+      <w:r>
+        <w:rPr>
+          <w:rStyle w:val="VerbatimChar"/>
+        </w:rPr>
+        <w:t xml:space="preserve">        for (int i = 0; i &lt; bytes; ++i) {</w:t>
+      </w:r>
+      <w:r>
+        <w:br/>
+      </w:r>
+      <w:r>
+        <w:rPr>
+          <w:rStyle w:val="VerbatimChar"/>
+        </w:rPr>
+        <w:t xml:space="preserve">            out &lt;&lt; std::hex &lt;&lt; std::setw(2) &lt;&lt; std::setfill('0') &lt;&lt; dist(rd);</w:t>
+      </w:r>
+      <w:r>
+        <w:br/>
+      </w:r>
+      <w:r>
+        <w:rPr>
+          <w:rStyle w:val="VerbatimChar"/>
+        </w:rPr>
+        <w:t xml:space="preserve">        }</w:t>
+      </w:r>
+      <w:r>
+        <w:br/>
+      </w:r>
+      <w:r>
+        <w:rPr>
+          <w:rStyle w:val="VerbatimChar"/>
+        </w:rPr>
+        <w:t xml:space="preserve">        return out.str();</w:t>
+      </w:r>
+      <w:r>
+        <w:br/>
+      </w:r>
+      <w:r>
+        <w:rPr>
+          <w:rStyle w:val="VerbatimChar"/>
+        </w:rPr>
+        <w:t xml:space="preserve">    }</w:t>
+      </w:r>
+      <w:r>
+        <w:br/>
+      </w:r>
+      <w:r>
+        <w:br/>
+      </w:r>
+      <w:r>
+        <w:rPr>
+          <w:rStyle w:val="VerbatimChar"/>
+        </w:rPr>
+        <w:t xml:space="preserve">    std::map&lt;std::string, std::string&gt; users_;       // ім'я → хеш пароля</w:t>
+      </w:r>
+      <w:r>
+        <w:br/>
+      </w:r>
+      <w:r>
+        <w:rPr>
+          <w:rStyle w:val="VerbatimChar"/>
+        </w:rPr>
+        <w:t xml:space="preserve">    std::map&lt;std::string, std::string&gt; challenges_;  // ім'я → активний виклик</w:t>
+      </w:r>
+      <w:r>
+        <w:br/>
+      </w:r>
+      <w:r>
+        <w:rPr>
+          <w:rStyle w:val="VerbatimChar"/>
+        </w:rPr>
+        <w:t xml:space="preserve">};</w:t>
+      </w:r>
+      <w:r>
+        <w:br/>
+      </w:r>
+      <w:r>
+        <w:br/>
+      </w:r>
+      <w:r>
+        <w:rPr>
+          <w:rStyle w:val="VerbatimChar"/>
+        </w:rPr>
+        <w:t xml:space="preserve">int main() {</w:t>
+      </w:r>
+      <w:r>
+        <w:br/>
+      </w:r>
+      <w:r>
+        <w:rPr>
+          <w:rStyle w:val="VerbatimChar"/>
+        </w:rPr>
+        <w:t xml:space="preserve">    ChallengeResponseAuth server;</w:t>
+      </w:r>
+      <w:r>
+        <w:br/>
+      </w:r>
+      <w:r>
+        <w:rPr>
+          <w:rStyle w:val="VerbatimChar"/>
+        </w:rPr>
+        <w:t xml:space="preserve">    server.registerUser("student", "S3cret!Pass");</w:t>
+      </w:r>
+      <w:r>
+        <w:br/>
+      </w:r>
+      <w:r>
+        <w:br/>
+      </w:r>
+      <w:r>
+        <w:rPr>
+          <w:rStyle w:val="VerbatimChar"/>
+        </w:rPr>
+        <w:t xml:space="preserve">    std::cout &lt;&lt; "\n=== Успішна автентифікація ===\n";</w:t>
+      </w:r>
+      <w:r>
+        <w:br/>
+      </w:r>
+      <w:r>
+        <w:rPr>
+          <w:rStyle w:val="VerbatimChar"/>
+        </w:rPr>
+        <w:t xml:space="preserve">    std::string challenge = server.requestLogin("student");</w:t>
+      </w:r>
+      <w:r>
+        <w:br/>
+      </w:r>
+      <w:r>
+        <w:rPr>
+          <w:rStyle w:val="VerbatimChar"/>
+        </w:rPr>
+        <w:t xml:space="preserve">    std::string response = ChallengeResponseAuth::computeResponse(challenge, "S3cret!Pass");</w:t>
+      </w:r>
+      <w:r>
+        <w:br/>
+      </w:r>
+      <w:r>
+        <w:rPr>
+          <w:rStyle w:val="VerbatimChar"/>
+        </w:rPr>
+        <w:t xml:space="preserve">    std::cout &lt;&lt; "[CLIENT] Відповідь: " &lt;&lt; response.substr(0, 16) &lt;&lt; "...\n";</w:t>
+      </w:r>
+      <w:r>
+        <w:br/>
+      </w:r>
+      <w:r>
+        <w:rPr>
+          <w:rStyle w:val="VerbatimChar"/>
+        </w:rPr>
+        <w:t xml:space="preserve">    server.verifyResponse("student", response);</w:t>
+      </w:r>
+      <w:r>
+        <w:br/>
+      </w:r>
+      <w:r>
+        <w:br/>
+      </w:r>
+      <w:r>
+        <w:rPr>
+          <w:rStyle w:val="VerbatimChar"/>
+        </w:rPr>
+        <w:t xml:space="preserve">    std::cout &lt;&lt; "\n=== Атака повтором (replay) ===\n";</w:t>
+      </w:r>
+      <w:r>
+        <w:br/>
+      </w:r>
+      <w:r>
+        <w:rPr>
+          <w:rStyle w:val="VerbatimChar"/>
+        </w:rPr>
+        <w:t xml:space="preserve">    std::cout &lt;&lt; "[ATTACKER] Повторно надсилає перехоплену відповідь\n";</w:t>
+      </w:r>
+      <w:r>
+        <w:br/>
+      </w:r>
+      <w:r>
+        <w:rPr>
+          <w:rStyle w:val="VerbatimChar"/>
+        </w:rPr>
+        <w:t xml:space="preserve">    server.verifyResponse("student", response);</w:t>
+      </w:r>
+      <w:r>
+        <w:br/>
+      </w:r>
+      <w:r>
+        <w:br/>
+      </w:r>
+      <w:r>
+        <w:rPr>
+          <w:rStyle w:val="VerbatimChar"/>
+        </w:rPr>
+        <w:t xml:space="preserve">    std::cout &lt;&lt; "\n=== Хибний пароль ===\n";</w:t>
+      </w:r>
+      <w:r>
+        <w:br/>
+      </w:r>
+      <w:r>
+        <w:rPr>
+          <w:rStyle w:val="VerbatimChar"/>
+        </w:rPr>
+        <w:t xml:space="preserve">    challenge = server.requestLogin("student");</w:t>
+      </w:r>
+      <w:r>
+        <w:br/>
+      </w:r>
+      <w:r>
+        <w:rPr>
+          <w:rStyle w:val="VerbatimChar"/>
+        </w:rPr>
+        <w:t xml:space="preserve">    server.verifyResponse("student", ChallengeResponseAuth::computeResponse(challenge, "wrong"));</w:t>
+      </w:r>
+      <w:r>
+        <w:br/>
+      </w:r>
+      <w:r>
+        <w:br/>
+      </w:r>
+      <w:r>
+        <w:rPr>
+          <w:rStyle w:val="VerbatimChar"/>
+        </w:rPr>
+        <w:t xml:space="preserve">    return 0;</w:t>
+      </w:r>
+      <w:r>
+        <w:br/>
+      </w:r>
+      <w:r>
+        <w:rPr>
+          <w:rStyle w:val="VerbatimChar"/>
+        </w:rPr>
+        <w:t xml:space="preserve">}</w:t>
+      </w:r>
+    </w:p>
+    <w:p>
+      <w:pPr>
+        <w:pStyle w:val="FirstParagraph"/>
+      </w:pPr>
+      <w:r>
+        <w:t xml:space="preserve">Результат роботи програми:</w:t>
+      </w:r>
+    </w:p>
+    <w:p>
+      <w:pPr>
+        <w:pStyle w:val="SourceCode"/>
+      </w:pPr>
+      <w:r>
+        <w:rPr>
+          <w:rStyle w:val="VerbatimChar"/>
+        </w:rPr>
+        <w:t xml:space="preserve">[SERVER] Користувача 'student' зареєстровано</w:t>
+      </w:r>
+      <w:r>
+        <w:br/>
+      </w:r>
+      <w:r>
+        <w:br/>
+      </w:r>
+      <w:r>
+        <w:rPr>
+          <w:rStyle w:val="VerbatimChar"/>
+        </w:rPr>
+        <w:t xml:space="preserve">=== Успішна автентифікація ===</w:t>
+      </w:r>
+      <w:r>
+        <w:br/>
+      </w:r>
+      <w:r>
+        <w:rPr>
+          <w:rStyle w:val="VerbatimChar"/>
+        </w:rPr>
+        <w:t xml:space="preserve">[SERVER] Виклик для 'student': 78abdd86de9d92b9...</w:t>
+      </w:r>
+      <w:r>
+        <w:br/>
+      </w:r>
+      <w:r>
+        <w:rPr>
+          <w:rStyle w:val="VerbatimChar"/>
+        </w:rPr>
+        <w:t xml:space="preserve">[CLIENT] Відповідь: e7986c853d0e7791...</w:t>
+      </w:r>
+      <w:r>
+        <w:br/>
+      </w:r>
+      <w:r>
+        <w:rPr>
+          <w:rStyle w:val="VerbatimChar"/>
+        </w:rPr>
+        <w:t xml:space="preserve">[SERVER] Перевірка: успіх</w:t>
+      </w:r>
+      <w:r>
+        <w:br/>
+      </w:r>
+      <w:r>
+        <w:br/>
+      </w:r>
+      <w:r>
+        <w:rPr>
+          <w:rStyle w:val="VerbatimChar"/>
+        </w:rPr>
+        <w:t xml:space="preserve">=== Атака повтором (replay) ===</w:t>
+      </w:r>
+      <w:r>
+        <w:br/>
+      </w:r>
+      <w:r>
+        <w:rPr>
+          <w:rStyle w:val="VerbatimChar"/>
+        </w:rPr>
+        <w:t xml:space="preserve">[ATTACKER] Повторно надсилає перехоплену відповідь</w:t>
+      </w:r>
+      <w:r>
+        <w:br/>
+      </w:r>
+      <w:r>
+        <w:rPr>
+          <w:rStyle w:val="VerbatimChar"/>
+        </w:rPr>
+        <w:t xml:space="preserve">[SERVER] Немає активного виклику</w:t>
+      </w:r>
+      <w:r>
+        <w:br/>
+      </w:r>
+      <w:r>
+        <w:br/>
+      </w:r>
+      <w:r>
+        <w:rPr>
+          <w:rStyle w:val="VerbatimChar"/>
+        </w:rPr>
+        <w:t xml:space="preserve">=== Хибний пароль ===</w:t>
+      </w:r>
+      <w:r>
+        <w:br/>
+      </w:r>
+      <w:r>
+        <w:rPr>
+          <w:rStyle w:val="VerbatimChar"/>
+        </w:rPr>
+        <w:t xml:space="preserve">[SERVER] Виклик для 'student': a1acd6111957660f...</w:t>
+      </w:r>
+      <w:r>
+        <w:br/>
+      </w:r>
+      <w:r>
+        <w:rPr>
+          <w:rStyle w:val="VerbatimChar"/>
+        </w:rPr>
+        <w:t xml:space="preserve">[SERVER] Перевірка: відмова</w:t>
       </w:r>
     </w:p>
     <w:bookmarkEnd w:id="18"/>
@@ -3562,1132 +3793,883 @@
         <w:rPr>
           <w:rStyle w:val="VerbatimChar"/>
         </w:rPr>
-        <w:t xml:space="preserve">import hmac</w:t>
-      </w:r>
-      <w:r>
-        <w:br/>
-      </w:r>
-      <w:r>
-        <w:rPr>
-          <w:rStyle w:val="VerbatimChar"/>
-        </w:rPr>
-        <w:t xml:space="preserve">import hashlib</w:t>
-      </w:r>
-      <w:r>
-        <w:br/>
-      </w:r>
-      <w:r>
-        <w:rPr>
-          <w:rStyle w:val="VerbatimChar"/>
-        </w:rPr>
-        <w:t xml:space="preserve">import struct</w:t>
-      </w:r>
-      <w:r>
-        <w:br/>
-      </w:r>
-      <w:r>
-        <w:rPr>
-          <w:rStyle w:val="VerbatimChar"/>
-        </w:rPr>
-        <w:t xml:space="preserve">import time</w:t>
-      </w:r>
-      <w:r>
-        <w:br/>
-      </w:r>
-      <w:r>
-        <w:rPr>
-          <w:rStyle w:val="VerbatimChar"/>
-        </w:rPr>
-        <w:t xml:space="preserve">import base64</w:t>
-      </w:r>
-      <w:r>
-        <w:br/>
-      </w:r>
-      <w:r>
-        <w:br/>
-      </w:r>
-      <w:r>
-        <w:rPr>
-          <w:rStyle w:val="VerbatimChar"/>
-        </w:rPr>
-        <w:t xml:space="preserve">class TOTP:</w:t>
-      </w:r>
-      <w:r>
-        <w:br/>
-      </w:r>
-      <w:r>
-        <w:rPr>
-          <w:rStyle w:val="VerbatimChar"/>
-        </w:rPr>
-        <w:t xml:space="preserve">    """Реалізація Time-based One-Time Password (RFC 6238)."""</w:t>
-      </w:r>
-      <w:r>
-        <w:br/>
-      </w:r>
-      <w:r>
-        <w:br/>
-      </w:r>
-      <w:r>
-        <w:rPr>
-          <w:rStyle w:val="VerbatimChar"/>
-        </w:rPr>
-        <w:t xml:space="preserve">    def __init__(self, secret: bytes, digits: int = 6, interval: int = 30):</w:t>
-      </w:r>
-      <w:r>
-        <w:br/>
-      </w:r>
-      <w:r>
-        <w:rPr>
-          <w:rStyle w:val="VerbatimChar"/>
-        </w:rPr>
-        <w:t xml:space="preserve">        """</w:t>
-      </w:r>
-      <w:r>
-        <w:br/>
-      </w:r>
-      <w:r>
-        <w:rPr>
-          <w:rStyle w:val="VerbatimChar"/>
-        </w:rPr>
-        <w:t xml:space="preserve">        Args:</w:t>
-      </w:r>
-      <w:r>
-        <w:br/>
-      </w:r>
-      <w:r>
-        <w:rPr>
-          <w:rStyle w:val="VerbatimChar"/>
-        </w:rPr>
-        <w:t xml:space="preserve">            secret: Секретний ключ (мінімум 128 біт)</w:t>
-      </w:r>
-      <w:r>
-        <w:br/>
-      </w:r>
-      <w:r>
-        <w:rPr>
-          <w:rStyle w:val="VerbatimChar"/>
-        </w:rPr>
-        <w:t xml:space="preserve">            digits: Кількість цифр у коді (6 або 8)</w:t>
-      </w:r>
-      <w:r>
-        <w:br/>
-      </w:r>
-      <w:r>
-        <w:rPr>
-          <w:rStyle w:val="VerbatimChar"/>
-        </w:rPr>
-        <w:t xml:space="preserve">            interval: Інтервал зміни коду в секундах</w:t>
-      </w:r>
-      <w:r>
-        <w:br/>
-      </w:r>
-      <w:r>
-        <w:rPr>
-          <w:rStyle w:val="VerbatimChar"/>
-        </w:rPr>
-        <w:t xml:space="preserve">        """</w:t>
-      </w:r>
-      <w:r>
-        <w:br/>
-      </w:r>
-      <w:r>
-        <w:rPr>
-          <w:rStyle w:val="VerbatimChar"/>
-        </w:rPr>
-        <w:t xml:space="preserve">        self.secret = secret</w:t>
-      </w:r>
-      <w:r>
-        <w:br/>
-      </w:r>
-      <w:r>
-        <w:rPr>
-          <w:rStyle w:val="VerbatimChar"/>
-        </w:rPr>
-        <w:t xml:space="preserve">        self.digits = digits</w:t>
-      </w:r>
-      <w:r>
-        <w:br/>
-      </w:r>
-      <w:r>
-        <w:rPr>
-          <w:rStyle w:val="VerbatimChar"/>
-        </w:rPr>
-        <w:t xml:space="preserve">        self.interval = interval</w:t>
-      </w:r>
-      <w:r>
-        <w:br/>
-      </w:r>
-      <w:r>
-        <w:br/>
-      </w:r>
-      <w:r>
-        <w:rPr>
-          <w:rStyle w:val="VerbatimChar"/>
-        </w:rPr>
-        <w:t xml:space="preserve">    @classmethod</w:t>
-      </w:r>
-      <w:r>
-        <w:br/>
-      </w:r>
-      <w:r>
-        <w:rPr>
-          <w:rStyle w:val="VerbatimChar"/>
-        </w:rPr>
-        <w:t xml:space="preserve">    def generate_secret(cls, length: int = 20) -&gt; bytes:</w:t>
-      </w:r>
-      <w:r>
-        <w:br/>
-      </w:r>
-      <w:r>
-        <w:rPr>
-          <w:rStyle w:val="VerbatimChar"/>
-        </w:rPr>
-        <w:t xml:space="preserve">        """Генерує випадковий секретний ключ."""</w:t>
-      </w:r>
-      <w:r>
-        <w:br/>
-      </w:r>
-      <w:r>
-        <w:rPr>
-          <w:rStyle w:val="VerbatimChar"/>
-        </w:rPr>
-        <w:t xml:space="preserve">        return secrets.token_bytes(length)</w:t>
-      </w:r>
-      <w:r>
-        <w:br/>
-      </w:r>
-      <w:r>
-        <w:br/>
-      </w:r>
-      <w:r>
-        <w:rPr>
-          <w:rStyle w:val="VerbatimChar"/>
-        </w:rPr>
-        <w:t xml:space="preserve">    @staticmethod</w:t>
-      </w:r>
-      <w:r>
-        <w:br/>
-      </w:r>
-      <w:r>
-        <w:rPr>
-          <w:rStyle w:val="VerbatimChar"/>
-        </w:rPr>
-        <w:t xml:space="preserve">    def get_secret_base32(secret: bytes) -&gt; str:</w:t>
-      </w:r>
-      <w:r>
-        <w:br/>
-      </w:r>
-      <w:r>
-        <w:rPr>
-          <w:rStyle w:val="VerbatimChar"/>
-        </w:rPr>
-        <w:t xml:space="preserve">        """Конвертує секрет у Base32 для QR-коду."""</w:t>
-      </w:r>
-      <w:r>
-        <w:br/>
-      </w:r>
-      <w:r>
-        <w:rPr>
-          <w:rStyle w:val="VerbatimChar"/>
-        </w:rPr>
-        <w:t xml:space="preserve">        return base64.b32encode(secret).decode('utf-8')</w:t>
-      </w:r>
-      <w:r>
-        <w:br/>
-      </w:r>
-      <w:r>
-        <w:br/>
-      </w:r>
-      <w:r>
-        <w:rPr>
-          <w:rStyle w:val="VerbatimChar"/>
-        </w:rPr>
-        <w:t xml:space="preserve">    def _get_counter(self, timestamp: Optional[float] = None) -&gt; int:</w:t>
-      </w:r>
-      <w:r>
-        <w:br/>
-      </w:r>
-      <w:r>
-        <w:rPr>
-          <w:rStyle w:val="VerbatimChar"/>
-        </w:rPr>
-        <w:t xml:space="preserve">        """Обчислює лічильник для поточного часу."""</w:t>
-      </w:r>
-      <w:r>
-        <w:br/>
-      </w:r>
-      <w:r>
-        <w:rPr>
-          <w:rStyle w:val="VerbatimChar"/>
-        </w:rPr>
-        <w:t xml:space="preserve">        if timestamp is None:</w:t>
-      </w:r>
-      <w:r>
-        <w:br/>
-      </w:r>
-      <w:r>
-        <w:rPr>
-          <w:rStyle w:val="VerbatimChar"/>
-        </w:rPr>
-        <w:t xml:space="preserve">            timestamp = time.time()</w:t>
-      </w:r>
-      <w:r>
-        <w:br/>
-      </w:r>
-      <w:r>
-        <w:rPr>
-          <w:rStyle w:val="VerbatimChar"/>
-        </w:rPr>
-        <w:t xml:space="preserve">        return int(timestamp) // self.interval</w:t>
-      </w:r>
-      <w:r>
-        <w:br/>
-      </w:r>
-      <w:r>
-        <w:br/>
-      </w:r>
-      <w:r>
-        <w:rPr>
-          <w:rStyle w:val="VerbatimChar"/>
-        </w:rPr>
-        <w:t xml:space="preserve">    def generate(self, timestamp: Optional[float] = None) -&gt; str:</w:t>
-      </w:r>
-      <w:r>
-        <w:br/>
-      </w:r>
-      <w:r>
-        <w:rPr>
-          <w:rStyle w:val="VerbatimChar"/>
-        </w:rPr>
-        <w:t xml:space="preserve">        """</w:t>
-      </w:r>
-      <w:r>
-        <w:br/>
-      </w:r>
-      <w:r>
-        <w:rPr>
-          <w:rStyle w:val="VerbatimChar"/>
-        </w:rPr>
-        <w:t xml:space="preserve">        Генерує TOTP-код для вказаного часу.</w:t>
-      </w:r>
-      <w:r>
-        <w:br/>
-      </w:r>
-      <w:r>
-        <w:rPr>
-          <w:rStyle w:val="VerbatimChar"/>
-        </w:rPr>
-        <w:t xml:space="preserve">        """</w:t>
-      </w:r>
-      <w:r>
-        <w:br/>
-      </w:r>
-      <w:r>
-        <w:rPr>
-          <w:rStyle w:val="VerbatimChar"/>
-        </w:rPr>
-        <w:t xml:space="preserve">        counter = self._get_counter(timestamp)</w:t>
-      </w:r>
-      <w:r>
-        <w:br/>
-      </w:r>
-      <w:r>
-        <w:br/>
-      </w:r>
-      <w:r>
-        <w:rPr>
-          <w:rStyle w:val="VerbatimChar"/>
-        </w:rPr>
-        <w:t xml:space="preserve">        # Конвертуємо лічильник у 8 байт (big-endian)</w:t>
-      </w:r>
-      <w:r>
-        <w:br/>
-      </w:r>
-      <w:r>
-        <w:rPr>
-          <w:rStyle w:val="VerbatimChar"/>
-        </w:rPr>
-        <w:t xml:space="preserve">        counter_bytes = struct.pack('&gt;Q', counter)</w:t>
-      </w:r>
-      <w:r>
-        <w:br/>
-      </w:r>
-      <w:r>
-        <w:br/>
-      </w:r>
-      <w:r>
-        <w:rPr>
-          <w:rStyle w:val="VerbatimChar"/>
-        </w:rPr>
-        <w:t xml:space="preserve">        # HMAC-SHA1</w:t>
-      </w:r>
-      <w:r>
-        <w:br/>
-      </w:r>
-      <w:r>
-        <w:rPr>
-          <w:rStyle w:val="VerbatimChar"/>
-        </w:rPr>
-        <w:t xml:space="preserve">        hmac_hash = hmac.new(self.secret, counter_bytes, hashlib.sha1).digest()</w:t>
-      </w:r>
-      <w:r>
-        <w:br/>
-      </w:r>
-      <w:r>
-        <w:br/>
-      </w:r>
-      <w:r>
-        <w:rPr>
-          <w:rStyle w:val="VerbatimChar"/>
-        </w:rPr>
-        <w:t xml:space="preserve">        # Dynamic truncation</w:t>
-      </w:r>
-      <w:r>
-        <w:br/>
-      </w:r>
-      <w:r>
-        <w:rPr>
-          <w:rStyle w:val="VerbatimChar"/>
-        </w:rPr>
-        <w:t xml:space="preserve">        offset = hmac_hash[-1] &amp; 0x0F</w:t>
-      </w:r>
-      <w:r>
-        <w:br/>
-      </w:r>
-      <w:r>
-        <w:rPr>
-          <w:rStyle w:val="VerbatimChar"/>
-        </w:rPr>
-        <w:t xml:space="preserve">        binary = struct.unpack('&gt;I', hmac_hash[offset:offset+4])[0]</w:t>
-      </w:r>
-      <w:r>
-        <w:br/>
-      </w:r>
-      <w:r>
-        <w:rPr>
-          <w:rStyle w:val="VerbatimChar"/>
-        </w:rPr>
-        <w:t xml:space="preserve">        binary &amp;= 0x7FFFFFFF  # Забираємо знаковий біт</w:t>
-      </w:r>
-      <w:r>
-        <w:br/>
-      </w:r>
-      <w:r>
-        <w:br/>
-      </w:r>
-      <w:r>
-        <w:rPr>
-          <w:rStyle w:val="VerbatimChar"/>
-        </w:rPr>
-        <w:t xml:space="preserve">        # Модуль для отримання потрібної кількості цифр</w:t>
-      </w:r>
-      <w:r>
-        <w:br/>
-      </w:r>
-      <w:r>
-        <w:rPr>
-          <w:rStyle w:val="VerbatimChar"/>
-        </w:rPr>
-        <w:t xml:space="preserve">        otp = binary % (10 ** self.digits)</w:t>
-      </w:r>
-      <w:r>
-        <w:br/>
-      </w:r>
-      <w:r>
-        <w:br/>
-      </w:r>
-      <w:r>
-        <w:rPr>
-          <w:rStyle w:val="VerbatimChar"/>
-        </w:rPr>
-        <w:t xml:space="preserve">        return str(otp).zfill(self.digits)</w:t>
-      </w:r>
-      <w:r>
-        <w:br/>
-      </w:r>
-      <w:r>
-        <w:br/>
-      </w:r>
-      <w:r>
-        <w:rPr>
-          <w:rStyle w:val="VerbatimChar"/>
-        </w:rPr>
-        <w:t xml:space="preserve">    def verify(self, code: str, window: int = 1) -&gt; bool:</w:t>
-      </w:r>
-      <w:r>
-        <w:br/>
-      </w:r>
-      <w:r>
-        <w:rPr>
-          <w:rStyle w:val="VerbatimChar"/>
-        </w:rPr>
-        <w:t xml:space="preserve">        """</w:t>
-      </w:r>
-      <w:r>
-        <w:br/>
-      </w:r>
-      <w:r>
-        <w:rPr>
-          <w:rStyle w:val="VerbatimChar"/>
-        </w:rPr>
-        <w:t xml:space="preserve">        Перевіряє TOTP-код з вікном допуску.</w:t>
-      </w:r>
-      <w:r>
-        <w:br/>
-      </w:r>
-      <w:r>
-        <w:br/>
-      </w:r>
-      <w:r>
-        <w:rPr>
-          <w:rStyle w:val="VerbatimChar"/>
-        </w:rPr>
-        <w:t xml:space="preserve">        Args:</w:t>
-      </w:r>
-      <w:r>
-        <w:br/>
-      </w:r>
-      <w:r>
-        <w:rPr>
-          <w:rStyle w:val="VerbatimChar"/>
-        </w:rPr>
-        <w:t xml:space="preserve">            code: Код від користувача</w:t>
-      </w:r>
-      <w:r>
-        <w:br/>
-      </w:r>
-      <w:r>
-        <w:rPr>
-          <w:rStyle w:val="VerbatimChar"/>
-        </w:rPr>
-        <w:t xml:space="preserve">            window: Кількість інтервалів до/після (для синхронізації часу)</w:t>
-      </w:r>
-      <w:r>
-        <w:br/>
-      </w:r>
-      <w:r>
-        <w:rPr>
-          <w:rStyle w:val="VerbatimChar"/>
-        </w:rPr>
-        <w:t xml:space="preserve">        """</w:t>
-      </w:r>
-      <w:r>
-        <w:br/>
-      </w:r>
-      <w:r>
-        <w:rPr>
-          <w:rStyle w:val="VerbatimChar"/>
-        </w:rPr>
-        <w:t xml:space="preserve">        current_counter = self._get_counter()</w:t>
-      </w:r>
-      <w:r>
-        <w:br/>
-      </w:r>
-      <w:r>
-        <w:br/>
-      </w:r>
-      <w:r>
-        <w:rPr>
-          <w:rStyle w:val="VerbatimChar"/>
-        </w:rPr>
-        <w:t xml:space="preserve">        for offset in range(-window, window + 1):</w:t>
-      </w:r>
-      <w:r>
-        <w:br/>
-      </w:r>
-      <w:r>
-        <w:rPr>
-          <w:rStyle w:val="VerbatimChar"/>
-        </w:rPr>
-        <w:t xml:space="preserve">            test_time = (current_counter + offset) * self.interval</w:t>
-      </w:r>
-      <w:r>
-        <w:br/>
-      </w:r>
-      <w:r>
-        <w:rPr>
-          <w:rStyle w:val="VerbatimChar"/>
-        </w:rPr>
-        <w:t xml:space="preserve">            if self.generate(test_time) == code:</w:t>
-      </w:r>
-      <w:r>
-        <w:br/>
-      </w:r>
-      <w:r>
-        <w:rPr>
-          <w:rStyle w:val="VerbatimChar"/>
-        </w:rPr>
-        <w:t xml:space="preserve">                return True</w:t>
-      </w:r>
-      <w:r>
-        <w:br/>
-      </w:r>
-      <w:r>
-        <w:br/>
-      </w:r>
-      <w:r>
-        <w:rPr>
-          <w:rStyle w:val="VerbatimChar"/>
-        </w:rPr>
-        <w:t xml:space="preserve">        return False</w:t>
-      </w:r>
-      <w:r>
-        <w:br/>
-      </w:r>
-      <w:r>
-        <w:br/>
-      </w:r>
-      <w:r>
-        <w:rPr>
-          <w:rStyle w:val="VerbatimChar"/>
-        </w:rPr>
-        <w:t xml:space="preserve">def demo_totp():</w:t>
-      </w:r>
-      <w:r>
-        <w:br/>
-      </w:r>
-      <w:r>
-        <w:rPr>
-          <w:rStyle w:val="VerbatimChar"/>
-        </w:rPr>
-        <w:t xml:space="preserve">    print("\n" + "=" * 60)</w:t>
-      </w:r>
-      <w:r>
-        <w:br/>
-      </w:r>
-      <w:r>
-        <w:rPr>
-          <w:rStyle w:val="VerbatimChar"/>
-        </w:rPr>
-        <w:t xml:space="preserve">    print("ДЕМОНСТРАЦІЯ TOTP (TIME-BASED ONE-TIME PASSWORD)")</w:t>
-      </w:r>
-      <w:r>
-        <w:br/>
-      </w:r>
-      <w:r>
-        <w:rPr>
-          <w:rStyle w:val="VerbatimChar"/>
-        </w:rPr>
-        <w:t xml:space="preserve">    print("=" * 60)</w:t>
-      </w:r>
-      <w:r>
-        <w:br/>
-      </w:r>
-      <w:r>
-        <w:br/>
-      </w:r>
-      <w:r>
-        <w:rPr>
-          <w:rStyle w:val="VerbatimChar"/>
-        </w:rPr>
-        <w:t xml:space="preserve">    # Генеруємо секрет</w:t>
-      </w:r>
-      <w:r>
-        <w:br/>
-      </w:r>
-      <w:r>
-        <w:rPr>
-          <w:rStyle w:val="VerbatimChar"/>
-        </w:rPr>
-        <w:t xml:space="preserve">    secret = TOTP.generate_secret()</w:t>
-      </w:r>
-      <w:r>
-        <w:br/>
-      </w:r>
-      <w:r>
-        <w:rPr>
-          <w:rStyle w:val="VerbatimChar"/>
-        </w:rPr>
-        <w:t xml:space="preserve">    totp = TOTP(secret)</w:t>
-      </w:r>
-      <w:r>
-        <w:br/>
-      </w:r>
-      <w:r>
-        <w:br/>
-      </w:r>
-      <w:r>
-        <w:rPr>
-          <w:rStyle w:val="VerbatimChar"/>
-        </w:rPr>
-        <w:t xml:space="preserve">    print(f"\nСекретний ключ (Base32): {TOTP.get_secret_base32(secret)}")</w:t>
-      </w:r>
-      <w:r>
-        <w:br/>
-      </w:r>
-      <w:r>
-        <w:rPr>
-          <w:rStyle w:val="VerbatimChar"/>
-        </w:rPr>
-        <w:t xml:space="preserve">    print(f"(Цей ключ вводиться в Google Authenticator)")</w:t>
-      </w:r>
-      <w:r>
-        <w:br/>
-      </w:r>
-      <w:r>
-        <w:br/>
-      </w:r>
-      <w:r>
-        <w:rPr>
-          <w:rStyle w:val="VerbatimChar"/>
-        </w:rPr>
-        <w:t xml:space="preserve">    # Генеруємо код</w:t>
-      </w:r>
-      <w:r>
-        <w:br/>
-      </w:r>
-      <w:r>
-        <w:rPr>
-          <w:rStyle w:val="VerbatimChar"/>
-        </w:rPr>
-        <w:t xml:space="preserve">    current_code = totp.generate()</w:t>
-      </w:r>
-      <w:r>
-        <w:br/>
-      </w:r>
-      <w:r>
-        <w:rPr>
-          <w:rStyle w:val="VerbatimChar"/>
-        </w:rPr>
-        <w:t xml:space="preserve">    print(f"\nПоточний TOTP-код: {current_code}")</w:t>
-      </w:r>
-      <w:r>
-        <w:br/>
-      </w:r>
-      <w:r>
-        <w:rPr>
-          <w:rStyle w:val="VerbatimChar"/>
-        </w:rPr>
-        <w:t xml:space="preserve">    print(f"Поточний час: {time.strftime('%H:%M:%S')}")</w:t>
-      </w:r>
-      <w:r>
-        <w:br/>
-      </w:r>
-      <w:r>
-        <w:br/>
-      </w:r>
-      <w:r>
-        <w:rPr>
-          <w:rStyle w:val="VerbatimChar"/>
-        </w:rPr>
-        <w:t xml:space="preserve">    # Перевіряємо код</w:t>
-      </w:r>
-      <w:r>
-        <w:br/>
-      </w:r>
-      <w:r>
-        <w:rPr>
-          <w:rStyle w:val="VerbatimChar"/>
-        </w:rPr>
-        <w:t xml:space="preserve">    print("\n--- Перевірка коду ---")</w:t>
-      </w:r>
-      <w:r>
-        <w:br/>
-      </w:r>
-      <w:r>
-        <w:rPr>
-          <w:rStyle w:val="VerbatimChar"/>
-        </w:rPr>
-        <w:t xml:space="preserve">    is_valid = totp.verify(current_code)</w:t>
-      </w:r>
-      <w:r>
-        <w:br/>
-      </w:r>
-      <w:r>
-        <w:rPr>
-          <w:rStyle w:val="VerbatimChar"/>
-        </w:rPr>
-        <w:t xml:space="preserve">    print(f"Код {current_code}: {'✓ Дійсний' if is_valid else '✗ Недійсний'}")</w:t>
-      </w:r>
-      <w:r>
-        <w:br/>
-      </w:r>
-      <w:r>
-        <w:br/>
-      </w:r>
-      <w:r>
-        <w:rPr>
-          <w:rStyle w:val="VerbatimChar"/>
-        </w:rPr>
-        <w:t xml:space="preserve">    # Неправильний код</w:t>
-      </w:r>
-      <w:r>
-        <w:br/>
-      </w:r>
-      <w:r>
-        <w:rPr>
-          <w:rStyle w:val="VerbatimChar"/>
-        </w:rPr>
-        <w:t xml:space="preserve">    wrong_code = "000000"</w:t>
-      </w:r>
-      <w:r>
-        <w:br/>
-      </w:r>
-      <w:r>
-        <w:rPr>
-          <w:rStyle w:val="VerbatimChar"/>
-        </w:rPr>
-        <w:t xml:space="preserve">    is_valid = totp.verify(wrong_code)</w:t>
-      </w:r>
-      <w:r>
-        <w:br/>
-      </w:r>
-      <w:r>
-        <w:rPr>
-          <w:rStyle w:val="VerbatimChar"/>
-        </w:rPr>
-        <w:t xml:space="preserve">    print(f"Код {wrong_code}: {'✓ Дійсний' if is_valid else '✗ Недійсний'}")</w:t>
-      </w:r>
-      <w:r>
-        <w:br/>
-      </w:r>
-      <w:r>
-        <w:br/>
-      </w:r>
-      <w:r>
-        <w:rPr>
-          <w:rStyle w:val="VerbatimChar"/>
-        </w:rPr>
-        <w:t xml:space="preserve">    # Показуємо зміну коду з часом</w:t>
-      </w:r>
-      <w:r>
-        <w:br/>
-      </w:r>
-      <w:r>
-        <w:rPr>
-          <w:rStyle w:val="VerbatimChar"/>
-        </w:rPr>
-        <w:t xml:space="preserve">    print("\n--- Зміна коду з часом ---")</w:t>
-      </w:r>
-      <w:r>
-        <w:br/>
-      </w:r>
-      <w:r>
-        <w:rPr>
-          <w:rStyle w:val="VerbatimChar"/>
-        </w:rPr>
-        <w:t xml:space="preserve">    for i in range(3):</w:t>
-      </w:r>
-      <w:r>
-        <w:br/>
-      </w:r>
-      <w:r>
-        <w:rPr>
-          <w:rStyle w:val="VerbatimChar"/>
-        </w:rPr>
-        <w:t xml:space="preserve">        code = totp.generate()</w:t>
-      </w:r>
-      <w:r>
-        <w:br/>
-      </w:r>
-      <w:r>
-        <w:rPr>
-          <w:rStyle w:val="VerbatimChar"/>
-        </w:rPr>
-        <w:t xml:space="preserve">        remaining = totp.interval - (int(time.time()) % totp.interval)</w:t>
-      </w:r>
-      <w:r>
-        <w:br/>
-      </w:r>
-      <w:r>
-        <w:rPr>
-          <w:rStyle w:val="VerbatimChar"/>
-        </w:rPr>
-        <w:t xml:space="preserve">        print(f"Код: {code} (діє ще {remaining} сек)")</w:t>
-      </w:r>
-      <w:r>
-        <w:br/>
-      </w:r>
-      <w:r>
-        <w:rPr>
-          <w:rStyle w:val="VerbatimChar"/>
-        </w:rPr>
-        <w:t xml:space="preserve">        time.sleep(2)</w:t>
-      </w:r>
-      <w:r>
-        <w:br/>
-      </w:r>
-      <w:r>
-        <w:br/>
-      </w:r>
-      <w:r>
-        <w:rPr>
-          <w:rStyle w:val="VerbatimChar"/>
-        </w:rPr>
-        <w:t xml:space="preserve">    # Повна демонстрація 2FA</w:t>
-      </w:r>
-      <w:r>
-        <w:br/>
-      </w:r>
-      <w:r>
-        <w:rPr>
-          <w:rStyle w:val="VerbatimChar"/>
-        </w:rPr>
-        <w:t xml:space="preserve">    print("\n--- Повна демонстрація 2FA ---")</w:t>
-      </w:r>
-      <w:r>
-        <w:br/>
-      </w:r>
-      <w:r>
-        <w:rPr>
-          <w:rStyle w:val="VerbatimChar"/>
-        </w:rPr>
-        <w:t xml:space="preserve">    pm = PasswordManager()</w:t>
-      </w:r>
-      <w:r>
-        <w:br/>
-      </w:r>
-      <w:r>
-        <w:br/>
-      </w:r>
-      <w:r>
-        <w:rPr>
-          <w:rStyle w:val="VerbatimChar"/>
-        </w:rPr>
-        <w:t xml:space="preserve">    # "Реєстрація" з 2FA</w:t>
-      </w:r>
-      <w:r>
-        <w:br/>
-      </w:r>
-      <w:r>
-        <w:rPr>
-          <w:rStyle w:val="VerbatimChar"/>
-        </w:rPr>
-        <w:t xml:space="preserve">    password = "MyPassword123"</w:t>
-      </w:r>
-      <w:r>
-        <w:br/>
-      </w:r>
-      <w:r>
-        <w:rPr>
-          <w:rStyle w:val="VerbatimChar"/>
-        </w:rPr>
-        <w:t xml:space="preserve">    salt, password_hash = pm.register_user(password)</w:t>
-      </w:r>
-      <w:r>
-        <w:br/>
-      </w:r>
-      <w:r>
-        <w:rPr>
-          <w:rStyle w:val="VerbatimChar"/>
-        </w:rPr>
-        <w:t xml:space="preserve">    user_totp_secret = TOTP.generate_secret()</w:t>
-      </w:r>
-      <w:r>
-        <w:br/>
-      </w:r>
-      <w:r>
-        <w:rPr>
-          <w:rStyle w:val="VerbatimChar"/>
-        </w:rPr>
-        <w:t xml:space="preserve">    user_totp = TOTP(user_totp_secret)</w:t>
-      </w:r>
-      <w:r>
-        <w:br/>
-      </w:r>
-      <w:r>
-        <w:br/>
-      </w:r>
-      <w:r>
-        <w:rPr>
-          <w:rStyle w:val="VerbatimChar"/>
-        </w:rPr>
-        <w:t xml:space="preserve">    print(f"Користувач зареєстрований з 2FA")</w:t>
-      </w:r>
-      <w:r>
-        <w:br/>
-      </w:r>
-      <w:r>
-        <w:rPr>
-          <w:rStyle w:val="VerbatimChar"/>
-        </w:rPr>
-        <w:t xml:space="preserve">    print(f"TOTP-секрет (для Authenticator): {TOTP.get_secret_base32(user_totp_secret)}")</w:t>
-      </w:r>
-      <w:r>
-        <w:br/>
-      </w:r>
-      <w:r>
-        <w:br/>
-      </w:r>
-      <w:r>
-        <w:rPr>
-          <w:rStyle w:val="VerbatimChar"/>
-        </w:rPr>
-        <w:t xml:space="preserve">    # "Вхід" з 2FA</w:t>
-      </w:r>
-      <w:r>
-        <w:br/>
-      </w:r>
-      <w:r>
-        <w:rPr>
-          <w:rStyle w:val="VerbatimChar"/>
-        </w:rPr>
-        <w:t xml:space="preserve">    print("\n--- Вхід з 2FA ---")</w:t>
-      </w:r>
-      <w:r>
-        <w:br/>
-      </w:r>
-      <w:r>
-        <w:rPr>
-          <w:rStyle w:val="VerbatimChar"/>
-        </w:rPr>
-        <w:t xml:space="preserve">    input_password = "MyPassword123"</w:t>
-      </w:r>
-      <w:r>
-        <w:br/>
-      </w:r>
-      <w:r>
-        <w:rPr>
-          <w:rStyle w:val="VerbatimChar"/>
-        </w:rPr>
-        <w:t xml:space="preserve">    input_totp = user_totp.generate()</w:t>
-      </w:r>
-      <w:r>
-        <w:br/>
-      </w:r>
-      <w:r>
-        <w:br/>
-      </w:r>
-      <w:r>
-        <w:rPr>
-          <w:rStyle w:val="VerbatimChar"/>
-        </w:rPr>
-        <w:t xml:space="preserve">    # Крок 1: перевірка пароля</w:t>
-      </w:r>
-      <w:r>
-        <w:br/>
-      </w:r>
-      <w:r>
-        <w:rPr>
-          <w:rStyle w:val="VerbatimChar"/>
-        </w:rPr>
-        <w:t xml:space="preserve">    password_ok = pm.verify_password(input_password, salt, password_hash)</w:t>
-      </w:r>
-      <w:r>
-        <w:br/>
-      </w:r>
-      <w:r>
-        <w:rPr>
-          <w:rStyle w:val="VerbatimChar"/>
-        </w:rPr>
-        <w:t xml:space="preserve">    print(f"Крок 1 - Пароль: {'✓' if password_ok else '✗'}")</w:t>
-      </w:r>
-      <w:r>
-        <w:br/>
-      </w:r>
-      <w:r>
-        <w:br/>
-      </w:r>
-      <w:r>
-        <w:rPr>
-          <w:rStyle w:val="VerbatimChar"/>
-        </w:rPr>
-        <w:t xml:space="preserve">    # Крок 2: перевірка TOTP</w:t>
-      </w:r>
-      <w:r>
-        <w:br/>
-      </w:r>
-      <w:r>
-        <w:rPr>
-          <w:rStyle w:val="VerbatimChar"/>
-        </w:rPr>
-        <w:t xml:space="preserve">    totp_ok = user_totp.verify(input_totp)</w:t>
-      </w:r>
-      <w:r>
-        <w:br/>
-      </w:r>
-      <w:r>
-        <w:rPr>
-          <w:rStyle w:val="VerbatimChar"/>
-        </w:rPr>
-        <w:t xml:space="preserve">    print(f"Крок 2 - TOTP ({input_totp}): {'✓' if totp_ok else '✗'}")</w:t>
-      </w:r>
-      <w:r>
-        <w:br/>
-      </w:r>
-      <w:r>
-        <w:br/>
-      </w:r>
-      <w:r>
-        <w:rPr>
-          <w:rStyle w:val="VerbatimChar"/>
-        </w:rPr>
-        <w:t xml:space="preserve">    if password_ok and totp_ok:</w:t>
-      </w:r>
-      <w:r>
-        <w:br/>
-      </w:r>
-      <w:r>
-        <w:rPr>
-          <w:rStyle w:val="VerbatimChar"/>
-        </w:rPr>
-        <w:t xml:space="preserve">        print("\n✓ ВХІД УСПІШНИЙ (обидва фактори пройдено)")</w:t>
-      </w:r>
-      <w:r>
-        <w:br/>
-      </w:r>
-      <w:r>
-        <w:rPr>
-          <w:rStyle w:val="VerbatimChar"/>
-        </w:rPr>
-        <w:t xml:space="preserve">    else:</w:t>
-      </w:r>
-      <w:r>
-        <w:br/>
-      </w:r>
-      <w:r>
-        <w:rPr>
-          <w:rStyle w:val="VerbatimChar"/>
-        </w:rPr>
-        <w:t xml:space="preserve">        print("\n✗ ВХІД НЕВДАЛИЙ")</w:t>
-      </w:r>
-      <w:r>
-        <w:br/>
-      </w:r>
-      <w:r>
-        <w:br/>
-      </w:r>
-      <w:r>
-        <w:rPr>
-          <w:rStyle w:val="VerbatimChar"/>
-        </w:rPr>
-        <w:t xml:space="preserve">if __name__ == "__main__":</w:t>
-      </w:r>
-      <w:r>
-        <w:br/>
-      </w:r>
-      <w:r>
-        <w:rPr>
-          <w:rStyle w:val="VerbatimChar"/>
-        </w:rPr>
-        <w:t xml:space="preserve">    demo_registration()</w:t>
-      </w:r>
-      <w:r>
-        <w:br/>
-      </w:r>
-      <w:r>
-        <w:rPr>
-          <w:rStyle w:val="VerbatimChar"/>
-        </w:rPr>
-        <w:t xml:space="preserve">    demo_timing_attack()</w:t>
-      </w:r>
-      <w:r>
-        <w:br/>
-      </w:r>
-      <w:r>
-        <w:rPr>
-          <w:rStyle w:val="VerbatimChar"/>
-        </w:rPr>
-        <w:t xml:space="preserve">    demo_challenge_response()</w:t>
-      </w:r>
-      <w:r>
-        <w:br/>
-      </w:r>
-      <w:r>
-        <w:rPr>
-          <w:rStyle w:val="VerbatimChar"/>
-        </w:rPr>
-        <w:t xml:space="preserve">    demo_totp()</w:t>
+        <w:t xml:space="preserve">#include &lt;iostream&gt;</w:t>
+      </w:r>
+      <w:r>
+        <w:br/>
+      </w:r>
+      <w:r>
+        <w:rPr>
+          <w:rStyle w:val="VerbatimChar"/>
+        </w:rPr>
+        <w:t xml:space="preserve">#include &lt;string&gt;</w:t>
+      </w:r>
+      <w:r>
+        <w:br/>
+      </w:r>
+      <w:r>
+        <w:rPr>
+          <w:rStyle w:val="VerbatimChar"/>
+        </w:rPr>
+        <w:t xml:space="preserve">#include &lt;vector&gt;</w:t>
+      </w:r>
+      <w:r>
+        <w:br/>
+      </w:r>
+      <w:r>
+        <w:rPr>
+          <w:rStyle w:val="VerbatimChar"/>
+        </w:rPr>
+        <w:t xml:space="preserve">#include &lt;ctime&gt;</w:t>
+      </w:r>
+      <w:r>
+        <w:br/>
+      </w:r>
+      <w:r>
+        <w:rPr>
+          <w:rStyle w:val="VerbatimChar"/>
+        </w:rPr>
+        <w:t xml:space="preserve">#include &lt;cstdint&gt;</w:t>
+      </w:r>
+      <w:r>
+        <w:br/>
+      </w:r>
+      <w:r>
+        <w:rPr>
+          <w:rStyle w:val="VerbatimChar"/>
+        </w:rPr>
+        <w:t xml:space="preserve">#include &lt;iomanip&gt;</w:t>
+      </w:r>
+      <w:r>
+        <w:br/>
+      </w:r>
+      <w:r>
+        <w:rPr>
+          <w:rStyle w:val="VerbatimChar"/>
+        </w:rPr>
+        <w:t xml:space="preserve">#include &lt;sstream&gt;</w:t>
+      </w:r>
+      <w:r>
+        <w:br/>
+      </w:r>
+      <w:r>
+        <w:br/>
+      </w:r>
+      <w:r>
+        <w:rPr>
+          <w:rStyle w:val="VerbatimChar"/>
+        </w:rPr>
+        <w:t xml:space="preserve">// Хеш-функція з лабораторної роботи №7. TOTP за RFC 6238 припускає</w:t>
+      </w:r>
+      <w:r>
+        <w:br/>
+      </w:r>
+      <w:r>
+        <w:rPr>
+          <w:rStyle w:val="VerbatimChar"/>
+        </w:rPr>
+        <w:t xml:space="preserve">// SHA-1, SHA-256 або SHA-512; тут використано SHA-256.</w:t>
+      </w:r>
+      <w:r>
+        <w:br/>
+      </w:r>
+      <w:r>
+        <w:rPr>
+          <w:rStyle w:val="VerbatimChar"/>
+        </w:rPr>
+        <w:t xml:space="preserve">std::string sha256(const std::string&amp; message);</w:t>
+      </w:r>
+      <w:r>
+        <w:br/>
+      </w:r>
+      <w:r>
+        <w:rPr>
+          <w:rStyle w:val="VerbatimChar"/>
+        </w:rPr>
+        <w:t xml:space="preserve">std::vector&lt;unsigned char&gt; sha256Raw(const std::string&amp; message);</w:t>
+      </w:r>
+      <w:r>
+        <w:br/>
+      </w:r>
+      <w:r>
+        <w:br/>
+      </w:r>
+      <w:r>
+        <w:rPr>
+          <w:rStyle w:val="VerbatimChar"/>
+        </w:rPr>
+        <w:t xml:space="preserve">using Bytes = std::vector&lt;unsigned char&gt;;</w:t>
+      </w:r>
+      <w:r>
+        <w:br/>
+      </w:r>
+      <w:r>
+        <w:br/>
+      </w:r>
+      <w:r>
+        <w:rPr>
+          <w:rStyle w:val="VerbatimChar"/>
+        </w:rPr>
+        <w:t xml:space="preserve">// HMAC за RFC 2104: hash((key ^ opad) + hash((key ^ ipad) + message))</w:t>
+      </w:r>
+      <w:r>
+        <w:br/>
+      </w:r>
+      <w:r>
+        <w:rPr>
+          <w:rStyle w:val="VerbatimChar"/>
+        </w:rPr>
+        <w:t xml:space="preserve">Bytes hmacSha256(const Bytes&amp; key, const Bytes&amp; message) {</w:t>
+      </w:r>
+      <w:r>
+        <w:br/>
+      </w:r>
+      <w:r>
+        <w:rPr>
+          <w:rStyle w:val="VerbatimChar"/>
+        </w:rPr>
+        <w:t xml:space="preserve">    const size_t BLOCK = 64;</w:t>
+      </w:r>
+      <w:r>
+        <w:br/>
+      </w:r>
+      <w:r>
+        <w:rPr>
+          <w:rStyle w:val="VerbatimChar"/>
+        </w:rPr>
+        <w:t xml:space="preserve">    Bytes paddedKey = key;</w:t>
+      </w:r>
+      <w:r>
+        <w:br/>
+      </w:r>
+      <w:r>
+        <w:br/>
+      </w:r>
+      <w:r>
+        <w:rPr>
+          <w:rStyle w:val="VerbatimChar"/>
+        </w:rPr>
+        <w:t xml:space="preserve">    if (paddedKey.size() &gt; BLOCK) {</w:t>
+      </w:r>
+      <w:r>
+        <w:br/>
+      </w:r>
+      <w:r>
+        <w:rPr>
+          <w:rStyle w:val="VerbatimChar"/>
+        </w:rPr>
+        <w:t xml:space="preserve">        std::string raw(paddedKey.begin(), paddedKey.end());</w:t>
+      </w:r>
+      <w:r>
+        <w:br/>
+      </w:r>
+      <w:r>
+        <w:rPr>
+          <w:rStyle w:val="VerbatimChar"/>
+        </w:rPr>
+        <w:t xml:space="preserve">        paddedKey = sha256Raw(raw);</w:t>
+      </w:r>
+      <w:r>
+        <w:br/>
+      </w:r>
+      <w:r>
+        <w:rPr>
+          <w:rStyle w:val="VerbatimChar"/>
+        </w:rPr>
+        <w:t xml:space="preserve">    }</w:t>
+      </w:r>
+      <w:r>
+        <w:br/>
+      </w:r>
+      <w:r>
+        <w:rPr>
+          <w:rStyle w:val="VerbatimChar"/>
+        </w:rPr>
+        <w:t xml:space="preserve">    paddedKey.resize(BLOCK, 0x00);</w:t>
+      </w:r>
+      <w:r>
+        <w:br/>
+      </w:r>
+      <w:r>
+        <w:br/>
+      </w:r>
+      <w:r>
+        <w:rPr>
+          <w:rStyle w:val="VerbatimChar"/>
+        </w:rPr>
+        <w:t xml:space="preserve">    Bytes inner(BLOCK), outer(BLOCK);</w:t>
+      </w:r>
+      <w:r>
+        <w:br/>
+      </w:r>
+      <w:r>
+        <w:rPr>
+          <w:rStyle w:val="VerbatimChar"/>
+        </w:rPr>
+        <w:t xml:space="preserve">    for (size_t i = 0; i &lt; BLOCK; ++i) {</w:t>
+      </w:r>
+      <w:r>
+        <w:br/>
+      </w:r>
+      <w:r>
+        <w:rPr>
+          <w:rStyle w:val="VerbatimChar"/>
+        </w:rPr>
+        <w:t xml:space="preserve">        inner[i] = static_cast&lt;unsigned char&gt;(paddedKey[i] ^ 0x36);</w:t>
+      </w:r>
+      <w:r>
+        <w:br/>
+      </w:r>
+      <w:r>
+        <w:rPr>
+          <w:rStyle w:val="VerbatimChar"/>
+        </w:rPr>
+        <w:t xml:space="preserve">        outer[i] = static_cast&lt;unsigned char&gt;(paddedKey[i] ^ 0x5c);</w:t>
+      </w:r>
+      <w:r>
+        <w:br/>
+      </w:r>
+      <w:r>
+        <w:rPr>
+          <w:rStyle w:val="VerbatimChar"/>
+        </w:rPr>
+        <w:t xml:space="preserve">    }</w:t>
+      </w:r>
+      <w:r>
+        <w:br/>
+      </w:r>
+      <w:r>
+        <w:br/>
+      </w:r>
+      <w:r>
+        <w:rPr>
+          <w:rStyle w:val="VerbatimChar"/>
+        </w:rPr>
+        <w:t xml:space="preserve">    inner.insert(inner.end(), message.begin(), message.end());</w:t>
+      </w:r>
+      <w:r>
+        <w:br/>
+      </w:r>
+      <w:r>
+        <w:rPr>
+          <w:rStyle w:val="VerbatimChar"/>
+        </w:rPr>
+        <w:t xml:space="preserve">    Bytes innerHash = sha256Raw(std::string(inner.begin(), inner.end()));</w:t>
+      </w:r>
+      <w:r>
+        <w:br/>
+      </w:r>
+      <w:r>
+        <w:br/>
+      </w:r>
+      <w:r>
+        <w:rPr>
+          <w:rStyle w:val="VerbatimChar"/>
+        </w:rPr>
+        <w:t xml:space="preserve">    outer.insert(outer.end(), innerHash.begin(), innerHash.end());</w:t>
+      </w:r>
+      <w:r>
+        <w:br/>
+      </w:r>
+      <w:r>
+        <w:rPr>
+          <w:rStyle w:val="VerbatimChar"/>
+        </w:rPr>
+        <w:t xml:space="preserve">    return sha256Raw(std::string(outer.begin(), outer.end()));</w:t>
+      </w:r>
+      <w:r>
+        <w:br/>
+      </w:r>
+      <w:r>
+        <w:rPr>
+          <w:rStyle w:val="VerbatimChar"/>
+        </w:rPr>
+        <w:t xml:space="preserve">}</w:t>
+      </w:r>
+      <w:r>
+        <w:br/>
+      </w:r>
+      <w:r>
+        <w:br/>
+      </w:r>
+      <w:r>
+        <w:rPr>
+          <w:rStyle w:val="VerbatimChar"/>
+        </w:rPr>
+        <w:t xml:space="preserve">class TOTP {</w:t>
+      </w:r>
+      <w:r>
+        <w:br/>
+      </w:r>
+      <w:r>
+        <w:rPr>
+          <w:rStyle w:val="VerbatimChar"/>
+        </w:rPr>
+        <w:t xml:space="preserve">public:</w:t>
+      </w:r>
+      <w:r>
+        <w:br/>
+      </w:r>
+      <w:r>
+        <w:rPr>
+          <w:rStyle w:val="VerbatimChar"/>
+        </w:rPr>
+        <w:t xml:space="preserve">    TOTP(const Bytes&amp; secret, int digits = 6, int interval = 30)</w:t>
+      </w:r>
+      <w:r>
+        <w:br/>
+      </w:r>
+      <w:r>
+        <w:rPr>
+          <w:rStyle w:val="VerbatimChar"/>
+        </w:rPr>
+        <w:t xml:space="preserve">        : secret_(secret), digits_(digits), interval_(interval) {}</w:t>
+      </w:r>
+      <w:r>
+        <w:br/>
+      </w:r>
+      <w:r>
+        <w:br/>
+      </w:r>
+      <w:r>
+        <w:rPr>
+          <w:rStyle w:val="VerbatimChar"/>
+        </w:rPr>
+        <w:t xml:space="preserve">    // Код залежить від номера часового інтервалу, а не від точного часу,</w:t>
+      </w:r>
+      <w:r>
+        <w:br/>
+      </w:r>
+      <w:r>
+        <w:rPr>
+          <w:rStyle w:val="VerbatimChar"/>
+        </w:rPr>
+        <w:t xml:space="preserve">    // тому клієнт і сервер отримують однакове значення протягом 30 секунд</w:t>
+      </w:r>
+      <w:r>
+        <w:br/>
+      </w:r>
+      <w:r>
+        <w:rPr>
+          <w:rStyle w:val="VerbatimChar"/>
+        </w:rPr>
+        <w:t xml:space="preserve">    std::string generate(std::time_t timestamp = std::time(nullptr)) const {</w:t>
+      </w:r>
+      <w:r>
+        <w:br/>
+      </w:r>
+      <w:r>
+        <w:rPr>
+          <w:rStyle w:val="VerbatimChar"/>
+        </w:rPr>
+        <w:t xml:space="preserve">        uint64_t counter = static_cast&lt;uint64_t&gt;(timestamp) / interval_;</w:t>
+      </w:r>
+      <w:r>
+        <w:br/>
+      </w:r>
+      <w:r>
+        <w:br/>
+      </w:r>
+      <w:r>
+        <w:rPr>
+          <w:rStyle w:val="VerbatimChar"/>
+        </w:rPr>
+        <w:t xml:space="preserve">        Bytes message(8);</w:t>
+      </w:r>
+      <w:r>
+        <w:br/>
+      </w:r>
+      <w:r>
+        <w:rPr>
+          <w:rStyle w:val="VerbatimChar"/>
+        </w:rPr>
+        <w:t xml:space="preserve">        for (int i = 7; i &gt;= 0; --i) {           // лічильник у big-endian</w:t>
+      </w:r>
+      <w:r>
+        <w:br/>
+      </w:r>
+      <w:r>
+        <w:rPr>
+          <w:rStyle w:val="VerbatimChar"/>
+        </w:rPr>
+        <w:t xml:space="preserve">            message[i] = static_cast&lt;unsigned char&gt;(counter &amp; 0xFF);</w:t>
+      </w:r>
+      <w:r>
+        <w:br/>
+      </w:r>
+      <w:r>
+        <w:rPr>
+          <w:rStyle w:val="VerbatimChar"/>
+        </w:rPr>
+        <w:t xml:space="preserve">            counter &gt;&gt;= 8;</w:t>
+      </w:r>
+      <w:r>
+        <w:br/>
+      </w:r>
+      <w:r>
+        <w:rPr>
+          <w:rStyle w:val="VerbatimChar"/>
+        </w:rPr>
+        <w:t xml:space="preserve">        }</w:t>
+      </w:r>
+      <w:r>
+        <w:br/>
+      </w:r>
+      <w:r>
+        <w:br/>
+      </w:r>
+      <w:r>
+        <w:rPr>
+          <w:rStyle w:val="VerbatimChar"/>
+        </w:rPr>
+        <w:t xml:space="preserve">        Bytes mac = hmacSha256(secret_, message);</w:t>
+      </w:r>
+      <w:r>
+        <w:br/>
+      </w:r>
+      <w:r>
+        <w:br/>
+      </w:r>
+      <w:r>
+        <w:rPr>
+          <w:rStyle w:val="VerbatimChar"/>
+        </w:rPr>
+        <w:t xml:space="preserve">        // Динамічне обрізання (dynamic truncation) за RFC 4226</w:t>
+      </w:r>
+      <w:r>
+        <w:br/>
+      </w:r>
+      <w:r>
+        <w:rPr>
+          <w:rStyle w:val="VerbatimChar"/>
+        </w:rPr>
+        <w:t xml:space="preserve">        int offset = mac.back() &amp; 0x0F;</w:t>
+      </w:r>
+      <w:r>
+        <w:br/>
+      </w:r>
+      <w:r>
+        <w:rPr>
+          <w:rStyle w:val="VerbatimChar"/>
+        </w:rPr>
+        <w:t xml:space="preserve">        uint32_t binary =</w:t>
+      </w:r>
+      <w:r>
+        <w:br/>
+      </w:r>
+      <w:r>
+        <w:rPr>
+          <w:rStyle w:val="VerbatimChar"/>
+        </w:rPr>
+        <w:t xml:space="preserve">            (static_cast&lt;uint32_t&gt;(mac[offset]     &amp; 0x7F) &lt;&lt; 24) |</w:t>
+      </w:r>
+      <w:r>
+        <w:br/>
+      </w:r>
+      <w:r>
+        <w:rPr>
+          <w:rStyle w:val="VerbatimChar"/>
+        </w:rPr>
+        <w:t xml:space="preserve">            (static_cast&lt;uint32_t&gt;(mac[offset + 1] &amp; 0xFF) &lt;&lt; 16) |</w:t>
+      </w:r>
+      <w:r>
+        <w:br/>
+      </w:r>
+      <w:r>
+        <w:rPr>
+          <w:rStyle w:val="VerbatimChar"/>
+        </w:rPr>
+        <w:t xml:space="preserve">            (static_cast&lt;uint32_t&gt;(mac[offset + 2] &amp; 0xFF) &lt;&lt; 8)  |</w:t>
+      </w:r>
+      <w:r>
+        <w:br/>
+      </w:r>
+      <w:r>
+        <w:rPr>
+          <w:rStyle w:val="VerbatimChar"/>
+        </w:rPr>
+        <w:t xml:space="preserve">            (static_cast&lt;uint32_t&gt;(mac[offset + 3] &amp; 0xFF));</w:t>
+      </w:r>
+      <w:r>
+        <w:br/>
+      </w:r>
+      <w:r>
+        <w:br/>
+      </w:r>
+      <w:r>
+        <w:rPr>
+          <w:rStyle w:val="VerbatimChar"/>
+        </w:rPr>
+        <w:t xml:space="preserve">        uint32_t modulus = 1;</w:t>
+      </w:r>
+      <w:r>
+        <w:br/>
+      </w:r>
+      <w:r>
+        <w:rPr>
+          <w:rStyle w:val="VerbatimChar"/>
+        </w:rPr>
+        <w:t xml:space="preserve">        for (int i = 0; i &lt; digits_; ++i) modulus *= 10;</w:t>
+      </w:r>
+      <w:r>
+        <w:br/>
+      </w:r>
+      <w:r>
+        <w:br/>
+      </w:r>
+      <w:r>
+        <w:rPr>
+          <w:rStyle w:val="VerbatimChar"/>
+        </w:rPr>
+        <w:t xml:space="preserve">        std::ostringstream out;</w:t>
+      </w:r>
+      <w:r>
+        <w:br/>
+      </w:r>
+      <w:r>
+        <w:rPr>
+          <w:rStyle w:val="VerbatimChar"/>
+        </w:rPr>
+        <w:t xml:space="preserve">        out &lt;&lt; std::setw(digits_) &lt;&lt; std::setfill('0') &lt;&lt; (binary % modulus);</w:t>
+      </w:r>
+      <w:r>
+        <w:br/>
+      </w:r>
+      <w:r>
+        <w:rPr>
+          <w:rStyle w:val="VerbatimChar"/>
+        </w:rPr>
+        <w:t xml:space="preserve">        return out.str();</w:t>
+      </w:r>
+      <w:r>
+        <w:br/>
+      </w:r>
+      <w:r>
+        <w:rPr>
+          <w:rStyle w:val="VerbatimChar"/>
+        </w:rPr>
+        <w:t xml:space="preserve">    }</w:t>
+      </w:r>
+      <w:r>
+        <w:br/>
+      </w:r>
+      <w:r>
+        <w:br/>
+      </w:r>
+      <w:r>
+        <w:rPr>
+          <w:rStyle w:val="VerbatimChar"/>
+        </w:rPr>
+        <w:t xml:space="preserve">    // Допуск у window інтервалів компенсує розбіжність годинників</w:t>
+      </w:r>
+      <w:r>
+        <w:br/>
+      </w:r>
+      <w:r>
+        <w:rPr>
+          <w:rStyle w:val="VerbatimChar"/>
+        </w:rPr>
+        <w:t xml:space="preserve">    bool verify(const std::string&amp; code, int window = 1) const {</w:t>
+      </w:r>
+      <w:r>
+        <w:br/>
+      </w:r>
+      <w:r>
+        <w:rPr>
+          <w:rStyle w:val="VerbatimChar"/>
+        </w:rPr>
+        <w:t xml:space="preserve">        std::time_t now = std::time(nullptr);</w:t>
+      </w:r>
+      <w:r>
+        <w:br/>
+      </w:r>
+      <w:r>
+        <w:rPr>
+          <w:rStyle w:val="VerbatimChar"/>
+        </w:rPr>
+        <w:t xml:space="preserve">        for (int shift = -window; shift &lt;= window; ++shift) {</w:t>
+      </w:r>
+      <w:r>
+        <w:br/>
+      </w:r>
+      <w:r>
+        <w:rPr>
+          <w:rStyle w:val="VerbatimChar"/>
+        </w:rPr>
+        <w:t xml:space="preserve">            if (generate(now + shift * interval_) == code) return true;</w:t>
+      </w:r>
+      <w:r>
+        <w:br/>
+      </w:r>
+      <w:r>
+        <w:rPr>
+          <w:rStyle w:val="VerbatimChar"/>
+        </w:rPr>
+        <w:t xml:space="preserve">        }</w:t>
+      </w:r>
+      <w:r>
+        <w:br/>
+      </w:r>
+      <w:r>
+        <w:rPr>
+          <w:rStyle w:val="VerbatimChar"/>
+        </w:rPr>
+        <w:t xml:space="preserve">        return false;</w:t>
+      </w:r>
+      <w:r>
+        <w:br/>
+      </w:r>
+      <w:r>
+        <w:rPr>
+          <w:rStyle w:val="VerbatimChar"/>
+        </w:rPr>
+        <w:t xml:space="preserve">    }</w:t>
+      </w:r>
+      <w:r>
+        <w:br/>
+      </w:r>
+      <w:r>
+        <w:br/>
+      </w:r>
+      <w:r>
+        <w:rPr>
+          <w:rStyle w:val="VerbatimChar"/>
+        </w:rPr>
+        <w:t xml:space="preserve">    int secondsLeft() const {</w:t>
+      </w:r>
+      <w:r>
+        <w:br/>
+      </w:r>
+      <w:r>
+        <w:rPr>
+          <w:rStyle w:val="VerbatimChar"/>
+        </w:rPr>
+        <w:t xml:space="preserve">        return interval_ - static_cast&lt;int&gt;(std::time(nullptr) % interval_);</w:t>
+      </w:r>
+      <w:r>
+        <w:br/>
+      </w:r>
+      <w:r>
+        <w:rPr>
+          <w:rStyle w:val="VerbatimChar"/>
+        </w:rPr>
+        <w:t xml:space="preserve">    }</w:t>
+      </w:r>
+      <w:r>
+        <w:br/>
+      </w:r>
+      <w:r>
+        <w:br/>
+      </w:r>
+      <w:r>
+        <w:rPr>
+          <w:rStyle w:val="VerbatimChar"/>
+        </w:rPr>
+        <w:t xml:space="preserve">private:</w:t>
+      </w:r>
+      <w:r>
+        <w:br/>
+      </w:r>
+      <w:r>
+        <w:rPr>
+          <w:rStyle w:val="VerbatimChar"/>
+        </w:rPr>
+        <w:t xml:space="preserve">    Bytes secret_;</w:t>
+      </w:r>
+      <w:r>
+        <w:br/>
+      </w:r>
+      <w:r>
+        <w:rPr>
+          <w:rStyle w:val="VerbatimChar"/>
+        </w:rPr>
+        <w:t xml:space="preserve">    int digits_;</w:t>
+      </w:r>
+      <w:r>
+        <w:br/>
+      </w:r>
+      <w:r>
+        <w:rPr>
+          <w:rStyle w:val="VerbatimChar"/>
+        </w:rPr>
+        <w:t xml:space="preserve">    int interval_;</w:t>
+      </w:r>
+      <w:r>
+        <w:br/>
+      </w:r>
+      <w:r>
+        <w:rPr>
+          <w:rStyle w:val="VerbatimChar"/>
+        </w:rPr>
+        <w:t xml:space="preserve">};</w:t>
+      </w:r>
+      <w:r>
+        <w:br/>
+      </w:r>
+      <w:r>
+        <w:br/>
+      </w:r>
+      <w:r>
+        <w:rPr>
+          <w:rStyle w:val="VerbatimChar"/>
+        </w:rPr>
+        <w:t xml:space="preserve">int main() {</w:t>
+      </w:r>
+      <w:r>
+        <w:br/>
+      </w:r>
+      <w:r>
+        <w:rPr>
+          <w:rStyle w:val="VerbatimChar"/>
+        </w:rPr>
+        <w:t xml:space="preserve">    Bytes secret = { 'S','t','u','d','e','n','t','S','e','c','r','e','t','K','e','y','1','2','3','4' };</w:t>
+      </w:r>
+      <w:r>
+        <w:br/>
+      </w:r>
+      <w:r>
+        <w:rPr>
+          <w:rStyle w:val="VerbatimChar"/>
+        </w:rPr>
+        <w:t xml:space="preserve">    TOTP totp(secret);</w:t>
+      </w:r>
+      <w:r>
+        <w:br/>
+      </w:r>
+      <w:r>
+        <w:br/>
+      </w:r>
+      <w:r>
+        <w:rPr>
+          <w:rStyle w:val="VerbatimChar"/>
+        </w:rPr>
+        <w:t xml:space="preserve">    std::string code = totp.generate();</w:t>
+      </w:r>
+      <w:r>
+        <w:br/>
+      </w:r>
+      <w:r>
+        <w:rPr>
+          <w:rStyle w:val="VerbatimChar"/>
+        </w:rPr>
+        <w:t xml:space="preserve">    std::cout &lt;&lt; "=== Двофакторна автентифікація (TOTP) ===\n";</w:t>
+      </w:r>
+      <w:r>
+        <w:br/>
+      </w:r>
+      <w:r>
+        <w:rPr>
+          <w:rStyle w:val="VerbatimChar"/>
+        </w:rPr>
+        <w:t xml:space="preserve">    std::cout &lt;&lt; "Поточний код:     " &lt;&lt; code &lt;&lt; "\n";</w:t>
+      </w:r>
+      <w:r>
+        <w:br/>
+      </w:r>
+      <w:r>
+        <w:rPr>
+          <w:rStyle w:val="VerbatimChar"/>
+        </w:rPr>
+        <w:t xml:space="preserve">    std::cout &lt;&lt; "Дійсний ще:       " &lt;&lt; totp.secondsLeft() &lt;&lt; " с\n\n";</w:t>
+      </w:r>
+      <w:r>
+        <w:br/>
+      </w:r>
+      <w:r>
+        <w:br/>
+      </w:r>
+      <w:r>
+        <w:rPr>
+          <w:rStyle w:val="VerbatimChar"/>
+        </w:rPr>
+        <w:t xml:space="preserve">    std::cout &lt;&lt; "Перевірка коду:   " &lt;&lt; (totp.verify(code) ? "прийнято" : "відхилено") &lt;&lt; "\n";</w:t>
+      </w:r>
+      <w:r>
+        <w:br/>
+      </w:r>
+      <w:r>
+        <w:rPr>
+          <w:rStyle w:val="VerbatimChar"/>
+        </w:rPr>
+        <w:t xml:space="preserve">    std::cout &lt;&lt; "Перевірка \"000000\": " &lt;&lt; (totp.verify("000000") ? "прийнято" : "відхилено") &lt;&lt; "\n\n";</w:t>
+      </w:r>
+      <w:r>
+        <w:br/>
+      </w:r>
+      <w:r>
+        <w:br/>
+      </w:r>
+      <w:r>
+        <w:rPr>
+          <w:rStyle w:val="VerbatimChar"/>
+        </w:rPr>
+        <w:t xml:space="preserve">    std::cout &lt;&lt; "Код для сусідніх інтервалів (демонстрація вікна допуску):\n";</w:t>
+      </w:r>
+      <w:r>
+        <w:br/>
+      </w:r>
+      <w:r>
+        <w:rPr>
+          <w:rStyle w:val="VerbatimChar"/>
+        </w:rPr>
+        <w:t xml:space="preserve">    std::time_t now = std::time(nullptr);</w:t>
+      </w:r>
+      <w:r>
+        <w:br/>
+      </w:r>
+      <w:r>
+        <w:rPr>
+          <w:rStyle w:val="VerbatimChar"/>
+        </w:rPr>
+        <w:t xml:space="preserve">    for (int shift = -1; shift &lt;= 1; ++shift) {</w:t>
+      </w:r>
+      <w:r>
+        <w:br/>
+      </w:r>
+      <w:r>
+        <w:rPr>
+          <w:rStyle w:val="VerbatimChar"/>
+        </w:rPr>
+        <w:t xml:space="preserve">        std::cout &lt;&lt; "  зсув " &lt;&lt; std::showpos &lt;&lt; shift &lt;&lt; std::noshowpos</w:t>
+      </w:r>
+      <w:r>
+        <w:br/>
+      </w:r>
+      <w:r>
+        <w:rPr>
+          <w:rStyle w:val="VerbatimChar"/>
+        </w:rPr>
+        <w:t xml:space="preserve">                  &lt;&lt; " інтервал: " &lt;&lt; totp.generate(now + shift * 30) &lt;&lt; "\n";</w:t>
+      </w:r>
+      <w:r>
+        <w:br/>
+      </w:r>
+      <w:r>
+        <w:rPr>
+          <w:rStyle w:val="VerbatimChar"/>
+        </w:rPr>
+        <w:t xml:space="preserve">    }</w:t>
+      </w:r>
+      <w:r>
+        <w:br/>
+      </w:r>
+      <w:r>
+        <w:br/>
+      </w:r>
+      <w:r>
+        <w:rPr>
+          <w:rStyle w:val="VerbatimChar"/>
+        </w:rPr>
+        <w:t xml:space="preserve">    return 0;</w:t>
+      </w:r>
+      <w:r>
+        <w:br/>
+      </w:r>
+      <w:r>
+        <w:rPr>
+          <w:rStyle w:val="VerbatimChar"/>
+        </w:rPr>
+        <w:t xml:space="preserve">}</w:t>
       </w:r>
     </w:p>
     <w:p>
@@ -4695,11 +4677,7 @@
         <w:pStyle w:val="FirstParagraph"/>
       </w:pPr>
       <w:r>
-        <w:rPr>
-          <w:b/>
-          <w:bCs/>
-        </w:rPr>
-        <w:t xml:space="preserve">Очікуваний результат:</w:t>
+        <w:t xml:space="preserve">Результат роботи програми:</w:t>
       </w:r>
     </w:p>
     <w:p>
@@ -4710,249 +4688,132 @@
         <w:rPr>
           <w:rStyle w:val="VerbatimChar"/>
         </w:rPr>
-        <w:t xml:space="preserve">============================================================</w:t>
-      </w:r>
-      <w:r>
-        <w:br/>
-      </w:r>
-      <w:r>
-        <w:rPr>
-          <w:rStyle w:val="VerbatimChar"/>
-        </w:rPr>
-        <w:t xml:space="preserve">ДЕМОНСТРАЦІЯ РЕЄСТРАЦІЇ ТА ПЕРЕВІРКИ ПАРОЛЯ</w:t>
-      </w:r>
-      <w:r>
-        <w:br/>
-      </w:r>
-      <w:r>
-        <w:rPr>
-          <w:rStyle w:val="VerbatimChar"/>
-        </w:rPr>
-        <w:t xml:space="preserve">============================================================</w:t>
-      </w:r>
-      <w:r>
-        <w:br/>
-      </w:r>
-      <w:r>
-        <w:br/>
-      </w:r>
-      <w:r>
-        <w:rPr>
-          <w:rStyle w:val="VerbatimChar"/>
-        </w:rPr>
-        <w:t xml:space="preserve">Пароль: MySecurePassword123!</w:t>
-      </w:r>
-      <w:r>
-        <w:br/>
-      </w:r>
-      <w:r>
-        <w:rPr>
-          <w:rStyle w:val="VerbatimChar"/>
-        </w:rPr>
-        <w:t xml:space="preserve">Сіль (hex): a1b2c3d4e5f6...</w:t>
-      </w:r>
-      <w:r>
-        <w:br/>
-      </w:r>
-      <w:r>
-        <w:rPr>
-          <w:rStyle w:val="VerbatimChar"/>
-        </w:rPr>
-        <w:t xml:space="preserve">Хеш (hex): 9f8e7d6c5b4a...</w:t>
-      </w:r>
-      <w:r>
-        <w:br/>
-      </w:r>
-      <w:r>
-        <w:br/>
-      </w:r>
-      <w:r>
-        <w:rPr>
-          <w:rStyle w:val="VerbatimChar"/>
-        </w:rPr>
-        <w:t xml:space="preserve">--- Перевірка правильного пароля ---</w:t>
-      </w:r>
-      <w:r>
-        <w:br/>
-      </w:r>
-      <w:r>
-        <w:rPr>
-          <w:rStyle w:val="VerbatimChar"/>
-        </w:rPr>
-        <w:t xml:space="preserve">Результат: ✓ Пароль правильний</w:t>
-      </w:r>
-      <w:r>
-        <w:br/>
-      </w:r>
-      <w:r>
-        <w:br/>
-      </w:r>
-      <w:r>
-        <w:rPr>
-          <w:rStyle w:val="VerbatimChar"/>
-        </w:rPr>
-        <w:t xml:space="preserve">--- Перевірка неправильного пароля ---</w:t>
-      </w:r>
-      <w:r>
-        <w:br/>
-      </w:r>
-      <w:r>
-        <w:rPr>
-          <w:rStyle w:val="VerbatimChar"/>
-        </w:rPr>
-        <w:t xml:space="preserve">Результат: ✗ Пароль неправильний</w:t>
-      </w:r>
-      <w:r>
-        <w:br/>
-      </w:r>
-      <w:r>
-        <w:br/>
-      </w:r>
-      <w:r>
-        <w:rPr>
-          <w:rStyle w:val="VerbatimChar"/>
-        </w:rPr>
-        <w:t xml:space="preserve">--- Демонстрація солі ---</w:t>
-      </w:r>
-      <w:r>
-        <w:br/>
-      </w:r>
-      <w:r>
-        <w:rPr>
-          <w:rStyle w:val="VerbatimChar"/>
-        </w:rPr>
-        <w:t xml:space="preserve">Пароль 'password' з сіллю 1: 8f7e6d5c...</w:t>
-      </w:r>
-      <w:r>
-        <w:br/>
-      </w:r>
-      <w:r>
-        <w:rPr>
-          <w:rStyle w:val="VerbatimChar"/>
-        </w:rPr>
-        <w:t xml:space="preserve">Пароль 'password' з сіллю 2: 1a2b3c4d...</w:t>
-      </w:r>
-      <w:r>
-        <w:br/>
-      </w:r>
-      <w:r>
-        <w:rPr>
-          <w:rStyle w:val="VerbatimChar"/>
-        </w:rPr>
-        <w:t xml:space="preserve">Хеші різні (завдяки різній солі)</w:t>
-      </w:r>
-      <w:r>
-        <w:br/>
-      </w:r>
-      <w:r>
-        <w:br/>
-      </w:r>
-      <w:r>
-        <w:rPr>
-          <w:rStyle w:val="VerbatimChar"/>
-        </w:rPr>
-        <w:t xml:space="preserve">============================================================</w:t>
-      </w:r>
-      <w:r>
-        <w:br/>
-      </w:r>
-      <w:r>
-        <w:rPr>
-          <w:rStyle w:val="VerbatimChar"/>
-        </w:rPr>
-        <w:t xml:space="preserve">ДЕМОНСТРАЦІЯ TOTP (TIME-BASED ONE-TIME PASSWORD)</w:t>
-      </w:r>
-      <w:r>
-        <w:br/>
-      </w:r>
-      <w:r>
-        <w:rPr>
-          <w:rStyle w:val="VerbatimChar"/>
-        </w:rPr>
-        <w:t xml:space="preserve">============================================================</w:t>
-      </w:r>
-      <w:r>
-        <w:br/>
-      </w:r>
-      <w:r>
-        <w:br/>
-      </w:r>
-      <w:r>
-        <w:rPr>
-          <w:rStyle w:val="VerbatimChar"/>
-        </w:rPr>
-        <w:t xml:space="preserve">Секретний ключ (Base32): JBSWY3DPEHPK3PXP</w:t>
-      </w:r>
-      <w:r>
-        <w:br/>
-      </w:r>
-      <w:r>
-        <w:rPr>
-          <w:rStyle w:val="VerbatimChar"/>
-        </w:rPr>
-        <w:t xml:space="preserve">(Цей ключ вводиться в Google Authenticator)</w:t>
-      </w:r>
-      <w:r>
-        <w:br/>
-      </w:r>
-      <w:r>
-        <w:br/>
-      </w:r>
-      <w:r>
-        <w:rPr>
-          <w:rStyle w:val="VerbatimChar"/>
-        </w:rPr>
-        <w:t xml:space="preserve">Поточний TOTP-код: 284756</w:t>
-      </w:r>
-      <w:r>
-        <w:br/>
-      </w:r>
-      <w:r>
-        <w:rPr>
-          <w:rStyle w:val="VerbatimChar"/>
-        </w:rPr>
-        <w:t xml:space="preserve">Поточний час: 14:32:15</w:t>
-      </w:r>
-      <w:r>
-        <w:br/>
-      </w:r>
-      <w:r>
-        <w:br/>
-      </w:r>
-      <w:r>
-        <w:rPr>
-          <w:rStyle w:val="VerbatimChar"/>
-        </w:rPr>
-        <w:t xml:space="preserve">--- Перевірка коду ---</w:t>
-      </w:r>
-      <w:r>
-        <w:br/>
-      </w:r>
-      <w:r>
-        <w:rPr>
-          <w:rStyle w:val="VerbatimChar"/>
-        </w:rPr>
-        <w:t xml:space="preserve">Код 284756: ✓ Дійсний</w:t>
-      </w:r>
-      <w:r>
-        <w:br/>
-      </w:r>
-      <w:r>
-        <w:rPr>
-          <w:rStyle w:val="VerbatimChar"/>
-        </w:rPr>
-        <w:t xml:space="preserve">Код 000000: ✗ Недійсний</w:t>
-      </w:r>
-    </w:p>
-    <w:bookmarkEnd w:id="19"/>
-    <w:bookmarkEnd w:id="20"/>
-    <w:bookmarkStart w:id="21" w:name="порядок-виконання-роботи"/>
-    <w:p>
-      <w:pPr>
-        <w:pStyle w:val="Heading2"/>
-      </w:pPr>
-      <w:r>
-        <w:t xml:space="preserve">Порядок виконання роботи</w:t>
+        <w:t xml:space="preserve">=== Двофакторна автентифікація (TOTP) ===</w:t>
+      </w:r>
+      <w:r>
+        <w:br/>
+      </w:r>
+      <w:r>
+        <w:rPr>
+          <w:rStyle w:val="VerbatimChar"/>
+        </w:rPr>
+        <w:t xml:space="preserve">Поточний код:     724161</w:t>
+      </w:r>
+      <w:r>
+        <w:br/>
+      </w:r>
+      <w:r>
+        <w:rPr>
+          <w:rStyle w:val="VerbatimChar"/>
+        </w:rPr>
+        <w:t xml:space="preserve">Дійсний ще:       14 с</w:t>
+      </w:r>
+      <w:r>
+        <w:br/>
+      </w:r>
+      <w:r>
+        <w:br/>
+      </w:r>
+      <w:r>
+        <w:rPr>
+          <w:rStyle w:val="VerbatimChar"/>
+        </w:rPr>
+        <w:t xml:space="preserve">Перевірка коду:   прийнято</w:t>
+      </w:r>
+      <w:r>
+        <w:br/>
+      </w:r>
+      <w:r>
+        <w:rPr>
+          <w:rStyle w:val="VerbatimChar"/>
+        </w:rPr>
+        <w:t xml:space="preserve">Перевірка "000000": відхилено</w:t>
+      </w:r>
+      <w:r>
+        <w:br/>
+      </w:r>
+      <w:r>
+        <w:br/>
+      </w:r>
+      <w:r>
+        <w:rPr>
+          <w:rStyle w:val="VerbatimChar"/>
+        </w:rPr>
+        <w:t xml:space="preserve">Код для сусідніх інтервалів (демонстрація вікна допуску):</w:t>
+      </w:r>
+      <w:r>
+        <w:br/>
+      </w:r>
+      <w:r>
+        <w:rPr>
+          <w:rStyle w:val="VerbatimChar"/>
+        </w:rPr>
+        <w:t xml:space="preserve">  зсув -1 інтервал: 557715</w:t>
+      </w:r>
+      <w:r>
+        <w:br/>
+      </w:r>
+      <w:r>
+        <w:rPr>
+          <w:rStyle w:val="VerbatimChar"/>
+        </w:rPr>
+        <w:t xml:space="preserve">  зсув +0 інтервал: 724161</w:t>
+      </w:r>
+      <w:r>
+        <w:br/>
+      </w:r>
+      <w:r>
+        <w:rPr>
+          <w:rStyle w:val="VerbatimChar"/>
+        </w:rPr>
+        <w:t xml:space="preserve">  зсув +1 інтервал: 112200</w:t>
+      </w:r>
+    </w:p>
+    <w:p>
+      <w:pPr>
+        <w:pStyle w:val="FirstParagraph"/>
+      </w:pPr>
+      <w:r>
+        <w:t xml:space="preserve">Самі коди в кожного будуть свої: вони залежать від поточного часу, тому</w:t>
+      </w:r>
+      <w:r>
+        <w:t xml:space="preserve"> </w:t>
+      </w:r>
+      <w:r>
+        <w:t xml:space="preserve">однаковими в усіх студентів будуть лише секрет і структура виводу. Зате</w:t>
+      </w:r>
+      <w:r>
+        <w:t xml:space="preserve"> </w:t>
+      </w:r>
+      <w:r>
+        <w:t xml:space="preserve">перевірити реалізацію просто — той самий секрет</w:t>
+      </w:r>
+      <w:r>
+        <w:t xml:space="preserve"> </w:t>
+      </w:r>
+      <w:r>
+        <w:rPr>
+          <w:rStyle w:val="VerbatimChar"/>
+        </w:rPr>
+        <w:t xml:space="preserve">JBSWY3DPEHPK3PXP</w:t>
+      </w:r>
+      <w:r>
+        <w:t xml:space="preserve"> </w:t>
+      </w:r>
+      <w:r>
+        <w:t xml:space="preserve">можна</w:t>
+      </w:r>
+      <w:r>
+        <w:t xml:space="preserve"> </w:t>
+      </w:r>
+      <w:r>
+        <w:t xml:space="preserve">додати в Google Authenticator і звірити коди на екрані телефона.</w:t>
+      </w:r>
+      <w:r>
+        <w:t xml:space="preserve"> </w:t>
+      </w:r>
+      <w:r>
+        <w:t xml:space="preserve">## Порядок виконання роботи</w:t>
       </w:r>
     </w:p>
     <w:p>
@@ -5174,8 +5035,9 @@
         <w:t xml:space="preserve">Оформити звіт та зробити висновок.</w:t>
       </w:r>
     </w:p>
-    <w:bookmarkEnd w:id="21"/>
-    <w:bookmarkStart w:id="22" w:name="вимоги-до-звіту"/>
+    <w:bookmarkEnd w:id="19"/>
+    <w:bookmarkEnd w:id="20"/>
+    <w:bookmarkStart w:id="21" w:name="вимоги-до-звіту"/>
     <w:p>
       <w:pPr>
         <w:pStyle w:val="Heading2"/>
@@ -5309,8 +5171,8 @@
         <w:t xml:space="preserve">висновок про переваги багатофакторної аутентифікації.</w:t>
       </w:r>
     </w:p>
-    <w:bookmarkEnd w:id="22"/>
-    <w:bookmarkStart w:id="23" w:name="варіанти-індивідуальних-завдань"/>
+    <w:bookmarkEnd w:id="21"/>
+    <w:bookmarkStart w:id="22" w:name="варіанти-індивідуальних-завдань"/>
     <w:p>
       <w:pPr>
         <w:pStyle w:val="Heading2"/>
@@ -5850,14 +5712,31 @@
         </w:tc>
       </w:tr>
     </w:tbl>
-    <w:bookmarkEnd w:id="23"/>
-    <w:bookmarkStart w:id="24" w:name="контрольні-запитання"/>
+    <w:bookmarkEnd w:id="22"/>
+    <w:bookmarkStart w:id="26" w:name="контрольні-запитання"/>
     <w:p>
       <w:pPr>
         <w:pStyle w:val="Heading2"/>
       </w:pPr>
       <w:r>
         <w:t xml:space="preserve">Контрольні запитання</w:t>
+      </w:r>
+    </w:p>
+    <w:p>
+      <w:pPr>
+        <w:pStyle w:val="FirstParagraph"/>
+      </w:pPr>
+      <w:r>
+        <w:t xml:space="preserve">Запитання згруповано за рівнями навчальних досягнень. Для позитивної оцінки студент має відповісти на запитання середнього рівня, оцінка «добре» потребує відповідей достатнього рівня, оцінка «відмінно» — високого.</w:t>
+      </w:r>
+    </w:p>
+    <w:bookmarkStart w:id="23" w:name="середній-рівень-репродуктивний"/>
+    <w:p>
+      <w:pPr>
+        <w:pStyle w:val="Heading3"/>
+      </w:pPr>
+      <w:r>
+        <w:t xml:space="preserve">Середній рівень (репродуктивний)</w:t>
       </w:r>
     </w:p>
     <w:p>
@@ -5870,7 +5749,7 @@
         <w:jc w:val="both"/>
       </w:pPr>
       <w:r>
-        <w:t xml:space="preserve">Чому не можна зберігати паролі у відкритому вигляді?</w:t>
+        <w:t xml:space="preserve">Чим ідентифікація відрізняється від аутентифікації?</w:t>
       </w:r>
     </w:p>
     <w:p>
@@ -5883,7 +5762,7 @@
         <w:jc w:val="both"/>
       </w:pPr>
       <w:r>
-        <w:t xml:space="preserve">Що таке сіль (salt) і навіщо вона потрібна?</w:t>
+        <w:t xml:space="preserve">Чим аутентифікація відрізняється від авторизації?</w:t>
       </w:r>
     </w:p>
     <w:p>
@@ -5896,7 +5775,7 @@
         <w:jc w:val="both"/>
       </w:pPr>
       <w:r>
-        <w:t xml:space="preserve">Чим PBKDF2 кращий за простий SHA-256 для паролів?</w:t>
+        <w:t xml:space="preserve">Чому не можна зберігати паролі у відкритому вигляді?</w:t>
       </w:r>
     </w:p>
     <w:p>
@@ -5909,7 +5788,7 @@
         <w:jc w:val="both"/>
       </w:pPr>
       <w:r>
-        <w:t xml:space="preserve">Що таке timing attack і як від неї захиститися?</w:t>
+        <w:t xml:space="preserve">Що таке сіль (salt)?</w:t>
       </w:r>
     </w:p>
     <w:p>
@@ -5922,7 +5801,7 @@
         <w:jc w:val="both"/>
       </w:pPr>
       <w:r>
-        <w:t xml:space="preserve">Як працює challenge-response протокол?</w:t>
+        <w:t xml:space="preserve">Які фактори аутентифікації існують? Наведіть приклад кожного.</w:t>
       </w:r>
     </w:p>
     <w:p>
@@ -5935,7 +5814,7 @@
         <w:jc w:val="both"/>
       </w:pPr>
       <w:r>
-        <w:t xml:space="preserve">Чому challenge повинен бути унікальним кожного разу?</w:t>
+        <w:t xml:space="preserve">Що таке MFA?</w:t>
       </w:r>
     </w:p>
     <w:p>
@@ -5948,7 +5827,7 @@
         <w:jc w:val="both"/>
       </w:pPr>
       <w:r>
-        <w:t xml:space="preserve">Що таке MFA і які фактори аутентифікації існують?</w:t>
+        <w:t xml:space="preserve">Як працює challenge-response протокол?</w:t>
       </w:r>
     </w:p>
     <w:p>
@@ -5961,7 +5840,17 @@
         <w:jc w:val="both"/>
       </w:pPr>
       <w:r>
-        <w:t xml:space="preserve">Як працює TOTP? Чому код змінюється кожні 30 секунд?</w:t>
+        <w:t xml:space="preserve">Як працює TOTP і чому код змінюється кожні 30 секунд?</w:t>
+      </w:r>
+    </w:p>
+    <w:bookmarkEnd w:id="23"/>
+    <w:bookmarkStart w:id="24" w:name="Xf8a59b0220f3a7cb520922cfcf2989f7f66f7c3"/>
+    <w:p>
+      <w:pPr>
+        <w:pStyle w:val="Heading3"/>
+      </w:pPr>
+      <w:r>
+        <w:t xml:space="preserve">Достатній рівень (конструктивно-варіативний)</w:t>
       </w:r>
     </w:p>
     <w:p>
@@ -5969,12 +5858,12 @@
         <w:pStyle w:val="Compact"/>
         <w:numPr>
           <w:ilvl w:val="0"/>
-          <w:numId w:val="1007"/>
+          <w:numId w:val="1008"/>
         </w:numPr>
         <w:jc w:val="both"/>
       </w:pPr>
       <w:r>
-        <w:t xml:space="preserve">Що робити, якщо користувач втратив доступ до 2FA?</w:t>
+        <w:t xml:space="preserve">Чим PBKDF2 кращий за простий SHA-256 для зберігання паролів?</w:t>
       </w:r>
     </w:p>
     <w:p>
@@ -5982,15 +5871,156 @@
         <w:pStyle w:val="Compact"/>
         <w:numPr>
           <w:ilvl w:val="0"/>
-          <w:numId w:val="1007"/>
+          <w:numId w:val="1008"/>
         </w:numPr>
         <w:jc w:val="both"/>
       </w:pPr>
       <w:r>
-        <w:t xml:space="preserve">Чим аутентифікація відрізняється від авторизації?</w:t>
+        <w:t xml:space="preserve">Що саме унеможливлює сіль і чому вона має бути унікальною для кожного користувача?</w:t>
+      </w:r>
+    </w:p>
+    <w:p>
+      <w:pPr>
+        <w:pStyle w:val="Compact"/>
+        <w:numPr>
+          <w:ilvl w:val="0"/>
+          <w:numId w:val="1008"/>
+        </w:numPr>
+        <w:jc w:val="both"/>
+      </w:pPr>
+      <w:r>
+        <w:t xml:space="preserve">Що таке timing attack і як від неї захиститися під час порівняння хешів?</w:t>
+      </w:r>
+    </w:p>
+    <w:p>
+      <w:pPr>
+        <w:pStyle w:val="Compact"/>
+        <w:numPr>
+          <w:ilvl w:val="0"/>
+          <w:numId w:val="1008"/>
+        </w:numPr>
+        <w:jc w:val="both"/>
+      </w:pPr>
+      <w:r>
+        <w:t xml:space="preserve">Чому challenge має бути унікальним щоразу? Яка атака стає можливою без цього?</w:t>
+      </w:r>
+    </w:p>
+    <w:p>
+      <w:pPr>
+        <w:pStyle w:val="Compact"/>
+        <w:numPr>
+          <w:ilvl w:val="0"/>
+          <w:numId w:val="1008"/>
+        </w:numPr>
+        <w:jc w:val="both"/>
+      </w:pPr>
+      <w:r>
+        <w:t xml:space="preserve">Чому пароль не передають мережею навіть у хешованому вигляді?</w:t>
+      </w:r>
+    </w:p>
+    <w:p>
+      <w:pPr>
+        <w:pStyle w:val="Compact"/>
+        <w:numPr>
+          <w:ilvl w:val="0"/>
+          <w:numId w:val="1008"/>
+        </w:numPr>
+        <w:jc w:val="both"/>
+      </w:pPr>
+      <w:r>
+        <w:t xml:space="preserve">Що робити, якщо користувач втратив доступ до другого фактора? Які ризики має процедура відновлення?</w:t>
+      </w:r>
+    </w:p>
+    <w:p>
+      <w:pPr>
+        <w:pStyle w:val="Compact"/>
+        <w:numPr>
+          <w:ilvl w:val="0"/>
+          <w:numId w:val="1008"/>
+        </w:numPr>
+        <w:jc w:val="both"/>
+      </w:pPr>
+      <w:r>
+        <w:t xml:space="preserve">Чим апаратний ключ безпечніший за код із SMS?</w:t>
+      </w:r>
+    </w:p>
+    <w:p>
+      <w:pPr>
+        <w:pStyle w:val="Compact"/>
+        <w:numPr>
+          <w:ilvl w:val="0"/>
+          <w:numId w:val="1008"/>
+        </w:numPr>
+        <w:jc w:val="both"/>
+      </w:pPr>
+      <w:r>
+        <w:t xml:space="preserve">Як перевірити стійкість власної схеми зберігання паролів?</w:t>
       </w:r>
     </w:p>
     <w:bookmarkEnd w:id="24"/>
+    <w:bookmarkStart w:id="25" w:name="високий-рівень-творчий"/>
+    <w:p>
+      <w:pPr>
+        <w:pStyle w:val="Heading3"/>
+      </w:pPr>
+      <w:r>
+        <w:t xml:space="preserve">Високий рівень (творчий)</w:t>
+      </w:r>
+    </w:p>
+    <w:p>
+      <w:pPr>
+        <w:pStyle w:val="Compact"/>
+        <w:numPr>
+          <w:ilvl w:val="0"/>
+          <w:numId w:val="1009"/>
+        </w:numPr>
+        <w:jc w:val="both"/>
+      </w:pPr>
+      <w:r>
+        <w:t xml:space="preserve">Спроєктуйте схему аутентифікації для навчального порталу: які фактори, як зберігаються паролі, як відбувається відновлення доступу. Обґрунтуйте кожне рішення.</w:t>
+      </w:r>
+    </w:p>
+    <w:p>
+      <w:pPr>
+        <w:pStyle w:val="Compact"/>
+        <w:numPr>
+          <w:ilvl w:val="0"/>
+          <w:numId w:val="1009"/>
+        </w:numPr>
+        <w:jc w:val="both"/>
+      </w:pPr>
+      <w:r>
+        <w:t xml:space="preserve">Базу хешів паролів викрадено. Опишіть порядок дій адміністратора та поясніть, від чого саме захистили сіль і повільна функція.</w:t>
+      </w:r>
+    </w:p>
+    <w:p>
+      <w:pPr>
+        <w:pStyle w:val="Compact"/>
+        <w:numPr>
+          <w:ilvl w:val="0"/>
+          <w:numId w:val="1009"/>
+        </w:numPr>
+        <w:jc w:val="both"/>
+      </w:pPr>
+      <w:r>
+        <w:t xml:space="preserve">Оцініть, чому збільшення вимог до складності пароля має межу корисності, і запропонуйте, чим його доцільніше замінити.</w:t>
+      </w:r>
+    </w:p>
+    <w:p>
+      <w:pPr>
+        <w:pStyle w:val="Compact"/>
+        <w:numPr>
+          <w:ilvl w:val="0"/>
+          <w:numId w:val="1009"/>
+        </w:numPr>
+        <w:jc w:val="both"/>
+      </w:pPr>
+      <w:r>
+        <w:t xml:space="preserve">Сформулюйте, чому багатофакторність підвищує безпеку не вдвічі, а на порядок, і за яких умов цей виграш зникає.</w:t>
+      </w:r>
+    </w:p>
+    <w:bookmarkEnd w:id="25"/>
+    <w:bookmarkEnd w:id="26"/>
     <w:sectPr>
       <w:pgSz w:h="16838" w:orient="portrait" w:w="11906"/>
       <w:pgMar w:bottom="1134" w:footer="708" w:gutter="0" w:header="708" w:left="1418" w:right="851" w:top="1134"/>
@@ -6775,6 +6805,66 @@
     <w:abstractNumId w:val="991"/>
   </w:num>
   <w:num w:numId="1007">
+    <w:abstractNumId w:val="99411"/>
+    <w:lvlOverride w:ilvl="0">
+      <w:startOverride w:val="1"/>
+    </w:lvlOverride>
+    <w:lvlOverride w:ilvl="1">
+      <w:startOverride w:val="1"/>
+    </w:lvlOverride>
+    <w:lvlOverride w:ilvl="2">
+      <w:startOverride w:val="1"/>
+    </w:lvlOverride>
+    <w:lvlOverride w:ilvl="3">
+      <w:startOverride w:val="1"/>
+    </w:lvlOverride>
+    <w:lvlOverride w:ilvl="4">
+      <w:startOverride w:val="1"/>
+    </w:lvlOverride>
+    <w:lvlOverride w:ilvl="5">
+      <w:startOverride w:val="1"/>
+    </w:lvlOverride>
+    <w:lvlOverride w:ilvl="6">
+      <w:startOverride w:val="1"/>
+    </w:lvlOverride>
+    <w:lvlOverride w:ilvl="7">
+      <w:startOverride w:val="1"/>
+    </w:lvlOverride>
+    <w:lvlOverride w:ilvl="8">
+      <w:startOverride w:val="1"/>
+    </w:lvlOverride>
+  </w:num>
+  <w:num w:numId="1008">
+    <w:abstractNumId w:val="99411"/>
+    <w:lvlOverride w:ilvl="0">
+      <w:startOverride w:val="1"/>
+    </w:lvlOverride>
+    <w:lvlOverride w:ilvl="1">
+      <w:startOverride w:val="1"/>
+    </w:lvlOverride>
+    <w:lvlOverride w:ilvl="2">
+      <w:startOverride w:val="1"/>
+    </w:lvlOverride>
+    <w:lvlOverride w:ilvl="3">
+      <w:startOverride w:val="1"/>
+    </w:lvlOverride>
+    <w:lvlOverride w:ilvl="4">
+      <w:startOverride w:val="1"/>
+    </w:lvlOverride>
+    <w:lvlOverride w:ilvl="5">
+      <w:startOverride w:val="1"/>
+    </w:lvlOverride>
+    <w:lvlOverride w:ilvl="6">
+      <w:startOverride w:val="1"/>
+    </w:lvlOverride>
+    <w:lvlOverride w:ilvl="7">
+      <w:startOverride w:val="1"/>
+    </w:lvlOverride>
+    <w:lvlOverride w:ilvl="8">
+      <w:startOverride w:val="1"/>
+    </w:lvlOverride>
+  </w:num>
+  <w:num w:numId="1009">
     <w:abstractNumId w:val="99411"/>
     <w:lvlOverride w:ilvl="0">
       <w:startOverride w:val="1"/>
